--- a/eng/docx/19.content.docx
+++ b/eng/docx/19.content.docx
@@ -39,37 +39,80 @@
           <w:b/>
           <w:lang w:val="en_US" w:bidi="en_US"/>
         </w:rPr>
-        <w:t>Familiarization, Internalization, Articulation (FIA) Translation Guide</w:t>
-      </w:r>
-      <w:r>
-        <w:rPr>
-          <w:lang w:val="en_US" w:bidi="en_US"/>
-        </w:rPr>
-        <w:t xml:space="preserve"> © 2023 SRV Partners Released under CC BY-SA 4.0 license. </w:t>
-      </w:r>
-      <w:r>
-        <w:rPr>
-          <w:lang w:val="en_US" w:bidi="en_US"/>
-        </w:rPr>
-        <w:t>Familiarization, Internalization, Articulation (FIA) Translation Guide</w:t>
-      </w:r>
-      <w:r>
-        <w:rPr>
-          <w:lang w:val="en_US" w:bidi="en_US"/>
-        </w:rPr>
-        <w:t xml:space="preserve"> has been adapted in the following languages Tok Pisin, عربي, Français, हिंदी, Bahasa Indonesia, Português, Русский, Español, Kiswahili, 简体中文 from </w:t>
-      </w:r>
-      <w:r>
-        <w:rPr>
-          <w:lang w:val="en_US" w:bidi="en_US"/>
-        </w:rPr>
-        <w:t>Familiarization, Internalization, Articulation (FIA)</w:t>
-      </w:r>
-      <w:r>
-        <w:rPr>
-          <w:lang w:val="en_US" w:bidi="en_US"/>
-        </w:rPr>
-        <w:t xml:space="preserve"> © 2023 SRV Partners Released under CC BY-SA 4.0 license by Mission Mutual</w:t>
+        <w:t>Familiarization, Internalization, Articulation (Fia)</w:t>
+      </w:r>
+      <w:r>
+        <w:rPr>
+          <w:lang w:val="en_US" w:bidi="en_US"/>
+        </w:rPr>
+        <w:t xml:space="preserve"> is based on: </w:t>
+      </w:r>
+      <w:r>
+        <w:rPr>
+          <w:lang w:val="en_US" w:bidi="en_US"/>
+        </w:rPr>
+        <w:t>Familiarization, Internalization, Articulation (Fia)</w:t>
+      </w:r>
+      <w:r>
+        <w:rPr>
+          <w:lang w:val="en_US" w:bidi="en_US"/>
+        </w:rPr>
+        <w:t xml:space="preserve">, </w:t>
+      </w:r>
+      <w:hyperlink r:id="rId13">
+        <w:r>
+          <w:rPr>
+            <w:lang w:val="en_US" w:bidi="en_US"/>
+          </w:rPr>
+          <w:rPr>
+            <w:color w:val="0000EE"/>
+            <w:u w:val="single"/>
+          </w:rPr>
+          <w:t>SRV Partners</w:t>
+        </w:r>
+      </w:hyperlink>
+      <w:r>
+        <w:rPr>
+          <w:lang w:val="en_US" w:bidi="en_US"/>
+        </w:rPr>
+        <w:t xml:space="preserve">, 2023, which is licensed under a </w:t>
+      </w:r>
+      <w:hyperlink r:id="rId14">
+        <w:r>
+          <w:rPr>
+            <w:lang w:val="en_US" w:bidi="en_US"/>
+          </w:rPr>
+          <w:rPr>
+            <w:color w:val="0000EE"/>
+            <w:u w:val="single"/>
+          </w:rPr>
+          <w:t>CC BY-SA 4.0 license</w:t>
+        </w:r>
+      </w:hyperlink>
+      <w:r>
+        <w:rPr>
+          <w:lang w:val="en_US" w:bidi="en_US"/>
+        </w:rPr>
+        <w:t>.</w:t>
+      </w:r>
+      <w:r>
+        <w:rPr>
+          <w:lang w:val="en_US" w:bidi="en_US"/>
+        </w:rPr>
+      </w:r>
+    </w:p>
+    <w:p>
+      <w:pPr/>
+      <w:r>
+        <w:rPr>
+          <w:lang w:val="en_US" w:bidi="en_US"/>
+        </w:rPr>
+      </w:r>
+      <w:r>
+        <w:rPr>
+          <w:lang w:val="en_US" w:bidi="en_US"/>
+        </w:rPr>
+        <w:t>This PDF version is provided under the same license.</w:t>
       </w:r>
       <w:r>
         <w:rPr>
@@ -215,17 +258,6 @@
       </w:r>
     </w:p>
     <w:p>
-      <w:pPr>
-        <w:pStyle w:val="Heading3"/>
-      </w:pPr>
-      <w:r>
-        <w:rPr>
-          <w:lang w:val="en_US" w:bidi="en_US"/>
-        </w:rPr>
-        <w:t>Hear and Heart</w:t>
-      </w:r>
-    </w:p>
-    <w:p>
       <w:pPr/>
       <w:r>
         <w:rPr>
@@ -415,6 +447,291 @@
       </w:r>
     </w:p>
     <w:p>
+      <w:pPr/>
+      <w:r>
+        <w:rPr>
+          <w:lang w:val="en_US" w:bidi="en_US"/>
+        </w:rPr>
+      </w:r>
+      <w:r>
+        <w:rPr>
+          <w:lang w:val="en_US" w:bidi="en_US"/>
+        </w:rPr>
+        <w:t>Listen to an audio version of Psalm 1:1–6 in the easiest-to-understand translation.</w:t>
+      </w:r>
+    </w:p>
+    <w:p>
+      <w:pPr/>
+      <w:r>
+        <w:rPr>
+          <w:lang w:val="en_US" w:bidi="en_US"/>
+        </w:rPr>
+      </w:r>
+      <w:r>
+        <w:rPr>
+          <w:lang w:val="en_US" w:bidi="en_US"/>
+        </w:rPr>
+        <w:t>Pause this audio here.</w:t>
+      </w:r>
+    </w:p>
+    <w:p>
+      <w:pPr/>
+      <w:r>
+        <w:rPr>
+          <w:lang w:val="en_US" w:bidi="en_US"/>
+        </w:rPr>
+      </w:r>
+      <w:r>
+        <w:rPr>
+          <w:lang w:val="en_US" w:bidi="en_US"/>
+        </w:rPr>
+        <w:t>NOTE: The Psalms are Hebrew poetry. We recommend that your team complete the "Introduction to Poetry Module 1" before continuing with "Step 2: Setting the Stage." Stop here, if needed, and review the translation decisions your team has made regarding the translation of poetry. Pause this audio here.</w:t>
+      </w:r>
+    </w:p>
+    <w:p>
+      <w:pPr/>
+      <w:r>
+        <w:rPr>
+          <w:lang w:val="en_US" w:bidi="en_US"/>
+        </w:rPr>
+      </w:r>
+      <w:r>
+        <w:rPr>
+          <w:lang w:val="en_US" w:bidi="en_US"/>
+        </w:rPr>
+        <w:t>Scholars believe that Psalm 1 and Psalm 2 are an introduction to the Book of Psalms. Psalm 1 is a teaching or wisdom poem-song, or a poem that people sing. The poet gives spiritual teaching or practical advice through this psalm. There are themes in this psalm that poets will repeat in other psalms.</w:t>
+      </w:r>
+    </w:p>
+    <w:p>
+      <w:pPr/>
+      <w:r>
+        <w:rPr>
+          <w:lang w:val="en_US" w:bidi="en_US"/>
+        </w:rPr>
+      </w:r>
+      <w:r>
+        <w:rPr>
+          <w:lang w:val="en_US" w:bidi="en_US"/>
+        </w:rPr>
+        <w:t>The poet wants people to know that people have a choice to make. They can follow Yahweh and his instructions, or they can ignore Yahweh and follow wicked people. The poet does this by contrasting the righteous person who follows Yahweh with people who are evil or wicked. Poets who create wisdom poems often use this topic. They show the differences between wisdom and foolishness and between doing things God's way and doing evil things.</w:t>
+      </w:r>
+    </w:p>
+    <w:p>
+      <w:pPr/>
+      <w:r>
+        <w:rPr>
+          <w:lang w:val="en_US" w:bidi="en_US"/>
+        </w:rPr>
+      </w:r>
+      <w:r>
+        <w:rPr>
+          <w:lang w:val="en_US" w:bidi="en_US"/>
+        </w:rPr>
+        <w:t>The poet begins by saying "Blessed or happy is the man" or "Blessed is the one." Poets of wisdom-poems often use this phrase. In this context, the poet is saying that the person is fortunate and people should admire him. The poet says the reason for this person's happiness is that he does not behave like evil people, but he finds joy when he follows the law or instructions of Yahweh. Later in the poem, the poet says that this happy person is righteous or in a good relationship with Yahweh.</w:t>
+      </w:r>
+    </w:p>
+    <w:p>
+      <w:pPr/>
+      <w:r>
+        <w:rPr>
+          <w:lang w:val="en_US" w:bidi="en_US"/>
+        </w:rPr>
+      </w:r>
+      <w:r>
+        <w:rPr>
+          <w:lang w:val="en_US" w:bidi="en_US"/>
+        </w:rPr>
+        <w:t>Stop here and discuss: What do people in your culture think makes a person happy? What characteristics do people in your culture admire? Pause this audio here.</w:t>
+      </w:r>
+    </w:p>
+    <w:p>
+      <w:pPr/>
+      <w:r>
+        <w:rPr>
+          <w:lang w:val="en_US" w:bidi="en_US"/>
+        </w:rPr>
+      </w:r>
+      <w:r>
+        <w:rPr>
+          <w:lang w:val="en_US" w:bidi="en_US"/>
+        </w:rPr>
+        <w:t>The poet uses three ways to describe why this righteous person is not like wicked people. Many people believe that the poet is describing a wicked person who moves deeper and deeper into sinful behavior. Other people believe that the poet is just saying the same thing but in slightly different ways. The poet uses words connected with going on a journey: walk, stand or stop, and sit or settle. First, he says the righteous person does not walk along with or follow the advice of wicked people. In this context, a wicked person is someone who is not in a relationship with God. Next, the poet says that the righteous person does not stand or stop along the journey to take the same path as sinners, who are people who disobey Yahweh. This righteous person does not imitate their example. Lastly, the righteous person does not sit or join in with those who speak badly about Yahweh's way and mock those who follow Yahweh.</w:t>
+      </w:r>
+    </w:p>
+    <w:p>
+      <w:pPr/>
+      <w:r>
+        <w:rPr>
+          <w:lang w:val="en_US" w:bidi="en_US"/>
+        </w:rPr>
+      </w:r>
+      <w:r>
+        <w:rPr>
+          <w:lang w:val="en_US" w:bidi="en_US"/>
+        </w:rPr>
+        <w:t>Stop here and discuss: How do people in your culture describe a good person? What kinds of things does a good person do? How do they describe an evil person? What kinds of things does an evil person do? Pause this audio here.</w:t>
+      </w:r>
+    </w:p>
+    <w:p>
+      <w:pPr/>
+      <w:r>
+        <w:rPr>
+          <w:lang w:val="en_US" w:bidi="en_US"/>
+        </w:rPr>
+      </w:r>
+      <w:r>
+        <w:rPr>
+          <w:lang w:val="en_US" w:bidi="en_US"/>
+        </w:rPr>
+        <w:t>The poet then describes what the righteous person does that makes other people admire or praise him. The righteous person is joyful when he studies and obeys Yahweh's law. In this context, the poet uses the word "law" in a general way. He is referring to all of Yahweh's instructions or teaching, not just Yahweh's commands or the law of Moses. The righteous person meditates on these teachings day and night, or continually. You will remember that Yahweh commanded Joshua to meditate on the law day and night. Also, Moses told the Israelites that their kings must read the law of Yahweh all the days of their lives.</w:t>
+      </w:r>
+    </w:p>
+    <w:p>
+      <w:pPr/>
+      <w:r>
+        <w:rPr>
+          <w:lang w:val="en_US" w:bidi="en_US"/>
+        </w:rPr>
+      </w:r>
+      <w:r>
+        <w:rPr>
+          <w:lang w:val="en_US" w:bidi="en_US"/>
+        </w:rPr>
+        <w:t>When a person meditates, they speak or read softly in a low voice, as if they are speaking to themselves. It was common practice in this culture for a person to read out loud, quietly to himself. This person was reading or repeating from memory and hearing the teaching of Yahweh at the same time. This is not necessarily a special time set aside to study the Word of God, but the person is reflecting on the Word of God as he goes about his daily activities.</w:t>
+      </w:r>
+    </w:p>
+    <w:p>
+      <w:pPr/>
+      <w:r>
+        <w:rPr>
+          <w:lang w:val="en_US" w:bidi="en_US"/>
+        </w:rPr>
+      </w:r>
+      <w:r>
+        <w:rPr>
+          <w:lang w:val="en_US" w:bidi="en_US"/>
+        </w:rPr>
+        <w:t>Stop here and discuss: How do people in your culture reflect on or think deeply about important ideas? Where do they go, and what do they do? What do people in your culture think when they see or hear someone talking quietly to themselves? Pause this audio here.</w:t>
+      </w:r>
+    </w:p>
+    <w:p>
+      <w:pPr/>
+      <w:r>
+        <w:rPr>
+          <w:lang w:val="en_US" w:bidi="en_US"/>
+        </w:rPr>
+      </w:r>
+      <w:r>
+        <w:rPr>
+          <w:lang w:val="en_US" w:bidi="en_US"/>
+        </w:rPr>
+        <w:t>The poet uses special language and compares the righteous person to a tree that someone has planted by streams of water. This is not a tree that is growing naturally beside a river. A gardener has purposefully planted or transplanted this tree next to a good source of water. It is possible that the poet is thinking about trees planted next to irrigation canals. A gardener digs canals or ditches for the purpose of providing a constant water source for his plants and trees. The trees in this garden never have to worry about water. The trees produce fruit at the right time. The leaves of the tree never wither or become unhealthy. The righteous person, like the tree, is successful in all areas of his life.</w:t>
+      </w:r>
+    </w:p>
+    <w:p>
+      <w:pPr/>
+      <w:r>
+        <w:rPr>
+          <w:lang w:val="en_US" w:bidi="en_US"/>
+        </w:rPr>
+      </w:r>
+      <w:r>
+        <w:rPr>
+          <w:lang w:val="en_US" w:bidi="en_US"/>
+        </w:rPr>
+        <w:t>Stop here and look at a picture of a tree planted by an irrigation canal. Pause this audio here.</w:t>
+      </w:r>
+    </w:p>
+    <w:p>
+      <w:pPr/>
+      <w:r>
+        <w:rPr>
+          <w:lang w:val="en_US" w:bidi="en_US"/>
+        </w:rPr>
+      </w:r>
+      <w:r>
+        <w:rPr>
+          <w:lang w:val="en_US" w:bidi="en_US"/>
+        </w:rPr>
+        <w:t>Stop here and discuss: How do gardeners in your culture provide water for their crops? Pause this audio here.</w:t>
+      </w:r>
+    </w:p>
+    <w:p>
+      <w:pPr/>
+      <w:r>
+        <w:rPr>
+          <w:lang w:val="en_US" w:bidi="en_US"/>
+        </w:rPr>
+      </w:r>
+      <w:r>
+        <w:rPr>
+          <w:lang w:val="en_US" w:bidi="en_US"/>
+        </w:rPr>
+        <w:t>Stop here and do this activity: The poet compares the righteous person to a good tree because people in his culture would like to have this kind of tree. What are some valuable or desired things in your culture that you could compare with a righteous person? Pause this audio here.</w:t>
+      </w:r>
+    </w:p>
+    <w:p>
+      <w:pPr/>
+      <w:r>
+        <w:rPr>
+          <w:lang w:val="en_US" w:bidi="en_US"/>
+        </w:rPr>
+      </w:r>
+      <w:r>
+        <w:rPr>
+          <w:lang w:val="en_US" w:bidi="en_US"/>
+        </w:rPr>
+        <w:t>The poet says that wicked people are not like the tree next to the water. He compares wicked people to chaff, the outer husk or straw from grain that the wind easily blows away. When a farmer harvests his grain, he must separate the kernel of grain from the husk and straw that are useless. When a farmer has harvested the grain from his fields, he has to beat the grains so that the outer skin of the grains comes off. Next, the farmer uses a tool called a winnowing fork. This was a long stick like a fork, and the farmer would shake up the grain and throw it in the air. The wind would then blow the chaff away, but the seeds would fall back on the ground. The poet is showing that wicked people are useless, and how God will easily get rid of them.</w:t>
+      </w:r>
+    </w:p>
+    <w:p>
+      <w:pPr/>
+      <w:r>
+        <w:rPr>
+          <w:lang w:val="en_US" w:bidi="en_US"/>
+        </w:rPr>
+      </w:r>
+      <w:r>
+        <w:rPr>
+          <w:lang w:val="en_US" w:bidi="en_US"/>
+        </w:rPr>
+        <w:t>Stop here and look at a picture of grain, chaff, &amp; winnowing fork as a group. Pause this audio here.</w:t>
+      </w:r>
+    </w:p>
+    <w:p>
+      <w:pPr/>
+      <w:r>
+        <w:rPr>
+          <w:lang w:val="en_US" w:bidi="en_US"/>
+        </w:rPr>
+      </w:r>
+      <w:r>
+        <w:rPr>
+          <w:lang w:val="en_US" w:bidi="en_US"/>
+        </w:rPr>
+        <w:t>Stop here and discuss: What do gardeners or farmers in your culture do when they harvest their grain crops? How do they get rid of the useless parts of the plants? If your community does not grow grain, discuss how you harvest one of your main crops. Pause this audio here.</w:t>
+      </w:r>
+    </w:p>
+    <w:p>
+      <w:pPr/>
+      <w:r>
+        <w:rPr>
+          <w:lang w:val="en_US" w:bidi="en_US"/>
+        </w:rPr>
+      </w:r>
+      <w:r>
+        <w:rPr>
+          <w:lang w:val="en_US" w:bidi="en_US"/>
+        </w:rPr>
+        <w:t>The poet finishes his poem by explaining the final outcome of the wicked and the righteous. The wicked and sinful people will not stand or survive Yahweh's judgment. You will remember that Yahweh is a God of justice. He will judge people based on whether they have followed Yahweh's instructions or not. Most people believe that the judgment refers to Yahweh's final judgment at the end of time. Yahweh will condemn the wicked people. He will not allow the wicked to join with Yahweh's righteous people. Yahweh will guard or watch over the path of his righteous people, but wicked people follow a path that leads them to their destruction.</w:t>
+      </w:r>
+      <w:r>
+        <w:rPr>
+          <w:lang w:val="en_US" w:bidi="en_US"/>
+        </w:rPr>
+      </w:r>
+    </w:p>
+    <w:p>
       <w:pPr>
         <w:pStyle w:val="Heading3"/>
       </w:pPr>
@@ -422,319 +739,12 @@
         <w:rPr>
           <w:lang w:val="en_US" w:bidi="en_US"/>
         </w:rPr>
-        <w:t>Setting the Stage</w:t>
-      </w:r>
-    </w:p>
-    <w:p>
-      <w:pPr/>
-      <w:r>
-        <w:rPr>
-          <w:lang w:val="en_US" w:bidi="en_US"/>
-        </w:rPr>
-      </w:r>
-      <w:r>
-        <w:rPr>
-          <w:lang w:val="en_US" w:bidi="en_US"/>
-        </w:rPr>
-        <w:t>Listen to an audio version of Psalm 1:1–6 in the easiest-to-understand translation.</w:t>
-      </w:r>
-    </w:p>
-    <w:p>
-      <w:pPr/>
-      <w:r>
-        <w:rPr>
-          <w:lang w:val="en_US" w:bidi="en_US"/>
-        </w:rPr>
-      </w:r>
-      <w:r>
-        <w:rPr>
-          <w:lang w:val="en_US" w:bidi="en_US"/>
-        </w:rPr>
-        <w:t>Pause this audio here.</w:t>
-      </w:r>
-    </w:p>
-    <w:p>
-      <w:pPr/>
-      <w:r>
-        <w:rPr>
-          <w:lang w:val="en_US" w:bidi="en_US"/>
-        </w:rPr>
-      </w:r>
-      <w:r>
-        <w:rPr>
-          <w:lang w:val="en_US" w:bidi="en_US"/>
-        </w:rPr>
-        <w:t>NOTE: The Psalms are Hebrew poetry. We recommend that your team complete the "Introduction to Poetry Module 1" before continuing with "Step 2: Setting the Stage." Stop here, if needed, and review the translation decisions your team has made regarding the translation of poetry. Pause this audio here.</w:t>
-      </w:r>
-    </w:p>
-    <w:p>
-      <w:pPr/>
-      <w:r>
-        <w:rPr>
-          <w:lang w:val="en_US" w:bidi="en_US"/>
-        </w:rPr>
-      </w:r>
-      <w:r>
-        <w:rPr>
-          <w:lang w:val="en_US" w:bidi="en_US"/>
-        </w:rPr>
-        <w:t>Scholars believe that Psalm 1 and Psalm 2 are an introduction to the Book of Psalms. Psalm 1 is a teaching or wisdom poem-song, or a poem that people sing. The poet gives spiritual teaching or practical advice through this psalm. There are themes in this psalm that poets will repeat in other psalms.</w:t>
-      </w:r>
-    </w:p>
-    <w:p>
-      <w:pPr/>
-      <w:r>
-        <w:rPr>
-          <w:lang w:val="en_US" w:bidi="en_US"/>
-        </w:rPr>
-      </w:r>
-      <w:r>
-        <w:rPr>
-          <w:lang w:val="en_US" w:bidi="en_US"/>
-        </w:rPr>
-        <w:t>The poet wants people to know that people have a choice to make. They can follow Yahweh and his instructions, or they can ignore Yahweh and follow wicked people. The poet does this by contrasting the righteous person who follows Yahweh with people who are evil or wicked. Poets who create wisdom poems often use this topic. They show the differences between wisdom and foolishness and between doing things God's way and doing evil things.</w:t>
-      </w:r>
-    </w:p>
-    <w:p>
-      <w:pPr/>
-      <w:r>
-        <w:rPr>
-          <w:lang w:val="en_US" w:bidi="en_US"/>
-        </w:rPr>
-      </w:r>
-      <w:r>
-        <w:rPr>
-          <w:lang w:val="en_US" w:bidi="en_US"/>
-        </w:rPr>
-        <w:t>The poet begins by saying "Blessed or happy is the man" or "Blessed is the one." Poets of wisdom-poems often use this phrase. In this context, the poet is saying that the person is fortunate and people should admire him. The poet says the reason for this person's happiness is that he does not behave like evil people, but he finds joy when he follows the law or instructions of Yahweh. Later in the poem, the poet says that this happy person is righteous or in a good relationship with Yahweh.</w:t>
-      </w:r>
-    </w:p>
-    <w:p>
-      <w:pPr/>
-      <w:r>
-        <w:rPr>
-          <w:lang w:val="en_US" w:bidi="en_US"/>
-        </w:rPr>
-      </w:r>
-      <w:r>
-        <w:rPr>
-          <w:lang w:val="en_US" w:bidi="en_US"/>
-        </w:rPr>
-        <w:t>Stop here and discuss: What do people in your culture think makes a person happy? What characteristics do people in your culture admire? Pause this audio here.</w:t>
-      </w:r>
-    </w:p>
-    <w:p>
-      <w:pPr/>
-      <w:r>
-        <w:rPr>
-          <w:lang w:val="en_US" w:bidi="en_US"/>
-        </w:rPr>
-      </w:r>
-      <w:r>
-        <w:rPr>
-          <w:lang w:val="en_US" w:bidi="en_US"/>
-        </w:rPr>
-        <w:t>The poet uses three ways to describe why this righteous person is not like wicked people. Many people believe that the poet is describing a wicked person who moves deeper and deeper into sinful behavior. Other people believe that the poet is just saying the same thing but in slightly different ways. The poet uses words connected with going on a journey: walk, stand or stop, and sit or settle. First, he says the righteous person does not walk along with or follow the advice of wicked people. In this context, a wicked person is someone who is not in a relationship with God. Next, the poet says that the righteous person does not stand or stop along the journey to take the same path as sinners, who are people who disobey Yahweh. This righteous person does not imitate their example. Lastly, the righteous person does not sit or join in with those who speak badly about Yahweh's way and mock those who follow Yahweh.</w:t>
-      </w:r>
-    </w:p>
-    <w:p>
-      <w:pPr/>
-      <w:r>
-        <w:rPr>
-          <w:lang w:val="en_US" w:bidi="en_US"/>
-        </w:rPr>
-      </w:r>
-      <w:r>
-        <w:rPr>
-          <w:lang w:val="en_US" w:bidi="en_US"/>
-        </w:rPr>
-        <w:t>Stop here and discuss: How do people in your culture describe a good person? What kinds of things does a good person do? How do they describe an evil person? What kinds of things does an evil person do? Pause this audio here.</w:t>
-      </w:r>
-    </w:p>
-    <w:p>
-      <w:pPr/>
-      <w:r>
-        <w:rPr>
-          <w:lang w:val="en_US" w:bidi="en_US"/>
-        </w:rPr>
-      </w:r>
-      <w:r>
-        <w:rPr>
-          <w:lang w:val="en_US" w:bidi="en_US"/>
-        </w:rPr>
-        <w:t>The poet then describes what the righteous person does that makes other people admire or praise him. The righteous person is joyful when he studies and obeys Yahweh's law. In this context, the poet uses the word "law" in a general way. He is referring to all of Yahweh's instructions or teaching, not just Yahweh's commands or the law of Moses. The righteous person meditates on these teachings day and night, or continually. You will remember that Yahweh commanded Joshua to meditate on the law day and night. Also, Moses told the Israelites that their kings must read the law of Yahweh all the days of their lives.</w:t>
-      </w:r>
-    </w:p>
-    <w:p>
-      <w:pPr/>
-      <w:r>
-        <w:rPr>
-          <w:lang w:val="en_US" w:bidi="en_US"/>
-        </w:rPr>
-      </w:r>
-      <w:r>
-        <w:rPr>
-          <w:lang w:val="en_US" w:bidi="en_US"/>
-        </w:rPr>
-        <w:t>When a person meditates, they speak or read softly in a low voice, as if they are speaking to themselves. It was common practice in this culture for a person to read out loud, quietly to himself. This person was reading or repeating from memory and hearing the teaching of Yahweh at the same time. This is not necessarily a special time set aside to study the Word of God, but the person is reflecting on the Word of God as he goes about his daily activities.</w:t>
-      </w:r>
-    </w:p>
-    <w:p>
-      <w:pPr/>
-      <w:r>
-        <w:rPr>
-          <w:lang w:val="en_US" w:bidi="en_US"/>
-        </w:rPr>
-      </w:r>
-      <w:r>
-        <w:rPr>
-          <w:lang w:val="en_US" w:bidi="en_US"/>
-        </w:rPr>
-        <w:t>Stop here and discuss: How do people in your culture reflect on or think deeply about important ideas? Where do they go, and what do they do? What do people in your culture think when they see or hear someone talking quietly to themselves? Pause this audio here.</w:t>
-      </w:r>
-    </w:p>
-    <w:p>
-      <w:pPr/>
-      <w:r>
-        <w:rPr>
-          <w:lang w:val="en_US" w:bidi="en_US"/>
-        </w:rPr>
-      </w:r>
-      <w:r>
-        <w:rPr>
-          <w:lang w:val="en_US" w:bidi="en_US"/>
-        </w:rPr>
-        <w:t>The poet uses special language and compares the righteous person to a tree that someone has planted by streams of water. This is not a tree that is growing naturally beside a river. A gardener has purposefully planted or transplanted this tree next to a good source of water. It is possible that the poet is thinking about trees planted next to irrigation canals. A gardener digs canals or ditches for the purpose of providing a constant water source for his plants and trees. The trees in this garden never have to worry about water. The trees produce fruit at the right time. The leaves of the tree never wither or become unhealthy. The righteous person, like the tree, is successful in all areas of his life.</w:t>
-      </w:r>
-    </w:p>
-    <w:p>
-      <w:pPr/>
-      <w:r>
-        <w:rPr>
-          <w:lang w:val="en_US" w:bidi="en_US"/>
-        </w:rPr>
-      </w:r>
-      <w:r>
-        <w:rPr>
-          <w:lang w:val="en_US" w:bidi="en_US"/>
-        </w:rPr>
-        <w:t>Stop here and look at a picture of a tree planted by an irrigation canal. Pause this audio here.</w:t>
-      </w:r>
-    </w:p>
-    <w:p>
-      <w:pPr/>
-      <w:r>
-        <w:rPr>
-          <w:lang w:val="en_US" w:bidi="en_US"/>
-        </w:rPr>
-      </w:r>
-      <w:r>
-        <w:rPr>
-          <w:lang w:val="en_US" w:bidi="en_US"/>
-        </w:rPr>
-        <w:t>Stop here and discuss: How do gardeners in your culture provide water for their crops? Pause this audio here.</w:t>
-      </w:r>
-    </w:p>
-    <w:p>
-      <w:pPr/>
-      <w:r>
-        <w:rPr>
-          <w:lang w:val="en_US" w:bidi="en_US"/>
-        </w:rPr>
-      </w:r>
-      <w:r>
-        <w:rPr>
-          <w:lang w:val="en_US" w:bidi="en_US"/>
-        </w:rPr>
-        <w:t>Stop here and do this activity: The poet compares the righteous person to a good tree because people in his culture would like to have this kind of tree. What are some valuable or desired things in your culture that you could compare with a righteous person? Pause this audio here.</w:t>
-      </w:r>
-    </w:p>
-    <w:p>
-      <w:pPr/>
-      <w:r>
-        <w:rPr>
-          <w:lang w:val="en_US" w:bidi="en_US"/>
-        </w:rPr>
-      </w:r>
-      <w:r>
-        <w:rPr>
-          <w:lang w:val="en_US" w:bidi="en_US"/>
-        </w:rPr>
-        <w:t>The poet says that wicked people are not like the tree next to the water. He compares wicked people to chaff, the outer husk or straw from grain that the wind easily blows away. When a farmer harvests his grain, he must separate the kernel of grain from the husk and straw that are useless. When a farmer has harvested the grain from his fields, he has to beat the grains so that the outer skin of the grains comes off. Next, the farmer uses a tool called a winnowing fork. This was a long stick like a fork, and the farmer would shake up the grain and throw it in the air. The wind would then blow the chaff away, but the seeds would fall back on the ground. The poet is showing that wicked people are useless, and how God will easily get rid of them.</w:t>
-      </w:r>
-    </w:p>
-    <w:p>
-      <w:pPr/>
-      <w:r>
-        <w:rPr>
-          <w:lang w:val="en_US" w:bidi="en_US"/>
-        </w:rPr>
-      </w:r>
-      <w:r>
-        <w:rPr>
-          <w:lang w:val="en_US" w:bidi="en_US"/>
-        </w:rPr>
-        <w:t>Stop here and look at a picture of grain, chaff, &amp; winnowing fork as a group. Pause this audio here.</w:t>
-      </w:r>
-    </w:p>
-    <w:p>
-      <w:pPr/>
-      <w:r>
-        <w:rPr>
-          <w:lang w:val="en_US" w:bidi="en_US"/>
-        </w:rPr>
-      </w:r>
-      <w:r>
-        <w:rPr>
-          <w:lang w:val="en_US" w:bidi="en_US"/>
-        </w:rPr>
-        <w:t>Stop here and discuss: What do gardeners or farmers in your culture do when they harvest their grain crops? How do they get rid of the useless parts of the plants? If your community does not grow grain, discuss how you harvest one of your main crops. Pause this audio here.</w:t>
-      </w:r>
-    </w:p>
-    <w:p>
-      <w:pPr/>
-      <w:r>
-        <w:rPr>
-          <w:lang w:val="en_US" w:bidi="en_US"/>
-        </w:rPr>
-      </w:r>
-      <w:r>
-        <w:rPr>
-          <w:lang w:val="en_US" w:bidi="en_US"/>
-        </w:rPr>
-        <w:t>The poet finishes his poem by explaining the final outcome of the wicked and the righteous. The wicked and sinful people will not stand or survive Yahweh's judgment. You will remember that Yahweh is a God of justice. He will judge people based on whether they have followed Yahweh's instructions or not. Most people believe that the judgment refers to Yahweh's final judgment at the end of time. Yahweh will condemn the wicked people. He will not allow the wicked to join with Yahweh's righteous people. Yahweh will guard or watch over the path of his righteous people, but wicked people follow a path that leads them to their destruction.</w:t>
-      </w:r>
-      <w:r>
-        <w:rPr>
-          <w:lang w:val="en_US" w:bidi="en_US"/>
-        </w:rPr>
-      </w:r>
-    </w:p>
-    <w:p>
-      <w:pPr>
-        <w:pStyle w:val="Heading3"/>
-      </w:pPr>
-      <w:r>
-        <w:rPr>
-          <w:lang w:val="en_US" w:bidi="en_US"/>
-        </w:rPr>
         <w:t>Defining the Scenes</w:t>
       </w:r>
       <w:r>
         <w:rPr>
           <w:lang w:val="en_US" w:bidi="en_US"/>
         </w:rPr>
-      </w:r>
-    </w:p>
-    <w:p>
-      <w:pPr>
-        <w:pStyle w:val="Heading3"/>
-      </w:pPr>
-      <w:r>
-        <w:rPr>
-          <w:lang w:val="en_US" w:bidi="en_US"/>
-        </w:rPr>
-        <w:t>Defining the Scenes</w:t>
       </w:r>
     </w:p>
     <w:p>
@@ -1384,17 +1394,6 @@
       </w:r>
     </w:p>
     <w:p>
-      <w:pPr>
-        <w:pStyle w:val="Heading3"/>
-      </w:pPr>
-      <w:r>
-        <w:rPr>
-          <w:lang w:val="en_US" w:bidi="en_US"/>
-        </w:rPr>
-        <w:t>Embodying the Text</w:t>
-      </w:r>
-    </w:p>
-    <w:p>
       <w:pPr/>
       <w:r>
         <w:rPr>
@@ -2202,6 +2201,503 @@
       </w:r>
     </w:p>
     <w:p>
+      <w:pPr/>
+      <w:r>
+        <w:rPr>
+          <w:lang w:val="en_US" w:bidi="en_US"/>
+        </w:rPr>
+      </w:r>
+      <w:r>
+        <w:rPr>
+          <w:lang w:val="en_US" w:bidi="en_US"/>
+        </w:rPr>
+        <w:t>Listen to an audio version of Psalm 1:1–6 in the easiest-to-understand translation.</w:t>
+      </w:r>
+    </w:p>
+    <w:p>
+      <w:pPr/>
+      <w:r>
+        <w:rPr>
+          <w:lang w:val="en_US" w:bidi="en_US"/>
+        </w:rPr>
+      </w:r>
+      <w:r>
+        <w:rPr>
+          <w:lang w:val="en_US" w:bidi="en_US"/>
+        </w:rPr>
+        <w:t>Pause this audio here.</w:t>
+      </w:r>
+    </w:p>
+    <w:p>
+      <w:pPr/>
+      <w:r>
+        <w:rPr>
+          <w:lang w:val="en_US" w:bidi="en_US"/>
+        </w:rPr>
+      </w:r>
+      <w:r>
+        <w:rPr>
+          <w:lang w:val="en_US" w:bidi="en_US"/>
+        </w:rPr>
+        <w:t>In this step, the group will discuss key terms and words in this passage.</w:t>
+      </w:r>
+    </w:p>
+    <w:p>
+      <w:pPr/>
+      <w:r>
+        <w:rPr>
+          <w:lang w:val="en_US" w:bidi="en_US"/>
+        </w:rPr>
+      </w:r>
+      <w:r>
+        <w:rPr>
+          <w:lang w:val="en_US" w:bidi="en_US"/>
+        </w:rPr>
+        <w:t xml:space="preserve">The poet says </w:t>
+      </w:r>
+      <w:r>
+        <w:rPr>
+          <w:b/>
+          <w:lang w:val="en_US" w:bidi="en_US"/>
+        </w:rPr>
+        <w:t>blessed</w:t>
+      </w:r>
+      <w:r>
+        <w:rPr>
+          <w:lang w:val="en_US" w:bidi="en_US"/>
+        </w:rPr>
+        <w:t xml:space="preserve"> or happy is the </w:t>
+      </w:r>
+      <w:r>
+        <w:rPr>
+          <w:b/>
+          <w:lang w:val="en_US" w:bidi="en_US"/>
+        </w:rPr>
+        <w:t>man</w:t>
+      </w:r>
+      <w:r>
+        <w:rPr>
+          <w:lang w:val="en_US" w:bidi="en_US"/>
+        </w:rPr>
+        <w:t>. In the Hebrew culture, a blessed person is fortunate or happy and deserves that people congratulate him. In this context, it does not necessarily mean that God blesses or rewards this person but that this person is happy and deserves to be praised. This word refers to the person's total well-being. The blessed people are truly happy and have all that they need.</w:t>
+      </w:r>
+    </w:p>
+    <w:p>
+      <w:pPr/>
+      <w:r>
+        <w:rPr>
+          <w:lang w:val="en_US" w:bidi="en_US"/>
+        </w:rPr>
+      </w:r>
+      <w:r>
+        <w:rPr>
+          <w:lang w:val="en_US" w:bidi="en_US"/>
+        </w:rPr>
+        <w:t>Stop here and discuss as a group what word or phrase you will use for blessed. Remember the things you discussed about this word in Step 3: "Defining the Scenes." Look up bless in the Master Glossary for more information. If you have already translated this word in another book of the Bible, use the same word that you have used there. Pause this audio here.</w:t>
+      </w:r>
+    </w:p>
+    <w:p>
+      <w:pPr/>
+      <w:r>
+        <w:rPr>
+          <w:lang w:val="en_US" w:bidi="en_US"/>
+        </w:rPr>
+      </w:r>
+      <w:r>
+        <w:rPr>
+          <w:lang w:val="en_US" w:bidi="en_US"/>
+        </w:rPr>
+        <w:t>The poet uses the word man in a general way. He is speaking about any person, not just males. Make sure that the word you use here can refer to either a male or female person.</w:t>
+      </w:r>
+    </w:p>
+    <w:p>
+      <w:pPr/>
+      <w:r>
+        <w:rPr>
+          <w:lang w:val="en_US" w:bidi="en_US"/>
+        </w:rPr>
+      </w:r>
+      <w:r>
+        <w:rPr>
+          <w:lang w:val="en_US" w:bidi="en_US"/>
+        </w:rPr>
+        <w:t>Stop here and discuss as a group what word or phrase you will use for man. If you have already translated this word in another book of the Bible, use the same word that you have used there. Pause this audio here.</w:t>
+      </w:r>
+    </w:p>
+    <w:p>
+      <w:pPr/>
+      <w:r>
+        <w:rPr>
+          <w:lang w:val="en_US" w:bidi="en_US"/>
+        </w:rPr>
+      </w:r>
+      <w:r>
+        <w:rPr>
+          <w:lang w:val="en_US" w:bidi="en_US"/>
+        </w:rPr>
+        <w:t xml:space="preserve">The blessed person does not walk with or follow the advice of the </w:t>
+      </w:r>
+      <w:r>
+        <w:rPr>
+          <w:b/>
+          <w:lang w:val="en_US" w:bidi="en_US"/>
+        </w:rPr>
+        <w:t>wicked</w:t>
+      </w:r>
+      <w:r>
+        <w:rPr>
+          <w:lang w:val="en_US" w:bidi="en_US"/>
+        </w:rPr>
+        <w:t xml:space="preserve">. The wicked are people who are not in a right relationship with Yahweh. When people stop obeying Yahweh, they begin to do wicked or </w:t>
+      </w:r>
+      <w:r>
+        <w:rPr>
+          <w:b/>
+          <w:lang w:val="en_US" w:bidi="en_US"/>
+        </w:rPr>
+        <w:t>evil</w:t>
+      </w:r>
+      <w:r>
+        <w:rPr>
+          <w:lang w:val="en_US" w:bidi="en_US"/>
+        </w:rPr>
+        <w:t xml:space="preserve"> things. They willingly do things that hurt other people.</w:t>
+      </w:r>
+    </w:p>
+    <w:p>
+      <w:pPr/>
+      <w:r>
+        <w:rPr>
+          <w:lang w:val="en_US" w:bidi="en_US"/>
+        </w:rPr>
+      </w:r>
+      <w:r>
+        <w:rPr>
+          <w:lang w:val="en_US" w:bidi="en_US"/>
+        </w:rPr>
+        <w:t>Stop here and discuss as a group what word or phrase you will use for wicked. Look up wickedness and evil in the Master Glossary for more information. If you have already translated this word in another book of the Bible, use the same word that you have used there. Pause this audio here.</w:t>
+      </w:r>
+    </w:p>
+    <w:p>
+      <w:pPr/>
+      <w:r>
+        <w:rPr>
+          <w:lang w:val="en_US" w:bidi="en_US"/>
+        </w:rPr>
+      </w:r>
+      <w:r>
+        <w:rPr>
+          <w:lang w:val="en_US" w:bidi="en_US"/>
+        </w:rPr>
+        <w:t xml:space="preserve">The blessed person does not stand in the pathway with </w:t>
+      </w:r>
+      <w:r>
+        <w:rPr>
+          <w:b/>
+          <w:lang w:val="en_US" w:bidi="en_US"/>
+        </w:rPr>
+        <w:t>sinners</w:t>
+      </w:r>
+      <w:r>
+        <w:rPr>
+          <w:lang w:val="en_US" w:bidi="en_US"/>
+        </w:rPr>
+        <w:t>. A sinner is one who willfully disobeys Yahweh. They do not trust Yahweh and want to decide for themselves what is good for them. They do not accept Yahweh's authority and rebel against Yahweh's instructions.</w:t>
+      </w:r>
+    </w:p>
+    <w:p>
+      <w:pPr/>
+      <w:r>
+        <w:rPr>
+          <w:lang w:val="en_US" w:bidi="en_US"/>
+        </w:rPr>
+      </w:r>
+      <w:r>
+        <w:rPr>
+          <w:lang w:val="en_US" w:bidi="en_US"/>
+        </w:rPr>
+        <w:t>Stop here and discuss as a group what word or phrase you will use for sinner. Look up sin in the Master Glossary for more information. If you have already translated this word in another book of the Bible, use the same word that you have used there. Pause this audio here.</w:t>
+      </w:r>
+    </w:p>
+    <w:p>
+      <w:pPr/>
+      <w:r>
+        <w:rPr>
+          <w:lang w:val="en_US" w:bidi="en_US"/>
+        </w:rPr>
+      </w:r>
+      <w:r>
+        <w:rPr>
+          <w:lang w:val="en_US" w:bidi="en_US"/>
+        </w:rPr>
+        <w:t xml:space="preserve">The blessed person does not sit or join in with </w:t>
+      </w:r>
+      <w:r>
+        <w:rPr>
+          <w:b/>
+          <w:lang w:val="en_US" w:bidi="en_US"/>
+        </w:rPr>
+        <w:t>mockers</w:t>
+      </w:r>
+      <w:r>
+        <w:rPr>
+          <w:lang w:val="en_US" w:bidi="en_US"/>
+        </w:rPr>
+        <w:t xml:space="preserve"> or scoffers. Mockers are people who speak badly about Yahweh's way. They ridicule or make fun of the person who follows Yahweh.</w:t>
+      </w:r>
+    </w:p>
+    <w:p>
+      <w:pPr/>
+      <w:r>
+        <w:rPr>
+          <w:lang w:val="en_US" w:bidi="en_US"/>
+        </w:rPr>
+      </w:r>
+      <w:r>
+        <w:rPr>
+          <w:lang w:val="en_US" w:bidi="en_US"/>
+        </w:rPr>
+        <w:t>Stop here and discuss as a group what word or phrase you will use for mockers. If you have already translated this word in another book of the Bible, use the same word that you have used there. Pause this audio here.</w:t>
+      </w:r>
+    </w:p>
+    <w:p>
+      <w:pPr/>
+      <w:r>
+        <w:rPr>
+          <w:lang w:val="en_US" w:bidi="en_US"/>
+        </w:rPr>
+      </w:r>
+      <w:r>
+        <w:rPr>
+          <w:lang w:val="en_US" w:bidi="en_US"/>
+        </w:rPr>
+        <w:t xml:space="preserve">The blessed person finds joy in the </w:t>
+      </w:r>
+      <w:r>
+        <w:rPr>
+          <w:b/>
+          <w:lang w:val="en_US" w:bidi="en_US"/>
+        </w:rPr>
+        <w:t>law of Yahweh</w:t>
+      </w:r>
+      <w:r>
+        <w:rPr>
+          <w:lang w:val="en_US" w:bidi="en_US"/>
+        </w:rPr>
+        <w:t>. Yahweh is the personal name of God. Use the same word for Yahweh that you have used in previous passages.</w:t>
+      </w:r>
+    </w:p>
+    <w:p>
+      <w:pPr/>
+      <w:r>
+        <w:rPr>
+          <w:lang w:val="en_US" w:bidi="en_US"/>
+        </w:rPr>
+      </w:r>
+      <w:r>
+        <w:rPr>
+          <w:lang w:val="en_US" w:bidi="en_US"/>
+        </w:rPr>
+        <w:t xml:space="preserve">Stop here and review the word you have used for </w:t>
+      </w:r>
+      <w:r>
+        <w:rPr>
+          <w:b/>
+          <w:lang w:val="en_US" w:bidi="en_US"/>
+        </w:rPr>
+        <w:t>Yahweh</w:t>
+      </w:r>
+      <w:r>
+        <w:rPr>
+          <w:lang w:val="en_US" w:bidi="en_US"/>
+        </w:rPr>
+        <w:t xml:space="preserve"> in previous books of the Bible. Remember that Yahweh is in the master glossary. Pause this audio here.</w:t>
+      </w:r>
+    </w:p>
+    <w:p>
+      <w:pPr/>
+      <w:r>
+        <w:rPr>
+          <w:lang w:val="en_US" w:bidi="en_US"/>
+        </w:rPr>
+      </w:r>
+      <w:r>
+        <w:rPr>
+          <w:lang w:val="en_US" w:bidi="en_US"/>
+        </w:rPr>
+        <w:t>In this context, the poet uses the law of Yahweh in a general way. He is referring to all of Yahweh's instructions, not just the commands or the Law of Moses.</w:t>
+      </w:r>
+    </w:p>
+    <w:p>
+      <w:pPr/>
+      <w:r>
+        <w:rPr>
+          <w:lang w:val="en_US" w:bidi="en_US"/>
+        </w:rPr>
+      </w:r>
+      <w:r>
+        <w:rPr>
+          <w:lang w:val="en_US" w:bidi="en_US"/>
+        </w:rPr>
+        <w:t>Stop here and discuss as a group what word or phrase you will use for law of Yahweh. Look up law in the Master Glossary for more information. If you have already translated this word in another book of the Bible, use the same word that you have used there. Pause this audio here.</w:t>
+      </w:r>
+    </w:p>
+    <w:p>
+      <w:pPr/>
+      <w:r>
+        <w:rPr>
+          <w:lang w:val="en_US" w:bidi="en_US"/>
+        </w:rPr>
+      </w:r>
+      <w:r>
+        <w:rPr>
+          <w:lang w:val="en_US" w:bidi="en_US"/>
+        </w:rPr>
+        <w:t xml:space="preserve">The blessed person will </w:t>
+      </w:r>
+      <w:r>
+        <w:rPr>
+          <w:b/>
+          <w:lang w:val="en_US" w:bidi="en_US"/>
+        </w:rPr>
+        <w:t>meditate</w:t>
+      </w:r>
+      <w:r>
+        <w:rPr>
+          <w:lang w:val="en_US" w:bidi="en_US"/>
+        </w:rPr>
+        <w:t xml:space="preserve"> on the instructions of Yahweh day and night. This person is reflecting on the Word of God as he goes about his daily activities. When a person meditates, they speak or read softly in a low voice, as if they are speaking to themselves. It was common practice in this culture for a person to read out loud, quietly to himself. This person was reading or repeating from memory and hearing the teaching of Yahweh at the same time.</w:t>
+      </w:r>
+    </w:p>
+    <w:p>
+      <w:pPr/>
+      <w:r>
+        <w:rPr>
+          <w:lang w:val="en_US" w:bidi="en_US"/>
+        </w:rPr>
+      </w:r>
+      <w:r>
+        <w:rPr>
+          <w:lang w:val="en_US" w:bidi="en_US"/>
+        </w:rPr>
+        <w:t>Stop here and discuss as a group what word or phrase you will use for meditate. If you have already translated this word in another book of the Bible, use the same word that you have used there. Pause this audio here.</w:t>
+      </w:r>
+    </w:p>
+    <w:p>
+      <w:pPr/>
+      <w:r>
+        <w:rPr>
+          <w:lang w:val="en_US" w:bidi="en_US"/>
+        </w:rPr>
+      </w:r>
+      <w:r>
+        <w:rPr>
+          <w:lang w:val="en_US" w:bidi="en_US"/>
+        </w:rPr>
+        <w:t xml:space="preserve">Wicked people will not stand or not survive the </w:t>
+      </w:r>
+      <w:r>
+        <w:rPr>
+          <w:b/>
+          <w:lang w:val="en_US" w:bidi="en_US"/>
+        </w:rPr>
+        <w:t>judgment</w:t>
+      </w:r>
+      <w:r>
+        <w:rPr>
+          <w:lang w:val="en_US" w:bidi="en_US"/>
+        </w:rPr>
+        <w:t>. Judgment is when a person of authority decides whether a person is guilty or innocent of breaking the law or doing wrong. The poet could be talking about judgment in a local court. However, most people believe that this judgment refers to Yahweh's final judgment at the end of time. At the end of time, the wicked people will be condemned and not allowed to join with Yahweh's righteous people.</w:t>
+      </w:r>
+    </w:p>
+    <w:p>
+      <w:pPr/>
+      <w:r>
+        <w:rPr>
+          <w:lang w:val="en_US" w:bidi="en_US"/>
+        </w:rPr>
+      </w:r>
+      <w:r>
+        <w:rPr>
+          <w:lang w:val="en_US" w:bidi="en_US"/>
+        </w:rPr>
+        <w:t>Stop here and discuss as a group what word or phrase you will use for judgment. Look up judge in the Master Glossary for more information. If you have already translated this word in another book of the Bible, use the same word that you have used there. Pause this audio here.</w:t>
+      </w:r>
+    </w:p>
+    <w:p>
+      <w:pPr/>
+      <w:r>
+        <w:rPr>
+          <w:lang w:val="en_US" w:bidi="en_US"/>
+        </w:rPr>
+      </w:r>
+      <w:r>
+        <w:rPr>
+          <w:lang w:val="en_US" w:bidi="en_US"/>
+        </w:rPr>
+        <w:t xml:space="preserve">Sinners will not be allowed to stand in the </w:t>
+      </w:r>
+      <w:r>
+        <w:rPr>
+          <w:b/>
+          <w:lang w:val="en_US" w:bidi="en_US"/>
+        </w:rPr>
+        <w:t>congregation</w:t>
+      </w:r>
+      <w:r>
+        <w:rPr>
+          <w:lang w:val="en_US" w:bidi="en_US"/>
+        </w:rPr>
+        <w:t xml:space="preserve"> or assembly of the </w:t>
+      </w:r>
+      <w:r>
+        <w:rPr>
+          <w:b/>
+          <w:lang w:val="en_US" w:bidi="en_US"/>
+        </w:rPr>
+        <w:t>righteous</w:t>
+      </w:r>
+      <w:r>
+        <w:rPr>
+          <w:lang w:val="en_US" w:bidi="en_US"/>
+        </w:rPr>
+        <w:t>. A congregation or assembly is a group of people who gather for a purpose. The righteous are people who obey Yahweh and therefore have a right relationship with Yahweh.</w:t>
+      </w:r>
+    </w:p>
+    <w:p>
+      <w:pPr/>
+      <w:r>
+        <w:rPr>
+          <w:lang w:val="en_US" w:bidi="en_US"/>
+        </w:rPr>
+      </w:r>
+      <w:r>
+        <w:rPr>
+          <w:lang w:val="en_US" w:bidi="en_US"/>
+        </w:rPr>
+        <w:t>Stop here and discuss as a group what word or phrase you will use for congregation or assembly. If you have already translated this word in another book of the Bible, use the same word that you have used there. Pause this audio here.</w:t>
+      </w:r>
+    </w:p>
+    <w:p>
+      <w:pPr/>
+      <w:r>
+        <w:rPr>
+          <w:lang w:val="en_US" w:bidi="en_US"/>
+        </w:rPr>
+      </w:r>
+      <w:r>
+        <w:rPr>
+          <w:lang w:val="en_US" w:bidi="en_US"/>
+        </w:rPr>
+        <w:t>Stop here and discuss as a group what word or phrase you will use for righteous. Look up righteousness in the Master Glossary for more information. If you have already translated this word in another book of the Bible, use the same word that you have used there.</w:t>
+      </w:r>
+      <w:r>
+        <w:rPr>
+          <w:lang w:val="en_US" w:bidi="en_US"/>
+        </w:rPr>
+      </w:r>
+    </w:p>
+    <w:p>
       <w:pPr>
         <w:pStyle w:val="Heading3"/>
       </w:pPr>
@@ -2209,21 +2705,26 @@
         <w:rPr>
           <w:lang w:val="en_US" w:bidi="en_US"/>
         </w:rPr>
-        <w:t>Filling the Gaps</w:t>
-      </w:r>
-    </w:p>
-    <w:p>
-      <w:pPr/>
-      <w:r>
-        <w:rPr>
-          <w:lang w:val="en_US" w:bidi="en_US"/>
-        </w:rPr>
-      </w:r>
-      <w:r>
-        <w:rPr>
-          <w:lang w:val="en_US" w:bidi="en_US"/>
-        </w:rPr>
-        <w:t>Listen to an audio version of Psalm 1:1–6 in the easiest-to-understand translation.</w:t>
+        <w:t>Speaking the Word</w:t>
+      </w:r>
+      <w:r>
+        <w:rPr>
+          <w:lang w:val="en_US" w:bidi="en_US"/>
+        </w:rPr>
+      </w:r>
+    </w:p>
+    <w:p>
+      <w:pPr/>
+      <w:r>
+        <w:rPr>
+          <w:lang w:val="en_US" w:bidi="en_US"/>
+        </w:rPr>
+      </w:r>
+      <w:r>
+        <w:rPr>
+          <w:lang w:val="en_US" w:bidi="en_US"/>
+        </w:rPr>
+        <w:t>Listen to an audio version of the passage in the easiest-to-understand translation.</w:t>
       </w:r>
     </w:p>
     <w:p>
@@ -2251,457 +2752,106 @@
         <w:rPr>
           <w:lang w:val="en_US" w:bidi="en_US"/>
         </w:rPr>
-        <w:t>In this step, the group will discuss key terms and words in this passage.</w:t>
-      </w:r>
-    </w:p>
-    <w:p>
-      <w:pPr/>
-      <w:r>
-        <w:rPr>
-          <w:lang w:val="en_US" w:bidi="en_US"/>
-        </w:rPr>
-      </w:r>
-      <w:r>
-        <w:rPr>
-          <w:lang w:val="en_US" w:bidi="en_US"/>
-        </w:rPr>
-        <w:t xml:space="preserve">The poet says </w:t>
-      </w:r>
-      <w:r>
-        <w:rPr>
-          <w:b/>
-          <w:lang w:val="en_US" w:bidi="en_US"/>
-        </w:rPr>
-        <w:t>blessed</w:t>
-      </w:r>
-      <w:r>
-        <w:rPr>
-          <w:lang w:val="en_US" w:bidi="en_US"/>
-        </w:rPr>
-        <w:t xml:space="preserve"> or happy is the </w:t>
-      </w:r>
-      <w:r>
-        <w:rPr>
-          <w:b/>
-          <w:lang w:val="en_US" w:bidi="en_US"/>
-        </w:rPr>
-        <w:t>man</w:t>
-      </w:r>
-      <w:r>
-        <w:rPr>
-          <w:lang w:val="en_US" w:bidi="en_US"/>
-        </w:rPr>
-        <w:t>. In the Hebrew culture, a blessed person is fortunate or happy and deserves that people congratulate him. In this context, it does not necessarily mean that God blesses or rewards this person but that this person is happy and deserves to be praised. This word refers to the person's total well-being. The blessed people are truly happy and have all that they need.</w:t>
-      </w:r>
-    </w:p>
-    <w:p>
-      <w:pPr/>
-      <w:r>
-        <w:rPr>
-          <w:lang w:val="en_US" w:bidi="en_US"/>
-        </w:rPr>
-      </w:r>
-      <w:r>
-        <w:rPr>
-          <w:lang w:val="en_US" w:bidi="en_US"/>
-        </w:rPr>
-        <w:t>Stop here and discuss as a group what word or phrase you will use for blessed. Remember the things you discussed about this word in Step 3: "Defining the Scenes." Look up bless in the Master Glossary for more information. If you have already translated this word in another book of the Bible, use the same word that you have used there. Pause this audio here.</w:t>
-      </w:r>
-    </w:p>
-    <w:p>
-      <w:pPr/>
-      <w:r>
-        <w:rPr>
-          <w:lang w:val="en_US" w:bidi="en_US"/>
-        </w:rPr>
-      </w:r>
-      <w:r>
-        <w:rPr>
-          <w:lang w:val="en_US" w:bidi="en_US"/>
-        </w:rPr>
-        <w:t>The poet uses the word man in a general way. He is speaking about any person, not just males. Make sure that the word you use here can refer to either a male or female person.</w:t>
-      </w:r>
-    </w:p>
-    <w:p>
-      <w:pPr/>
-      <w:r>
-        <w:rPr>
-          <w:lang w:val="en_US" w:bidi="en_US"/>
-        </w:rPr>
-      </w:r>
-      <w:r>
-        <w:rPr>
-          <w:lang w:val="en_US" w:bidi="en_US"/>
-        </w:rPr>
-        <w:t>Stop here and discuss as a group what word or phrase you will use for man. If you have already translated this word in another book of the Bible, use the same word that you have used there. Pause this audio here.</w:t>
-      </w:r>
-    </w:p>
-    <w:p>
-      <w:pPr/>
-      <w:r>
-        <w:rPr>
-          <w:lang w:val="en_US" w:bidi="en_US"/>
-        </w:rPr>
-      </w:r>
-      <w:r>
-        <w:rPr>
-          <w:lang w:val="en_US" w:bidi="en_US"/>
-        </w:rPr>
-        <w:t xml:space="preserve">The blessed person does not walk with or follow the advice of the </w:t>
-      </w:r>
-      <w:r>
-        <w:rPr>
-          <w:b/>
-          <w:lang w:val="en_US" w:bidi="en_US"/>
-        </w:rPr>
-        <w:t>wicked</w:t>
-      </w:r>
-      <w:r>
-        <w:rPr>
-          <w:lang w:val="en_US" w:bidi="en_US"/>
-        </w:rPr>
-        <w:t xml:space="preserve">. The wicked are people who are not in a right relationship with Yahweh. When people stop obeying Yahweh, they begin to do wicked or </w:t>
-      </w:r>
-      <w:r>
-        <w:rPr>
-          <w:b/>
-          <w:lang w:val="en_US" w:bidi="en_US"/>
-        </w:rPr>
-        <w:t>evil</w:t>
-      </w:r>
-      <w:r>
-        <w:rPr>
-          <w:lang w:val="en_US" w:bidi="en_US"/>
-        </w:rPr>
-        <w:t xml:space="preserve"> things. They willingly do things that hurt other people.</w:t>
-      </w:r>
-    </w:p>
-    <w:p>
-      <w:pPr/>
-      <w:r>
-        <w:rPr>
-          <w:lang w:val="en_US" w:bidi="en_US"/>
-        </w:rPr>
-      </w:r>
-      <w:r>
-        <w:rPr>
-          <w:lang w:val="en_US" w:bidi="en_US"/>
-        </w:rPr>
-        <w:t>Stop here and discuss as a group what word or phrase you will use for wicked. Look up wickedness and evil in the Master Glossary for more information. If you have already translated this word in another book of the Bible, use the same word that you have used there. Pause this audio here.</w:t>
-      </w:r>
-    </w:p>
-    <w:p>
-      <w:pPr/>
-      <w:r>
-        <w:rPr>
-          <w:lang w:val="en_US" w:bidi="en_US"/>
-        </w:rPr>
-      </w:r>
-      <w:r>
-        <w:rPr>
-          <w:lang w:val="en_US" w:bidi="en_US"/>
-        </w:rPr>
-        <w:t xml:space="preserve">The blessed person does not stand in the pathway with </w:t>
-      </w:r>
-      <w:r>
-        <w:rPr>
-          <w:b/>
-          <w:lang w:val="en_US" w:bidi="en_US"/>
-        </w:rPr>
-        <w:t>sinners</w:t>
-      </w:r>
-      <w:r>
-        <w:rPr>
-          <w:lang w:val="en_US" w:bidi="en_US"/>
-        </w:rPr>
-        <w:t>. A sinner is one who willfully disobeys Yahweh. They do not trust Yahweh and want to decide for themselves what is good for them. They do not accept Yahweh's authority and rebel against Yahweh's instructions.</w:t>
-      </w:r>
-    </w:p>
-    <w:p>
-      <w:pPr/>
-      <w:r>
-        <w:rPr>
-          <w:lang w:val="en_US" w:bidi="en_US"/>
-        </w:rPr>
-      </w:r>
-      <w:r>
-        <w:rPr>
-          <w:lang w:val="en_US" w:bidi="en_US"/>
-        </w:rPr>
-        <w:t>Stop here and discuss as a group what word or phrase you will use for sinner. Look up sin in the Master Glossary for more information. If you have already translated this word in another book of the Bible, use the same word that you have used there. Pause this audio here.</w:t>
-      </w:r>
-    </w:p>
-    <w:p>
-      <w:pPr/>
-      <w:r>
-        <w:rPr>
-          <w:lang w:val="en_US" w:bidi="en_US"/>
-        </w:rPr>
-      </w:r>
-      <w:r>
-        <w:rPr>
-          <w:lang w:val="en_US" w:bidi="en_US"/>
-        </w:rPr>
-        <w:t xml:space="preserve">The blessed person does not sit or join in with </w:t>
-      </w:r>
-      <w:r>
-        <w:rPr>
-          <w:b/>
-          <w:lang w:val="en_US" w:bidi="en_US"/>
-        </w:rPr>
-        <w:t>mockers</w:t>
-      </w:r>
-      <w:r>
-        <w:rPr>
-          <w:lang w:val="en_US" w:bidi="en_US"/>
-        </w:rPr>
-        <w:t xml:space="preserve"> or scoffers. Mockers are people who speak badly about Yahweh's way. They ridicule or make fun of the person who follows Yahweh.</w:t>
-      </w:r>
-    </w:p>
-    <w:p>
-      <w:pPr/>
-      <w:r>
-        <w:rPr>
-          <w:lang w:val="en_US" w:bidi="en_US"/>
-        </w:rPr>
-      </w:r>
-      <w:r>
-        <w:rPr>
-          <w:lang w:val="en_US" w:bidi="en_US"/>
-        </w:rPr>
-        <w:t>Stop here and discuss as a group what word or phrase you will use for mockers. If you have already translated this word in another book of the Bible, use the same word that you have used there. Pause this audio here.</w:t>
-      </w:r>
-    </w:p>
-    <w:p>
-      <w:pPr/>
-      <w:r>
-        <w:rPr>
-          <w:lang w:val="en_US" w:bidi="en_US"/>
-        </w:rPr>
-      </w:r>
-      <w:r>
-        <w:rPr>
-          <w:lang w:val="en_US" w:bidi="en_US"/>
-        </w:rPr>
-        <w:t xml:space="preserve">The blessed person finds joy in the </w:t>
-      </w:r>
-      <w:r>
-        <w:rPr>
-          <w:b/>
-          <w:lang w:val="en_US" w:bidi="en_US"/>
-        </w:rPr>
-        <w:t>law of Yahweh</w:t>
-      </w:r>
-      <w:r>
-        <w:rPr>
-          <w:lang w:val="en_US" w:bidi="en_US"/>
-        </w:rPr>
-        <w:t>. Yahweh is the personal name of God. Use the same word for Yahweh that you have used in previous passages.</w:t>
-      </w:r>
-    </w:p>
-    <w:p>
-      <w:pPr/>
-      <w:r>
-        <w:rPr>
-          <w:lang w:val="en_US" w:bidi="en_US"/>
-        </w:rPr>
-      </w:r>
-      <w:r>
-        <w:rPr>
-          <w:lang w:val="en_US" w:bidi="en_US"/>
-        </w:rPr>
-        <w:t xml:space="preserve">Stop here and review the word you have used for </w:t>
-      </w:r>
-      <w:r>
-        <w:rPr>
-          <w:b/>
-          <w:lang w:val="en_US" w:bidi="en_US"/>
-        </w:rPr>
-        <w:t>Yahweh</w:t>
-      </w:r>
-      <w:r>
-        <w:rPr>
-          <w:lang w:val="en_US" w:bidi="en_US"/>
-        </w:rPr>
-        <w:t xml:space="preserve"> in previous books of the Bible. Remember that Yahweh is in the master glossary. Pause this audio here.</w:t>
-      </w:r>
-    </w:p>
-    <w:p>
-      <w:pPr/>
-      <w:r>
-        <w:rPr>
-          <w:lang w:val="en_US" w:bidi="en_US"/>
-        </w:rPr>
-      </w:r>
-      <w:r>
-        <w:rPr>
-          <w:lang w:val="en_US" w:bidi="en_US"/>
-        </w:rPr>
-        <w:t>In this context, the poet uses the law of Yahweh in a general way. He is referring to all of Yahweh's instructions, not just the commands or the Law of Moses.</w:t>
-      </w:r>
-    </w:p>
-    <w:p>
-      <w:pPr/>
-      <w:r>
-        <w:rPr>
-          <w:lang w:val="en_US" w:bidi="en_US"/>
-        </w:rPr>
-      </w:r>
-      <w:r>
-        <w:rPr>
-          <w:lang w:val="en_US" w:bidi="en_US"/>
-        </w:rPr>
-        <w:t>Stop here and discuss as a group what word or phrase you will use for law of Yahweh. Look up law in the Master Glossary for more information. If you have already translated this word in another book of the Bible, use the same word that you have used there. Pause this audio here.</w:t>
-      </w:r>
-    </w:p>
-    <w:p>
-      <w:pPr/>
-      <w:r>
-        <w:rPr>
-          <w:lang w:val="en_US" w:bidi="en_US"/>
-        </w:rPr>
-      </w:r>
-      <w:r>
-        <w:rPr>
-          <w:lang w:val="en_US" w:bidi="en_US"/>
-        </w:rPr>
-        <w:t xml:space="preserve">The blessed person will </w:t>
-      </w:r>
-      <w:r>
-        <w:rPr>
-          <w:b/>
-          <w:lang w:val="en_US" w:bidi="en_US"/>
-        </w:rPr>
-        <w:t>meditate</w:t>
-      </w:r>
-      <w:r>
-        <w:rPr>
-          <w:lang w:val="en_US" w:bidi="en_US"/>
-        </w:rPr>
-        <w:t xml:space="preserve"> on the instructions of Yahweh day and night. This person is reflecting on the Word of God as he goes about his daily activities. When a person meditates, they speak or read softly in a low voice, as if they are speaking to themselves. It was common practice in this culture for a person to read out loud, quietly to himself. This person was reading or repeating from memory and hearing the teaching of Yahweh at the same time.</w:t>
-      </w:r>
-    </w:p>
-    <w:p>
-      <w:pPr/>
-      <w:r>
-        <w:rPr>
-          <w:lang w:val="en_US" w:bidi="en_US"/>
-        </w:rPr>
-      </w:r>
-      <w:r>
-        <w:rPr>
-          <w:lang w:val="en_US" w:bidi="en_US"/>
-        </w:rPr>
-        <w:t>Stop here and discuss as a group what word or phrase you will use for meditate. If you have already translated this word in another book of the Bible, use the same word that you have used there. Pause this audio here.</w:t>
-      </w:r>
-    </w:p>
-    <w:p>
-      <w:pPr/>
-      <w:r>
-        <w:rPr>
-          <w:lang w:val="en_US" w:bidi="en_US"/>
-        </w:rPr>
-      </w:r>
-      <w:r>
-        <w:rPr>
-          <w:lang w:val="en_US" w:bidi="en_US"/>
-        </w:rPr>
-        <w:t xml:space="preserve">Wicked people will not stand or not survive the </w:t>
-      </w:r>
-      <w:r>
-        <w:rPr>
-          <w:b/>
-          <w:lang w:val="en_US" w:bidi="en_US"/>
-        </w:rPr>
-        <w:t>judgment</w:t>
-      </w:r>
-      <w:r>
-        <w:rPr>
-          <w:lang w:val="en_US" w:bidi="en_US"/>
-        </w:rPr>
-        <w:t>. Judgment is when a person of authority decides whether a person is guilty or innocent of breaking the law or doing wrong. The poet could be talking about judgment in a local court. However, most people believe that this judgment refers to Yahweh's final judgment at the end of time. At the end of time, the wicked people will be condemned and not allowed to join with Yahweh's righteous people.</w:t>
-      </w:r>
-    </w:p>
-    <w:p>
-      <w:pPr/>
-      <w:r>
-        <w:rPr>
-          <w:lang w:val="en_US" w:bidi="en_US"/>
-        </w:rPr>
-      </w:r>
-      <w:r>
-        <w:rPr>
-          <w:lang w:val="en_US" w:bidi="en_US"/>
-        </w:rPr>
-        <w:t>Stop here and discuss as a group what word or phrase you will use for judgment. Look up judge in the Master Glossary for more information. If you have already translated this word in another book of the Bible, use the same word that you have used there. Pause this audio here.</w:t>
-      </w:r>
-    </w:p>
-    <w:p>
-      <w:pPr/>
-      <w:r>
-        <w:rPr>
-          <w:lang w:val="en_US" w:bidi="en_US"/>
-        </w:rPr>
-      </w:r>
-      <w:r>
-        <w:rPr>
-          <w:lang w:val="en_US" w:bidi="en_US"/>
-        </w:rPr>
-        <w:t xml:space="preserve">Sinners will not be allowed to stand in the </w:t>
-      </w:r>
-      <w:r>
-        <w:rPr>
-          <w:b/>
-          <w:lang w:val="en_US" w:bidi="en_US"/>
-        </w:rPr>
-        <w:t>congregation</w:t>
-      </w:r>
-      <w:r>
-        <w:rPr>
-          <w:lang w:val="en_US" w:bidi="en_US"/>
-        </w:rPr>
-        <w:t xml:space="preserve"> or assembly of the </w:t>
-      </w:r>
-      <w:r>
-        <w:rPr>
-          <w:b/>
-          <w:lang w:val="en_US" w:bidi="en_US"/>
-        </w:rPr>
-        <w:t>righteous</w:t>
-      </w:r>
-      <w:r>
-        <w:rPr>
-          <w:lang w:val="en_US" w:bidi="en_US"/>
-        </w:rPr>
-        <w:t>. A congregation or assembly is a group of people who gather for a purpose. The righteous are people who obey Yahweh and therefore have a right relationship with Yahweh.</w:t>
-      </w:r>
-    </w:p>
-    <w:p>
-      <w:pPr/>
-      <w:r>
-        <w:rPr>
-          <w:lang w:val="en_US" w:bidi="en_US"/>
-        </w:rPr>
-      </w:r>
-      <w:r>
-        <w:rPr>
-          <w:lang w:val="en_US" w:bidi="en_US"/>
-        </w:rPr>
-        <w:t>Stop here and discuss as a group what word or phrase you will use for congregation or assembly. If you have already translated this word in another book of the Bible, use the same word that you have used there. Pause this audio here.</w:t>
-      </w:r>
-    </w:p>
-    <w:p>
-      <w:pPr/>
-      <w:r>
-        <w:rPr>
-          <w:lang w:val="en_US" w:bidi="en_US"/>
-        </w:rPr>
-      </w:r>
-      <w:r>
-        <w:rPr>
-          <w:lang w:val="en_US" w:bidi="en_US"/>
-        </w:rPr>
-        <w:t>Stop here and discuss as a group what word or phrase you will use for righteous. Look up righteousness in the Master Glossary for more information. If you have already translated this word in another book of the Bible, use the same word that you have used there.</w:t>
+        <w:t>In this session, retell the passage, as a group, in your own language.</w:t>
+      </w:r>
+    </w:p>
+    <w:p>
+      <w:pPr/>
+      <w:r>
+        <w:rPr>
+          <w:lang w:val="en_US" w:bidi="en_US"/>
+        </w:rPr>
+      </w:r>
+      <w:r>
+        <w:rPr>
+          <w:lang w:val="en_US" w:bidi="en_US"/>
+        </w:rPr>
+        <w:t>First, the whole group should practice telling the passage in your own language. Remember to include the things you decided in previous steps, like chronology, words, phrases, emotions, or anything else you discussed.</w:t>
+      </w:r>
+    </w:p>
+    <w:p>
+      <w:pPr/>
+      <w:r>
+        <w:rPr>
+          <w:lang w:val="en_US" w:bidi="en_US"/>
+        </w:rPr>
+      </w:r>
+      <w:r>
+        <w:rPr>
+          <w:lang w:val="en_US" w:bidi="en_US"/>
+        </w:rPr>
+        <w:t>One group member should tell a few sentences of the passage and pause. Another group member should tell the next part of the passage and pause. Do this until the group has retold the whole passage. The group members can correct each other in this step. Pause this audio here.</w:t>
+      </w:r>
+    </w:p>
+    <w:p>
+      <w:pPr/>
+      <w:r>
+        <w:rPr>
+          <w:lang w:val="en_US" w:bidi="en_US"/>
+        </w:rPr>
+      </w:r>
+      <w:r>
+        <w:rPr>
+          <w:lang w:val="en_US" w:bidi="en_US"/>
+        </w:rPr>
+        <w:t>Next, each member of the group should tell the whole passage without interruption at least one time. A group member can use random objects, motions, or their storyboard to help them remember the passage. Pause this audio here.</w:t>
+      </w:r>
+    </w:p>
+    <w:p>
+      <w:pPr/>
+      <w:r>
+        <w:rPr>
+          <w:lang w:val="en_US" w:bidi="en_US"/>
+        </w:rPr>
+      </w:r>
+      <w:r>
+        <w:rPr>
+          <w:lang w:val="en_US" w:bidi="en_US"/>
+        </w:rPr>
+        <w:t>Next, the group can decide whose version of the passage you like the most. You may decide that you liked the way one group member told one scene but you liked the way a different group member told another scene. Pause this audio here.</w:t>
+      </w:r>
+    </w:p>
+    <w:p>
+      <w:pPr/>
+      <w:r>
+        <w:rPr>
+          <w:lang w:val="en_US" w:bidi="en_US"/>
+        </w:rPr>
+      </w:r>
+      <w:r>
+        <w:rPr>
+          <w:lang w:val="en_US" w:bidi="en_US"/>
+        </w:rPr>
+        <w:t>Finally, the group can put together a final version of the passage that everyone agrees on. Each group member should practice telling this final version of the passage.</w:t>
+      </w:r>
+      <w:r>
+        <w:rPr>
+          <w:lang w:val="en_US" w:bidi="en_US"/>
+        </w:rPr>
+      </w:r>
+      <w:r>
+        <w:rPr>
+          <w:lang w:val="en_US" w:bidi="en_US"/>
+        </w:rPr>
+      </w:r>
+    </w:p>
+    <w:p>
+      <w:pPr/>
+      <w:r>
+        <w:rPr>
+          <w:lang w:val="en_US" w:bidi="en_US"/>
+        </w:rPr>
+      </w:r>
+    </w:p>
+    <w:p>
+      <w:pPr>
+        <w:pStyle w:val="Heading2"/>
+      </w:pPr>
+      <w:r>
+        <w:rPr>
+          <w:lang w:val="en_US" w:bidi="en_US"/>
+        </w:rPr>
+        <w:t>Psalms 3:1–8</w:t>
       </w:r>
       <w:r>
         <w:rPr>
@@ -2717,671 +2867,12 @@
         <w:rPr>
           <w:lang w:val="en_US" w:bidi="en_US"/>
         </w:rPr>
-        <w:t>Speaking the Word</w:t>
-      </w:r>
-      <w:r>
-        <w:rPr>
-          <w:lang w:val="en_US" w:bidi="en_US"/>
-        </w:rPr>
-      </w:r>
-    </w:p>
-    <w:p>
-      <w:pPr>
-        <w:pStyle w:val="Heading3"/>
-      </w:pPr>
-      <w:r>
-        <w:rPr>
-          <w:lang w:val="en_US" w:bidi="en_US"/>
-        </w:rPr>
-        <w:t>Speaking the Word</w:t>
-      </w:r>
-    </w:p>
-    <w:p>
-      <w:pPr/>
-      <w:r>
-        <w:rPr>
-          <w:lang w:val="en_US" w:bidi="en_US"/>
-        </w:rPr>
-      </w:r>
-      <w:r>
-        <w:rPr>
-          <w:lang w:val="en_US" w:bidi="en_US"/>
-        </w:rPr>
-        <w:t>Listen to an audio version of the passage in the easiest-to-understand translation.</w:t>
-      </w:r>
-    </w:p>
-    <w:p>
-      <w:pPr/>
-      <w:r>
-        <w:rPr>
-          <w:lang w:val="en_US" w:bidi="en_US"/>
-        </w:rPr>
-      </w:r>
-      <w:r>
-        <w:rPr>
-          <w:lang w:val="en_US" w:bidi="en_US"/>
-        </w:rPr>
-        <w:t>Pause this audio here.</w:t>
-      </w:r>
-    </w:p>
-    <w:p>
-      <w:pPr/>
-      <w:r>
-        <w:rPr>
-          <w:lang w:val="en_US" w:bidi="en_US"/>
-        </w:rPr>
-      </w:r>
-      <w:r>
-        <w:rPr>
-          <w:lang w:val="en_US" w:bidi="en_US"/>
-        </w:rPr>
-        <w:t>In this session, retell the passage, as a group, in your own language.</w:t>
-      </w:r>
-    </w:p>
-    <w:p>
-      <w:pPr/>
-      <w:r>
-        <w:rPr>
-          <w:lang w:val="en_US" w:bidi="en_US"/>
-        </w:rPr>
-      </w:r>
-      <w:r>
-        <w:rPr>
-          <w:lang w:val="en_US" w:bidi="en_US"/>
-        </w:rPr>
-        <w:t>First, the whole group should practice telling the passage in your own language. Remember to include the things you decided in previous steps, like chronology, words, phrases, emotions, or anything else you discussed.</w:t>
-      </w:r>
-    </w:p>
-    <w:p>
-      <w:pPr/>
-      <w:r>
-        <w:rPr>
-          <w:lang w:val="en_US" w:bidi="en_US"/>
-        </w:rPr>
-      </w:r>
-      <w:r>
-        <w:rPr>
-          <w:lang w:val="en_US" w:bidi="en_US"/>
-        </w:rPr>
-        <w:t>One group member should tell a few sentences of the passage and pause. Another group member should tell the next part of the passage and pause. Do this until the group has retold the whole passage. The group members can correct each other in this step. Pause this audio here.</w:t>
-      </w:r>
-    </w:p>
-    <w:p>
-      <w:pPr/>
-      <w:r>
-        <w:rPr>
-          <w:lang w:val="en_US" w:bidi="en_US"/>
-        </w:rPr>
-      </w:r>
-      <w:r>
-        <w:rPr>
-          <w:lang w:val="en_US" w:bidi="en_US"/>
-        </w:rPr>
-        <w:t>Next, each member of the group should tell the whole passage without interruption at least one time. A group member can use random objects, motions, or their storyboard to help them remember the passage. Pause this audio here.</w:t>
-      </w:r>
-    </w:p>
-    <w:p>
-      <w:pPr/>
-      <w:r>
-        <w:rPr>
-          <w:lang w:val="en_US" w:bidi="en_US"/>
-        </w:rPr>
-      </w:r>
-      <w:r>
-        <w:rPr>
-          <w:lang w:val="en_US" w:bidi="en_US"/>
-        </w:rPr>
-        <w:t>Next, the group can decide whose version of the passage you like the most. You may decide that you liked the way one group member told one scene but you liked the way a different group member told another scene. Pause this audio here.</w:t>
-      </w:r>
-    </w:p>
-    <w:p>
-      <w:pPr/>
-      <w:r>
-        <w:rPr>
-          <w:lang w:val="en_US" w:bidi="en_US"/>
-        </w:rPr>
-      </w:r>
-      <w:r>
-        <w:rPr>
-          <w:lang w:val="en_US" w:bidi="en_US"/>
-        </w:rPr>
-        <w:t>Finally, the group can put together a final version of the passage that everyone agrees on. Each group member should practice telling this final version of the passage.</w:t>
-      </w:r>
-      <w:r>
-        <w:rPr>
-          <w:lang w:val="en_US" w:bidi="en_US"/>
-        </w:rPr>
-      </w:r>
-      <w:r>
-        <w:rPr>
-          <w:lang w:val="en_US" w:bidi="en_US"/>
-        </w:rPr>
-      </w:r>
-    </w:p>
-    <w:p>
-      <w:pPr/>
-      <w:r>
-        <w:rPr>
-          <w:lang w:val="en_US" w:bidi="en_US"/>
-        </w:rPr>
-      </w:r>
-    </w:p>
-    <w:p>
-      <w:pPr>
-        <w:pStyle w:val="Heading2"/>
-      </w:pPr>
-      <w:r>
-        <w:rPr>
-          <w:lang w:val="en_US" w:bidi="en_US"/>
-        </w:rPr>
-        <w:t>Psalms 1:1–6</w:t>
-      </w:r>
-      <w:r>
-        <w:rPr>
-          <w:lang w:val="en_US" w:bidi="en_US"/>
-        </w:rPr>
-      </w:r>
-    </w:p>
-    <w:p>
-      <w:pPr>
-        <w:pStyle w:val="Heading4"/>
-      </w:pPr>
-      <w:r>
-        <w:rPr>
-          <w:lang w:val="en_US" w:bidi="en_US"/>
-        </w:rPr>
-        <w:t>Audio Content</w:t>
-      </w:r>
-      <w:r>
-        <w:rPr>
-          <w:lang w:val="en_US" w:bidi="en_US"/>
-        </w:rPr>
-      </w:r>
-    </w:p>
-    <w:p>
-      <w:pPr/>
-      <w:r>
-        <w:rPr>
-          <w:lang w:val="en_US" w:bidi="en_US"/>
-        </w:rPr>
-      </w:r>
-      <w:hyperlink r:id="rId13">
-        <w:r>
-          <w:rPr>
-            <w:lang w:val="en_US" w:bidi="en_US"/>
-          </w:rPr>
-          <w:rPr>
-            <w:color w:val="0000EE"/>
-            <w:u w:val="single"/>
-          </w:rPr>
-          <w:t>webm zip</w:t>
-        </w:r>
-      </w:hyperlink>
-      <w:r>
-        <w:rPr>
-          <w:lang w:val="en_US" w:bidi="en_US"/>
-        </w:rPr>
-        <w:t xml:space="preserve"> (17105685 KB)</w:t>
-      </w:r>
-      <w:r>
-        <w:rPr>
-          <w:lang w:val="en_US" w:bidi="en_US"/>
-        </w:rPr>
-      </w:r>
-      <w:r>
-        <w:rPr>
-          <w:lang w:val="en_US" w:bidi="en_US"/>
-        </w:rPr>
-      </w:r>
-    </w:p>
-    <w:p>
-      <w:pPr>
-        <w:pStyle w:val="ListBullet"/>
-        <w:spacing w:line="240" w:lineRule="auto"/>
-        <w:ind w:left="720"/>
-      </w:pPr>
-      <w:r>
-        <w:rPr>
-          <w:lang w:val="en_US" w:bidi="en_US"/>
-        </w:rPr>
-      </w:r>
-      <w:hyperlink r:id="rId14">
-        <w:r>
-          <w:rPr>
-            <w:lang w:val="en_US" w:bidi="en_US"/>
-          </w:rPr>
-          <w:rPr>
-            <w:color w:val="0000EE"/>
-            <w:u w:val="single"/>
-          </w:rPr>
-          <w:t>FIA Step 1</w:t>
-        </w:r>
-      </w:hyperlink>
-      <w:r>
-        <w:rPr>
-          <w:lang w:val="en_US" w:bidi="en_US"/>
-        </w:rPr>
-      </w:r>
-    </w:p>
-    <w:p>
-      <w:pPr>
-        <w:pStyle w:val="ListBullet"/>
-        <w:spacing w:line="240" w:lineRule="auto"/>
-        <w:ind w:left="720"/>
-      </w:pPr>
-      <w:r>
-        <w:rPr>
-          <w:lang w:val="en_US" w:bidi="en_US"/>
-        </w:rPr>
-      </w:r>
-      <w:hyperlink r:id="rId15">
-        <w:r>
-          <w:rPr>
-            <w:lang w:val="en_US" w:bidi="en_US"/>
-          </w:rPr>
-          <w:rPr>
-            <w:color w:val="0000EE"/>
-            <w:u w:val="single"/>
-          </w:rPr>
-          <w:t>FIA Step 2</w:t>
-        </w:r>
-      </w:hyperlink>
-      <w:r>
-        <w:rPr>
-          <w:lang w:val="en_US" w:bidi="en_US"/>
-        </w:rPr>
-      </w:r>
-    </w:p>
-    <w:p>
-      <w:pPr>
-        <w:pStyle w:val="ListBullet"/>
-        <w:spacing w:line="240" w:lineRule="auto"/>
-        <w:ind w:left="720"/>
-      </w:pPr>
-      <w:r>
-        <w:rPr>
-          <w:lang w:val="en_US" w:bidi="en_US"/>
-        </w:rPr>
-      </w:r>
-      <w:hyperlink r:id="rId16">
-        <w:r>
-          <w:rPr>
-            <w:lang w:val="en_US" w:bidi="en_US"/>
-          </w:rPr>
-          <w:rPr>
-            <w:color w:val="0000EE"/>
-            <w:u w:val="single"/>
-          </w:rPr>
-          <w:t>FIA Step 3</w:t>
-        </w:r>
-      </w:hyperlink>
-      <w:r>
-        <w:rPr>
-          <w:lang w:val="en_US" w:bidi="en_US"/>
-        </w:rPr>
-      </w:r>
-    </w:p>
-    <w:p>
-      <w:pPr>
-        <w:pStyle w:val="ListBullet"/>
-        <w:spacing w:line="240" w:lineRule="auto"/>
-        <w:ind w:left="720"/>
-      </w:pPr>
-      <w:r>
-        <w:rPr>
-          <w:lang w:val="en_US" w:bidi="en_US"/>
-        </w:rPr>
-      </w:r>
-      <w:hyperlink r:id="rId17">
-        <w:r>
-          <w:rPr>
-            <w:lang w:val="en_US" w:bidi="en_US"/>
-          </w:rPr>
-          <w:rPr>
-            <w:color w:val="0000EE"/>
-            <w:u w:val="single"/>
-          </w:rPr>
-          <w:t>FIA Step 4</w:t>
-        </w:r>
-      </w:hyperlink>
-      <w:r>
-        <w:rPr>
-          <w:lang w:val="en_US" w:bidi="en_US"/>
-        </w:rPr>
-      </w:r>
-    </w:p>
-    <w:p>
-      <w:pPr>
-        <w:pStyle w:val="ListBullet"/>
-        <w:spacing w:line="240" w:lineRule="auto"/>
-        <w:ind w:left="720"/>
-      </w:pPr>
-      <w:r>
-        <w:rPr>
-          <w:lang w:val="en_US" w:bidi="en_US"/>
-        </w:rPr>
-      </w:r>
-      <w:hyperlink r:id="rId18">
-        <w:r>
-          <w:rPr>
-            <w:lang w:val="en_US" w:bidi="en_US"/>
-          </w:rPr>
-          <w:rPr>
-            <w:color w:val="0000EE"/>
-            <w:u w:val="single"/>
-          </w:rPr>
-          <w:t>FIA Step 5</w:t>
-        </w:r>
-      </w:hyperlink>
-      <w:r>
-        <w:rPr>
-          <w:lang w:val="en_US" w:bidi="en_US"/>
-        </w:rPr>
-      </w:r>
-    </w:p>
-    <w:p>
-      <w:pPr>
-        <w:pStyle w:val="ListBullet"/>
-        <w:spacing w:line="240" w:lineRule="auto"/>
-        <w:ind w:left="720"/>
-      </w:pPr>
-      <w:r>
-        <w:rPr>
-          <w:lang w:val="en_US" w:bidi="en_US"/>
-        </w:rPr>
-      </w:r>
-      <w:hyperlink r:id="rId19">
-        <w:r>
-          <w:rPr>
-            <w:lang w:val="en_US" w:bidi="en_US"/>
-          </w:rPr>
-          <w:rPr>
-            <w:color w:val="0000EE"/>
-            <w:u w:val="single"/>
-          </w:rPr>
-          <w:t>FIA Step 6</w:t>
-        </w:r>
-      </w:hyperlink>
-      <w:r>
-        <w:rPr>
-          <w:lang w:val="en_US" w:bidi="en_US"/>
-        </w:rPr>
-      </w:r>
-      <w:r>
-        <w:rPr>
-          <w:lang w:val="en_US" w:bidi="en_US"/>
-        </w:rPr>
-      </w:r>
-    </w:p>
-    <w:p>
-      <w:pPr/>
-      <w:r>
-        <w:rPr>
-          <w:lang w:val="en_US" w:bidi="en_US"/>
-        </w:rPr>
-      </w:r>
-      <w:hyperlink r:id="rId20">
-        <w:r>
-          <w:rPr>
-            <w:lang w:val="en_US" w:bidi="en_US"/>
-          </w:rPr>
-          <w:rPr>
-            <w:color w:val="0000EE"/>
-            <w:u w:val="single"/>
-          </w:rPr>
-          <w:t>mp3 zip</w:t>
-        </w:r>
-      </w:hyperlink>
-      <w:r>
-        <w:rPr>
-          <w:lang w:val="en_US" w:bidi="en_US"/>
-        </w:rPr>
-        <w:t xml:space="preserve"> (22096714 KB)</w:t>
-      </w:r>
-      <w:r>
-        <w:rPr>
-          <w:lang w:val="en_US" w:bidi="en_US"/>
-        </w:rPr>
-      </w:r>
-      <w:r>
-        <w:rPr>
-          <w:lang w:val="en_US" w:bidi="en_US"/>
-        </w:rPr>
-      </w:r>
-    </w:p>
-    <w:p>
-      <w:pPr>
-        <w:pStyle w:val="ListBullet"/>
-        <w:spacing w:line="240" w:lineRule="auto"/>
-        <w:ind w:left="720"/>
-      </w:pPr>
-      <w:r>
-        <w:rPr>
-          <w:lang w:val="en_US" w:bidi="en_US"/>
-        </w:rPr>
-      </w:r>
-      <w:hyperlink r:id="rId21">
-        <w:r>
-          <w:rPr>
-            <w:lang w:val="en_US" w:bidi="en_US"/>
-          </w:rPr>
-          <w:rPr>
-            <w:color w:val="0000EE"/>
-            <w:u w:val="single"/>
-          </w:rPr>
-          <w:t>FIA Step 1</w:t>
-        </w:r>
-      </w:hyperlink>
-      <w:r>
-        <w:rPr>
-          <w:lang w:val="en_US" w:bidi="en_US"/>
-        </w:rPr>
-      </w:r>
-    </w:p>
-    <w:p>
-      <w:pPr>
-        <w:pStyle w:val="ListBullet"/>
-        <w:spacing w:line="240" w:lineRule="auto"/>
-        <w:ind w:left="720"/>
-      </w:pPr>
-      <w:r>
-        <w:rPr>
-          <w:lang w:val="en_US" w:bidi="en_US"/>
-        </w:rPr>
-      </w:r>
-      <w:hyperlink r:id="rId22">
-        <w:r>
-          <w:rPr>
-            <w:lang w:val="en_US" w:bidi="en_US"/>
-          </w:rPr>
-          <w:rPr>
-            <w:color w:val="0000EE"/>
-            <w:u w:val="single"/>
-          </w:rPr>
-          <w:t>FIA Step 2</w:t>
-        </w:r>
-      </w:hyperlink>
-      <w:r>
-        <w:rPr>
-          <w:lang w:val="en_US" w:bidi="en_US"/>
-        </w:rPr>
-      </w:r>
-    </w:p>
-    <w:p>
-      <w:pPr>
-        <w:pStyle w:val="ListBullet"/>
-        <w:spacing w:line="240" w:lineRule="auto"/>
-        <w:ind w:left="720"/>
-      </w:pPr>
-      <w:r>
-        <w:rPr>
-          <w:lang w:val="en_US" w:bidi="en_US"/>
-        </w:rPr>
-      </w:r>
-      <w:hyperlink r:id="rId23">
-        <w:r>
-          <w:rPr>
-            <w:lang w:val="en_US" w:bidi="en_US"/>
-          </w:rPr>
-          <w:rPr>
-            <w:color w:val="0000EE"/>
-            <w:u w:val="single"/>
-          </w:rPr>
-          <w:t>FIA Step 3</w:t>
-        </w:r>
-      </w:hyperlink>
-      <w:r>
-        <w:rPr>
-          <w:lang w:val="en_US" w:bidi="en_US"/>
-        </w:rPr>
-      </w:r>
-    </w:p>
-    <w:p>
-      <w:pPr>
-        <w:pStyle w:val="ListBullet"/>
-        <w:spacing w:line="240" w:lineRule="auto"/>
-        <w:ind w:left="720"/>
-      </w:pPr>
-      <w:r>
-        <w:rPr>
-          <w:lang w:val="en_US" w:bidi="en_US"/>
-        </w:rPr>
-      </w:r>
-      <w:hyperlink r:id="rId24">
-        <w:r>
-          <w:rPr>
-            <w:lang w:val="en_US" w:bidi="en_US"/>
-          </w:rPr>
-          <w:rPr>
-            <w:color w:val="0000EE"/>
-            <w:u w:val="single"/>
-          </w:rPr>
-          <w:t>FIA Step 4</w:t>
-        </w:r>
-      </w:hyperlink>
-      <w:r>
-        <w:rPr>
-          <w:lang w:val="en_US" w:bidi="en_US"/>
-        </w:rPr>
-      </w:r>
-    </w:p>
-    <w:p>
-      <w:pPr>
-        <w:pStyle w:val="ListBullet"/>
-        <w:spacing w:line="240" w:lineRule="auto"/>
-        <w:ind w:left="720"/>
-      </w:pPr>
-      <w:r>
-        <w:rPr>
-          <w:lang w:val="en_US" w:bidi="en_US"/>
-        </w:rPr>
-      </w:r>
-      <w:hyperlink r:id="rId25">
-        <w:r>
-          <w:rPr>
-            <w:lang w:val="en_US" w:bidi="en_US"/>
-          </w:rPr>
-          <w:rPr>
-            <w:color w:val="0000EE"/>
-            <w:u w:val="single"/>
-          </w:rPr>
-          <w:t>FIA Step 5</w:t>
-        </w:r>
-      </w:hyperlink>
-      <w:r>
-        <w:rPr>
-          <w:lang w:val="en_US" w:bidi="en_US"/>
-        </w:rPr>
-      </w:r>
-    </w:p>
-    <w:p>
-      <w:pPr>
-        <w:pStyle w:val="ListBullet"/>
-        <w:spacing w:line="240" w:lineRule="auto"/>
-        <w:ind w:left="720"/>
-      </w:pPr>
-      <w:r>
-        <w:rPr>
-          <w:lang w:val="en_US" w:bidi="en_US"/>
-        </w:rPr>
-      </w:r>
-      <w:hyperlink r:id="rId26">
-        <w:r>
-          <w:rPr>
-            <w:lang w:val="en_US" w:bidi="en_US"/>
-          </w:rPr>
-          <w:rPr>
-            <w:color w:val="0000EE"/>
-            <w:u w:val="single"/>
-          </w:rPr>
-          <w:t>FIA Step 6</w:t>
-        </w:r>
-      </w:hyperlink>
-      <w:r>
-        <w:rPr>
-          <w:lang w:val="en_US" w:bidi="en_US"/>
-        </w:rPr>
-      </w:r>
-      <w:r>
-        <w:rPr>
-          <w:lang w:val="en_US" w:bidi="en_US"/>
-        </w:rPr>
-      </w:r>
-      <w:r>
-        <w:rPr>
-          <w:lang w:val="en_US" w:bidi="en_US"/>
-        </w:rPr>
-      </w:r>
-    </w:p>
-    <w:p>
-      <w:pPr/>
-      <w:r>
-        <w:rPr>
-          <w:lang w:val="en_US" w:bidi="en_US"/>
-        </w:rPr>
-      </w:r>
-    </w:p>
-    <w:p>
-      <w:pPr>
-        <w:pStyle w:val="Heading2"/>
-      </w:pPr>
-      <w:r>
-        <w:rPr>
-          <w:lang w:val="en_US" w:bidi="en_US"/>
-        </w:rPr>
-        <w:t>Psalms 3:1–8</w:t>
-      </w:r>
-      <w:r>
-        <w:rPr>
-          <w:lang w:val="en_US" w:bidi="en_US"/>
-        </w:rPr>
-      </w:r>
-    </w:p>
-    <w:p>
-      <w:pPr>
-        <w:pStyle w:val="Heading3"/>
-      </w:pPr>
-      <w:r>
-        <w:rPr>
-          <w:lang w:val="en_US" w:bidi="en_US"/>
-        </w:rPr>
         <w:t>Hear and Heart</w:t>
       </w:r>
       <w:r>
         <w:rPr>
           <w:lang w:val="en_US" w:bidi="en_US"/>
         </w:rPr>
-      </w:r>
-    </w:p>
-    <w:p>
-      <w:pPr>
-        <w:pStyle w:val="Heading3"/>
-      </w:pPr>
-      <w:r>
-        <w:rPr>
-          <w:lang w:val="en_US" w:bidi="en_US"/>
-        </w:rPr>
-        <w:t>Hear and Heart</w:t>
       </w:r>
     </w:p>
     <w:p>
@@ -3574,17 +3065,6 @@
       </w:r>
     </w:p>
     <w:p>
-      <w:pPr>
-        <w:pStyle w:val="Heading3"/>
-      </w:pPr>
-      <w:r>
-        <w:rPr>
-          <w:lang w:val="en_US" w:bidi="en_US"/>
-        </w:rPr>
-        <w:t>Setting the Stage</w:t>
-      </w:r>
-    </w:p>
-    <w:p>
       <w:pPr/>
       <w:r>
         <w:rPr>
@@ -3940,17 +3420,6 @@
       </w:r>
     </w:p>
     <w:p>
-      <w:pPr>
-        <w:pStyle w:val="Heading3"/>
-      </w:pPr>
-      <w:r>
-        <w:rPr>
-          <w:lang w:val="en_US" w:bidi="en_US"/>
-        </w:rPr>
-        <w:t>Defining the Scenes</w:t>
-      </w:r>
-    </w:p>
-    <w:p>
       <w:pPr/>
       <w:r>
         <w:rPr>
@@ -4576,17 +4045,6 @@
       </w:r>
     </w:p>
     <w:p>
-      <w:pPr>
-        <w:pStyle w:val="Heading3"/>
-      </w:pPr>
-      <w:r>
-        <w:rPr>
-          <w:lang w:val="en_US" w:bidi="en_US"/>
-        </w:rPr>
-        <w:t>Embodying the Text</w:t>
-      </w:r>
-    </w:p>
-    <w:p>
       <w:pPr/>
       <w:r>
         <w:rPr>
@@ -5422,6 +4880,367 @@
       </w:r>
     </w:p>
     <w:p>
+      <w:pPr/>
+      <w:r>
+        <w:rPr>
+          <w:lang w:val="en_US" w:bidi="en_US"/>
+        </w:rPr>
+      </w:r>
+      <w:r>
+        <w:rPr>
+          <w:lang w:val="en_US" w:bidi="en_US"/>
+        </w:rPr>
+        <w:t>Listen to an audio version of Psalm 3:1–8 in the easiest-to-understand translation.</w:t>
+      </w:r>
+    </w:p>
+    <w:p>
+      <w:pPr/>
+      <w:r>
+        <w:rPr>
+          <w:lang w:val="en_US" w:bidi="en_US"/>
+        </w:rPr>
+      </w:r>
+      <w:r>
+        <w:rPr>
+          <w:lang w:val="en_US" w:bidi="en_US"/>
+        </w:rPr>
+        <w:t>Pause this audio here.</w:t>
+      </w:r>
+    </w:p>
+    <w:p>
+      <w:pPr/>
+      <w:r>
+        <w:rPr>
+          <w:lang w:val="en_US" w:bidi="en_US"/>
+        </w:rPr>
+      </w:r>
+      <w:r>
+        <w:rPr>
+          <w:lang w:val="en_US" w:bidi="en_US"/>
+        </w:rPr>
+        <w:t>In this step, the group will discuss key terms and words in this passage.</w:t>
+      </w:r>
+    </w:p>
+    <w:p>
+      <w:pPr/>
+      <w:r>
+        <w:rPr>
+          <w:lang w:val="en_US" w:bidi="en_US"/>
+        </w:rPr>
+      </w:r>
+      <w:r>
+        <w:rPr>
+          <w:lang w:val="en_US" w:bidi="en_US"/>
+        </w:rPr>
+        <w:t xml:space="preserve">The poet begins his prayer-song with "O </w:t>
+      </w:r>
+      <w:r>
+        <w:rPr>
+          <w:b/>
+          <w:lang w:val="en_US" w:bidi="en_US"/>
+        </w:rPr>
+        <w:t>Yahweh</w:t>
+      </w:r>
+      <w:r>
+        <w:rPr>
+          <w:lang w:val="en_US" w:bidi="en_US"/>
+        </w:rPr>
+        <w:t>." Yahweh is the personal name of God. Use the same word for Yahweh that you have used in previous passages. For more information, refer to Yahweh in the Master Glossary.</w:t>
+      </w:r>
+    </w:p>
+    <w:p>
+      <w:pPr/>
+      <w:r>
+        <w:rPr>
+          <w:lang w:val="en_US" w:bidi="en_US"/>
+        </w:rPr>
+      </w:r>
+      <w:r>
+        <w:rPr>
+          <w:lang w:val="en_US" w:bidi="en_US"/>
+        </w:rPr>
+        <w:t xml:space="preserve">The poet says that his many enemies are talking about his </w:t>
+      </w:r>
+      <w:r>
+        <w:rPr>
+          <w:b/>
+          <w:lang w:val="en_US" w:bidi="en_US"/>
+        </w:rPr>
+        <w:t>soul</w:t>
+      </w:r>
+      <w:r>
+        <w:rPr>
+          <w:lang w:val="en_US" w:bidi="en_US"/>
+        </w:rPr>
+        <w:t>. Often, the soul refers to the invisible parts of a person, such as their thoughts, feelings, and desires. However, in this context, the soul refers to the entire person, not just his inner being. The poet is telling Yahweh what people are saying about him.</w:t>
+      </w:r>
+    </w:p>
+    <w:p>
+      <w:pPr/>
+      <w:r>
+        <w:rPr>
+          <w:lang w:val="en_US" w:bidi="en_US"/>
+        </w:rPr>
+      </w:r>
+      <w:r>
+        <w:rPr>
+          <w:lang w:val="en_US" w:bidi="en_US"/>
+        </w:rPr>
+        <w:t>Stop here and discuss as a group what word or phrase you will use for soul. Look up soul in the Master Glossary for more information. If you have already translated this word in another book of the Bible, use the same word that you have used there. Pause this audio here.</w:t>
+      </w:r>
+    </w:p>
+    <w:p>
+      <w:pPr/>
+      <w:r>
+        <w:rPr>
+          <w:lang w:val="en_US" w:bidi="en_US"/>
+        </w:rPr>
+      </w:r>
+      <w:r>
+        <w:rPr>
+          <w:lang w:val="en_US" w:bidi="en_US"/>
+        </w:rPr>
+        <w:t xml:space="preserve">The poet's enemies say that "there is no </w:t>
+      </w:r>
+      <w:r>
+        <w:rPr>
+          <w:b/>
+          <w:lang w:val="en_US" w:bidi="en_US"/>
+        </w:rPr>
+        <w:t>salvation</w:t>
+      </w:r>
+      <w:r>
+        <w:rPr>
+          <w:lang w:val="en_US" w:bidi="en_US"/>
+        </w:rPr>
+        <w:t xml:space="preserve"> for him in </w:t>
+      </w:r>
+      <w:r>
+        <w:rPr>
+          <w:b/>
+          <w:lang w:val="en_US" w:bidi="en_US"/>
+        </w:rPr>
+        <w:t>God</w:t>
+      </w:r>
+      <w:r>
+        <w:rPr>
+          <w:lang w:val="en_US" w:bidi="en_US"/>
+        </w:rPr>
+        <w:t>" or "God will not save or deliver him. Whenever the Israelites were in a desperate situation, like when some enemies attacked them, they called out to God to save them. They wanted God to help them and to protect them. If God did not save the people, they would die.</w:t>
+      </w:r>
+    </w:p>
+    <w:p>
+      <w:pPr/>
+      <w:r>
+        <w:rPr>
+          <w:lang w:val="en_US" w:bidi="en_US"/>
+        </w:rPr>
+      </w:r>
+      <w:r>
+        <w:rPr>
+          <w:lang w:val="en_US" w:bidi="en_US"/>
+        </w:rPr>
+        <w:t>Stop here and discuss as a group what word or phrase you will use for save. Look up salvation in the Master Glossary for more information. If you have already translated this word in another book of the Bible, use the same word that you have used there. Pause this audio here.</w:t>
+      </w:r>
+    </w:p>
+    <w:p>
+      <w:pPr/>
+      <w:r>
+        <w:rPr>
+          <w:lang w:val="en_US" w:bidi="en_US"/>
+        </w:rPr>
+      </w:r>
+      <w:r>
+        <w:rPr>
+          <w:lang w:val="en_US" w:bidi="en_US"/>
+        </w:rPr>
+        <w:t>The poet's enemies use the general word for God. In the Bible, God refers to God who created everything. God is the most powerful spiritual being. This is the God who made a covenant, a special promise, to Abraham and his descendants, the Israelites.</w:t>
+      </w:r>
+    </w:p>
+    <w:p>
+      <w:pPr/>
+      <w:r>
+        <w:rPr>
+          <w:lang w:val="en_US" w:bidi="en_US"/>
+        </w:rPr>
+      </w:r>
+      <w:r>
+        <w:rPr>
+          <w:lang w:val="en_US" w:bidi="en_US"/>
+        </w:rPr>
+        <w:t>Stop here and discuss as a group what word or phrase you will use for God. Look up God in the Master Glossary for more information. If you have already translated this word in another book of the Bible, use the same word that you have used there. Pause this audio here.</w:t>
+      </w:r>
+    </w:p>
+    <w:p>
+      <w:pPr/>
+      <w:r>
+        <w:rPr>
+          <w:lang w:val="en_US" w:bidi="en_US"/>
+        </w:rPr>
+      </w:r>
+      <w:r>
+        <w:rPr>
+          <w:lang w:val="en_US" w:bidi="en_US"/>
+        </w:rPr>
+        <w:t xml:space="preserve">The poet calls Yahweh a </w:t>
+      </w:r>
+      <w:r>
+        <w:rPr>
+          <w:b/>
+          <w:lang w:val="en_US" w:bidi="en_US"/>
+        </w:rPr>
+        <w:t>shield</w:t>
+      </w:r>
+      <w:r>
+        <w:rPr>
+          <w:lang w:val="en_US" w:bidi="en_US"/>
+        </w:rPr>
+        <w:t xml:space="preserve"> who surrounds or protects him on every side. A shield is a barrier that soldiers hold and use in battle to defend themselves from the arrows and spears of enemies. A shield craftsman made a wooden frame, which he covered with leather and metal. A soldier could protect himself with the shield only in the one direction in which he placed the shield. The poet said that Yahweh is a shield all around him, protecting him in every direction.</w:t>
+      </w:r>
+    </w:p>
+    <w:p>
+      <w:pPr/>
+      <w:r>
+        <w:rPr>
+          <w:lang w:val="en_US" w:bidi="en_US"/>
+        </w:rPr>
+      </w:r>
+      <w:r>
+        <w:rPr>
+          <w:lang w:val="en_US" w:bidi="en_US"/>
+        </w:rPr>
+        <w:t>Stop here and look at a picture of a shield, if needed. Discuss as a group what word or phrase you will use for shield. If you have already translated this word in another book of the Bible, use the same word that you have used there. Pause this audio here.</w:t>
+      </w:r>
+    </w:p>
+    <w:p>
+      <w:pPr/>
+      <w:r>
+        <w:rPr>
+          <w:lang w:val="en_US" w:bidi="en_US"/>
+        </w:rPr>
+      </w:r>
+      <w:r>
+        <w:rPr>
+          <w:lang w:val="en_US" w:bidi="en_US"/>
+        </w:rPr>
+        <w:t xml:space="preserve">The poet says that Yahweh answered him from his </w:t>
+      </w:r>
+      <w:r>
+        <w:rPr>
+          <w:b/>
+          <w:lang w:val="en_US" w:bidi="en_US"/>
+        </w:rPr>
+        <w:t>holy hill</w:t>
+      </w:r>
+      <w:r>
+        <w:rPr>
+          <w:lang w:val="en_US" w:bidi="en_US"/>
+        </w:rPr>
+        <w:t>. The holy hill or mountain refers to Mount Zion in Jerusalem, where the Temple is located. The hill is holy or set apart by Yahweh for special purposes. The Temple was where Yahweh revealed himself to his people. One possible way to translate this is, "Yahweh answers me from the Temple on Mount Zion, his holy hill."</w:t>
+      </w:r>
+    </w:p>
+    <w:p>
+      <w:pPr/>
+      <w:r>
+        <w:rPr>
+          <w:lang w:val="en_US" w:bidi="en_US"/>
+        </w:rPr>
+      </w:r>
+      <w:r>
+        <w:rPr>
+          <w:lang w:val="en_US" w:bidi="en_US"/>
+        </w:rPr>
+        <w:t>Stop here and discuss as a group what word or phrase you will use for holy hill. Look up holy, Zion, Jerusalem, and Temple in the Master Glossary for more information. If you have already translated this word in another book of the Bible, use the same word that you have used there. Pause this audio here.</w:t>
+      </w:r>
+    </w:p>
+    <w:p>
+      <w:pPr/>
+      <w:r>
+        <w:rPr>
+          <w:lang w:val="en_US" w:bidi="en_US"/>
+        </w:rPr>
+      </w:r>
+      <w:r>
+        <w:rPr>
+          <w:lang w:val="en_US" w:bidi="en_US"/>
+        </w:rPr>
+        <w:t xml:space="preserve">The poet calls Yahweh "my </w:t>
+      </w:r>
+      <w:r>
+        <w:rPr>
+          <w:b/>
+          <w:lang w:val="en_US" w:bidi="en_US"/>
+        </w:rPr>
+        <w:t>glory</w:t>
+      </w:r>
+      <w:r>
+        <w:rPr>
+          <w:lang w:val="en_US" w:bidi="en_US"/>
+        </w:rPr>
+        <w:t>." Glory is the fame and admiration that you gain by doing something impressive. The poet is saying that Yahweh is the one who gives him honor and victory.</w:t>
+      </w:r>
+    </w:p>
+    <w:p>
+      <w:pPr/>
+      <w:r>
+        <w:rPr>
+          <w:lang w:val="en_US" w:bidi="en_US"/>
+        </w:rPr>
+      </w:r>
+      <w:r>
+        <w:rPr>
+          <w:lang w:val="en_US" w:bidi="en_US"/>
+        </w:rPr>
+        <w:t>Stop here and discuss as a group what word or phrase you will use for glory. Look up glory in the Master Glossary for more information. If you have already translated this word in another book of the Bible, use the same word that you have used there. Pause this audio here.</w:t>
+      </w:r>
+    </w:p>
+    <w:p>
+      <w:pPr/>
+      <w:r>
+        <w:rPr>
+          <w:lang w:val="en_US" w:bidi="en_US"/>
+        </w:rPr>
+      </w:r>
+      <w:r>
+        <w:rPr>
+          <w:lang w:val="en_US" w:bidi="en_US"/>
+        </w:rPr>
+        <w:t>The poet says that Yahweh breaks the teeth of the wicked. A person who is wicked, or evil, willingly does bad things that hurt other people. When people stop obeying God, they begin to do evil actions. Use the same word for wicked as you used in previous passages. For more information on wickedness, refer to the Master Glossary.</w:t>
+      </w:r>
+    </w:p>
+    <w:p>
+      <w:pPr/>
+      <w:r>
+        <w:rPr>
+          <w:lang w:val="en_US" w:bidi="en_US"/>
+        </w:rPr>
+      </w:r>
+      <w:r>
+        <w:rPr>
+          <w:lang w:val="en_US" w:bidi="en_US"/>
+        </w:rPr>
+        <w:t xml:space="preserve">The poet ends by asking Yahweh to </w:t>
+      </w:r>
+      <w:r>
+        <w:rPr>
+          <w:b/>
+          <w:lang w:val="en_US" w:bidi="en_US"/>
+        </w:rPr>
+        <w:t>bless</w:t>
+      </w:r>
+      <w:r>
+        <w:rPr>
+          <w:lang w:val="en_US" w:bidi="en_US"/>
+        </w:rPr>
+        <w:t xml:space="preserve"> Yahweh's people. When God blesses a person, God is doing, or promising to do, something good for that person. The poet is asking Yahweh to do good things for the people who follow Yahweh. Use the same word for blessing as you used in previous passages. For more information on bless, refer to the Master Glossary.</w:t>
+      </w:r>
+      <w:r>
+        <w:rPr>
+          <w:lang w:val="en_US" w:bidi="en_US"/>
+        </w:rPr>
+      </w:r>
+    </w:p>
+    <w:p>
       <w:pPr>
         <w:pStyle w:val="Heading3"/>
       </w:pPr>
@@ -5429,21 +5248,26 @@
         <w:rPr>
           <w:lang w:val="en_US" w:bidi="en_US"/>
         </w:rPr>
-        <w:t>Filling the Gaps</w:t>
-      </w:r>
-    </w:p>
-    <w:p>
-      <w:pPr/>
-      <w:r>
-        <w:rPr>
-          <w:lang w:val="en_US" w:bidi="en_US"/>
-        </w:rPr>
-      </w:r>
-      <w:r>
-        <w:rPr>
-          <w:lang w:val="en_US" w:bidi="en_US"/>
-        </w:rPr>
-        <w:t>Listen to an audio version of Psalm 3:1–8 in the easiest-to-understand translation.</w:t>
+        <w:t>Speaking the Word</w:t>
+      </w:r>
+      <w:r>
+        <w:rPr>
+          <w:lang w:val="en_US" w:bidi="en_US"/>
+        </w:rPr>
+      </w:r>
+    </w:p>
+    <w:p>
+      <w:pPr/>
+      <w:r>
+        <w:rPr>
+          <w:lang w:val="en_US" w:bidi="en_US"/>
+        </w:rPr>
+      </w:r>
+      <w:r>
+        <w:rPr>
+          <w:lang w:val="en_US" w:bidi="en_US"/>
+        </w:rPr>
+        <w:t>Listen to an audio version of the passage in the easiest-to-understand translation.</w:t>
       </w:r>
     </w:p>
     <w:p>
@@ -5471,321 +5295,106 @@
         <w:rPr>
           <w:lang w:val="en_US" w:bidi="en_US"/>
         </w:rPr>
-        <w:t>In this step, the group will discuss key terms and words in this passage.</w:t>
-      </w:r>
-    </w:p>
-    <w:p>
-      <w:pPr/>
-      <w:r>
-        <w:rPr>
-          <w:lang w:val="en_US" w:bidi="en_US"/>
-        </w:rPr>
-      </w:r>
-      <w:r>
-        <w:rPr>
-          <w:lang w:val="en_US" w:bidi="en_US"/>
-        </w:rPr>
-        <w:t xml:space="preserve">The poet begins his prayer-song with "O </w:t>
-      </w:r>
-      <w:r>
-        <w:rPr>
-          <w:b/>
-          <w:lang w:val="en_US" w:bidi="en_US"/>
-        </w:rPr>
-        <w:t>Yahweh</w:t>
-      </w:r>
-      <w:r>
-        <w:rPr>
-          <w:lang w:val="en_US" w:bidi="en_US"/>
-        </w:rPr>
-        <w:t>." Yahweh is the personal name of God. Use the same word for Yahweh that you have used in previous passages. For more information, refer to Yahweh in the Master Glossary.</w:t>
-      </w:r>
-    </w:p>
-    <w:p>
-      <w:pPr/>
-      <w:r>
-        <w:rPr>
-          <w:lang w:val="en_US" w:bidi="en_US"/>
-        </w:rPr>
-      </w:r>
-      <w:r>
-        <w:rPr>
-          <w:lang w:val="en_US" w:bidi="en_US"/>
-        </w:rPr>
-        <w:t xml:space="preserve">The poet says that his many enemies are talking about his </w:t>
-      </w:r>
-      <w:r>
-        <w:rPr>
-          <w:b/>
-          <w:lang w:val="en_US" w:bidi="en_US"/>
-        </w:rPr>
-        <w:t>soul</w:t>
-      </w:r>
-      <w:r>
-        <w:rPr>
-          <w:lang w:val="en_US" w:bidi="en_US"/>
-        </w:rPr>
-        <w:t>. Often, the soul refers to the invisible parts of a person, such as their thoughts, feelings, and desires. However, in this context, the soul refers to the entire person, not just his inner being. The poet is telling Yahweh what people are saying about him.</w:t>
-      </w:r>
-    </w:p>
-    <w:p>
-      <w:pPr/>
-      <w:r>
-        <w:rPr>
-          <w:lang w:val="en_US" w:bidi="en_US"/>
-        </w:rPr>
-      </w:r>
-      <w:r>
-        <w:rPr>
-          <w:lang w:val="en_US" w:bidi="en_US"/>
-        </w:rPr>
-        <w:t>Stop here and discuss as a group what word or phrase you will use for soul. Look up soul in the Master Glossary for more information. If you have already translated this word in another book of the Bible, use the same word that you have used there. Pause this audio here.</w:t>
-      </w:r>
-    </w:p>
-    <w:p>
-      <w:pPr/>
-      <w:r>
-        <w:rPr>
-          <w:lang w:val="en_US" w:bidi="en_US"/>
-        </w:rPr>
-      </w:r>
-      <w:r>
-        <w:rPr>
-          <w:lang w:val="en_US" w:bidi="en_US"/>
-        </w:rPr>
-        <w:t xml:space="preserve">The poet's enemies say that "there is no </w:t>
-      </w:r>
-      <w:r>
-        <w:rPr>
-          <w:b/>
-          <w:lang w:val="en_US" w:bidi="en_US"/>
-        </w:rPr>
-        <w:t>salvation</w:t>
-      </w:r>
-      <w:r>
-        <w:rPr>
-          <w:lang w:val="en_US" w:bidi="en_US"/>
-        </w:rPr>
-        <w:t xml:space="preserve"> for him in </w:t>
-      </w:r>
-      <w:r>
-        <w:rPr>
-          <w:b/>
-          <w:lang w:val="en_US" w:bidi="en_US"/>
-        </w:rPr>
-        <w:t>God</w:t>
-      </w:r>
-      <w:r>
-        <w:rPr>
-          <w:lang w:val="en_US" w:bidi="en_US"/>
-        </w:rPr>
-        <w:t>" or "God will not save or deliver him. Whenever the Israelites were in a desperate situation, like when some enemies attacked them, they called out to God to save them. They wanted God to help them and to protect them. If God did not save the people, they would die.</w:t>
-      </w:r>
-    </w:p>
-    <w:p>
-      <w:pPr/>
-      <w:r>
-        <w:rPr>
-          <w:lang w:val="en_US" w:bidi="en_US"/>
-        </w:rPr>
-      </w:r>
-      <w:r>
-        <w:rPr>
-          <w:lang w:val="en_US" w:bidi="en_US"/>
-        </w:rPr>
-        <w:t>Stop here and discuss as a group what word or phrase you will use for save. Look up salvation in the Master Glossary for more information. If you have already translated this word in another book of the Bible, use the same word that you have used there. Pause this audio here.</w:t>
-      </w:r>
-    </w:p>
-    <w:p>
-      <w:pPr/>
-      <w:r>
-        <w:rPr>
-          <w:lang w:val="en_US" w:bidi="en_US"/>
-        </w:rPr>
-      </w:r>
-      <w:r>
-        <w:rPr>
-          <w:lang w:val="en_US" w:bidi="en_US"/>
-        </w:rPr>
-        <w:t>The poet's enemies use the general word for God. In the Bible, God refers to God who created everything. God is the most powerful spiritual being. This is the God who made a covenant, a special promise, to Abraham and his descendants, the Israelites.</w:t>
-      </w:r>
-    </w:p>
-    <w:p>
-      <w:pPr/>
-      <w:r>
-        <w:rPr>
-          <w:lang w:val="en_US" w:bidi="en_US"/>
-        </w:rPr>
-      </w:r>
-      <w:r>
-        <w:rPr>
-          <w:lang w:val="en_US" w:bidi="en_US"/>
-        </w:rPr>
-        <w:t>Stop here and discuss as a group what word or phrase you will use for God. Look up God in the Master Glossary for more information. If you have already translated this word in another book of the Bible, use the same word that you have used there. Pause this audio here.</w:t>
-      </w:r>
-    </w:p>
-    <w:p>
-      <w:pPr/>
-      <w:r>
-        <w:rPr>
-          <w:lang w:val="en_US" w:bidi="en_US"/>
-        </w:rPr>
-      </w:r>
-      <w:r>
-        <w:rPr>
-          <w:lang w:val="en_US" w:bidi="en_US"/>
-        </w:rPr>
-        <w:t xml:space="preserve">The poet calls Yahweh a </w:t>
-      </w:r>
-      <w:r>
-        <w:rPr>
-          <w:b/>
-          <w:lang w:val="en_US" w:bidi="en_US"/>
-        </w:rPr>
-        <w:t>shield</w:t>
-      </w:r>
-      <w:r>
-        <w:rPr>
-          <w:lang w:val="en_US" w:bidi="en_US"/>
-        </w:rPr>
-        <w:t xml:space="preserve"> who surrounds or protects him on every side. A shield is a barrier that soldiers hold and use in battle to defend themselves from the arrows and spears of enemies. A shield craftsman made a wooden frame, which he covered with leather and metal. A soldier could protect himself with the shield only in the one direction in which he placed the shield. The poet said that Yahweh is a shield all around him, protecting him in every direction.</w:t>
-      </w:r>
-    </w:p>
-    <w:p>
-      <w:pPr/>
-      <w:r>
-        <w:rPr>
-          <w:lang w:val="en_US" w:bidi="en_US"/>
-        </w:rPr>
-      </w:r>
-      <w:r>
-        <w:rPr>
-          <w:lang w:val="en_US" w:bidi="en_US"/>
-        </w:rPr>
-        <w:t>Stop here and look at a picture of a shield, if needed. Discuss as a group what word or phrase you will use for shield. If you have already translated this word in another book of the Bible, use the same word that you have used there. Pause this audio here.</w:t>
-      </w:r>
-    </w:p>
-    <w:p>
-      <w:pPr/>
-      <w:r>
-        <w:rPr>
-          <w:lang w:val="en_US" w:bidi="en_US"/>
-        </w:rPr>
-      </w:r>
-      <w:r>
-        <w:rPr>
-          <w:lang w:val="en_US" w:bidi="en_US"/>
-        </w:rPr>
-        <w:t xml:space="preserve">The poet says that Yahweh answered him from his </w:t>
-      </w:r>
-      <w:r>
-        <w:rPr>
-          <w:b/>
-          <w:lang w:val="en_US" w:bidi="en_US"/>
-        </w:rPr>
-        <w:t>holy hill</w:t>
-      </w:r>
-      <w:r>
-        <w:rPr>
-          <w:lang w:val="en_US" w:bidi="en_US"/>
-        </w:rPr>
-        <w:t>. The holy hill or mountain refers to Mount Zion in Jerusalem, where the Temple is located. The hill is holy or set apart by Yahweh for special purposes. The Temple was where Yahweh revealed himself to his people. One possible way to translate this is, "Yahweh answers me from the Temple on Mount Zion, his holy hill."</w:t>
-      </w:r>
-    </w:p>
-    <w:p>
-      <w:pPr/>
-      <w:r>
-        <w:rPr>
-          <w:lang w:val="en_US" w:bidi="en_US"/>
-        </w:rPr>
-      </w:r>
-      <w:r>
-        <w:rPr>
-          <w:lang w:val="en_US" w:bidi="en_US"/>
-        </w:rPr>
-        <w:t>Stop here and discuss as a group what word or phrase you will use for holy hill. Look up holy, Zion, Jerusalem, and Temple in the Master Glossary for more information. If you have already translated this word in another book of the Bible, use the same word that you have used there. Pause this audio here.</w:t>
-      </w:r>
-    </w:p>
-    <w:p>
-      <w:pPr/>
-      <w:r>
-        <w:rPr>
-          <w:lang w:val="en_US" w:bidi="en_US"/>
-        </w:rPr>
-      </w:r>
-      <w:r>
-        <w:rPr>
-          <w:lang w:val="en_US" w:bidi="en_US"/>
-        </w:rPr>
-        <w:t xml:space="preserve">The poet calls Yahweh "my </w:t>
-      </w:r>
-      <w:r>
-        <w:rPr>
-          <w:b/>
-          <w:lang w:val="en_US" w:bidi="en_US"/>
-        </w:rPr>
-        <w:t>glory</w:t>
-      </w:r>
-      <w:r>
-        <w:rPr>
-          <w:lang w:val="en_US" w:bidi="en_US"/>
-        </w:rPr>
-        <w:t>." Glory is the fame and admiration that you gain by doing something impressive. The poet is saying that Yahweh is the one who gives him honor and victory.</w:t>
-      </w:r>
-    </w:p>
-    <w:p>
-      <w:pPr/>
-      <w:r>
-        <w:rPr>
-          <w:lang w:val="en_US" w:bidi="en_US"/>
-        </w:rPr>
-      </w:r>
-      <w:r>
-        <w:rPr>
-          <w:lang w:val="en_US" w:bidi="en_US"/>
-        </w:rPr>
-        <w:t>Stop here and discuss as a group what word or phrase you will use for glory. Look up glory in the Master Glossary for more information. If you have already translated this word in another book of the Bible, use the same word that you have used there. Pause this audio here.</w:t>
-      </w:r>
-    </w:p>
-    <w:p>
-      <w:pPr/>
-      <w:r>
-        <w:rPr>
-          <w:lang w:val="en_US" w:bidi="en_US"/>
-        </w:rPr>
-      </w:r>
-      <w:r>
-        <w:rPr>
-          <w:lang w:val="en_US" w:bidi="en_US"/>
-        </w:rPr>
-        <w:t>The poet says that Yahweh breaks the teeth of the wicked. A person who is wicked, or evil, willingly does bad things that hurt other people. When people stop obeying God, they begin to do evil actions. Use the same word for wicked as you used in previous passages. For more information on wickedness, refer to the Master Glossary.</w:t>
-      </w:r>
-    </w:p>
-    <w:p>
-      <w:pPr/>
-      <w:r>
-        <w:rPr>
-          <w:lang w:val="en_US" w:bidi="en_US"/>
-        </w:rPr>
-      </w:r>
-      <w:r>
-        <w:rPr>
-          <w:lang w:val="en_US" w:bidi="en_US"/>
-        </w:rPr>
-        <w:t xml:space="preserve">The poet ends by asking Yahweh to </w:t>
-      </w:r>
-      <w:r>
-        <w:rPr>
-          <w:b/>
-          <w:lang w:val="en_US" w:bidi="en_US"/>
-        </w:rPr>
-        <w:t>bless</w:t>
-      </w:r>
-      <w:r>
-        <w:rPr>
-          <w:lang w:val="en_US" w:bidi="en_US"/>
-        </w:rPr>
-        <w:t xml:space="preserve"> Yahweh's people. When God blesses a person, God is doing, or promising to do, something good for that person. The poet is asking Yahweh to do good things for the people who follow Yahweh. Use the same word for blessing as you used in previous passages. For more information on bless, refer to the Master Glossary.</w:t>
+        <w:t>In this session, retell the passage, as a group, in your own language.</w:t>
+      </w:r>
+    </w:p>
+    <w:p>
+      <w:pPr/>
+      <w:r>
+        <w:rPr>
+          <w:lang w:val="en_US" w:bidi="en_US"/>
+        </w:rPr>
+      </w:r>
+      <w:r>
+        <w:rPr>
+          <w:lang w:val="en_US" w:bidi="en_US"/>
+        </w:rPr>
+        <w:t>First, the whole group should practice telling the passage in your own language. Remember to include the things you decided in previous steps, like chronology, words, phrases, emotions, or anything else you discussed.</w:t>
+      </w:r>
+    </w:p>
+    <w:p>
+      <w:pPr/>
+      <w:r>
+        <w:rPr>
+          <w:lang w:val="en_US" w:bidi="en_US"/>
+        </w:rPr>
+      </w:r>
+      <w:r>
+        <w:rPr>
+          <w:lang w:val="en_US" w:bidi="en_US"/>
+        </w:rPr>
+        <w:t>One group member should tell a few sentences of the passage and pause. Another group member should tell the next part of the passage and pause. Do this until the group has retold the whole passage. The group members can correct each other in this step. Pause this audio here.</w:t>
+      </w:r>
+    </w:p>
+    <w:p>
+      <w:pPr/>
+      <w:r>
+        <w:rPr>
+          <w:lang w:val="en_US" w:bidi="en_US"/>
+        </w:rPr>
+      </w:r>
+      <w:r>
+        <w:rPr>
+          <w:lang w:val="en_US" w:bidi="en_US"/>
+        </w:rPr>
+        <w:t>Next, each member of the group should tell the whole passage without interruption at least one time. A group member can use random objects, motions, or their storyboard to help them remember the passage. Pause this audio here.</w:t>
+      </w:r>
+    </w:p>
+    <w:p>
+      <w:pPr/>
+      <w:r>
+        <w:rPr>
+          <w:lang w:val="en_US" w:bidi="en_US"/>
+        </w:rPr>
+      </w:r>
+      <w:r>
+        <w:rPr>
+          <w:lang w:val="en_US" w:bidi="en_US"/>
+        </w:rPr>
+        <w:t>Next, the group can decide whose version of the passage you like the most. You may decide that you liked the way one group member told one scene but you liked the way a different group member told another scene. Pause this audio here.</w:t>
+      </w:r>
+    </w:p>
+    <w:p>
+      <w:pPr/>
+      <w:r>
+        <w:rPr>
+          <w:lang w:val="en_US" w:bidi="en_US"/>
+        </w:rPr>
+      </w:r>
+      <w:r>
+        <w:rPr>
+          <w:lang w:val="en_US" w:bidi="en_US"/>
+        </w:rPr>
+        <w:t>Finally, the group can put together a final version of the passage that everyone agrees on. Each group member should practice telling this final version of the passage.</w:t>
+      </w:r>
+      <w:r>
+        <w:rPr>
+          <w:lang w:val="en_US" w:bidi="en_US"/>
+        </w:rPr>
+      </w:r>
+      <w:r>
+        <w:rPr>
+          <w:lang w:val="en_US" w:bidi="en_US"/>
+        </w:rPr>
+      </w:r>
+    </w:p>
+    <w:p>
+      <w:pPr/>
+      <w:r>
+        <w:rPr>
+          <w:lang w:val="en_US" w:bidi="en_US"/>
+        </w:rPr>
+      </w:r>
+    </w:p>
+    <w:p>
+      <w:pPr>
+        <w:pStyle w:val="Heading2"/>
+      </w:pPr>
+      <w:r>
+        <w:rPr>
+          <w:lang w:val="en_US" w:bidi="en_US"/>
+        </w:rPr>
+        <w:t>Psalms 117:1–2</w:t>
       </w:r>
       <w:r>
         <w:rPr>
@@ -5801,671 +5410,12 @@
         <w:rPr>
           <w:lang w:val="en_US" w:bidi="en_US"/>
         </w:rPr>
-        <w:t>Speaking the Word</w:t>
-      </w:r>
-      <w:r>
-        <w:rPr>
-          <w:lang w:val="en_US" w:bidi="en_US"/>
-        </w:rPr>
-      </w:r>
-    </w:p>
-    <w:p>
-      <w:pPr>
-        <w:pStyle w:val="Heading3"/>
-      </w:pPr>
-      <w:r>
-        <w:rPr>
-          <w:lang w:val="en_US" w:bidi="en_US"/>
-        </w:rPr>
-        <w:t>Speaking the Word</w:t>
-      </w:r>
-    </w:p>
-    <w:p>
-      <w:pPr/>
-      <w:r>
-        <w:rPr>
-          <w:lang w:val="en_US" w:bidi="en_US"/>
-        </w:rPr>
-      </w:r>
-      <w:r>
-        <w:rPr>
-          <w:lang w:val="en_US" w:bidi="en_US"/>
-        </w:rPr>
-        <w:t>Listen to an audio version of the passage in the easiest-to-understand translation.</w:t>
-      </w:r>
-    </w:p>
-    <w:p>
-      <w:pPr/>
-      <w:r>
-        <w:rPr>
-          <w:lang w:val="en_US" w:bidi="en_US"/>
-        </w:rPr>
-      </w:r>
-      <w:r>
-        <w:rPr>
-          <w:lang w:val="en_US" w:bidi="en_US"/>
-        </w:rPr>
-        <w:t>Pause this audio here.</w:t>
-      </w:r>
-    </w:p>
-    <w:p>
-      <w:pPr/>
-      <w:r>
-        <w:rPr>
-          <w:lang w:val="en_US" w:bidi="en_US"/>
-        </w:rPr>
-      </w:r>
-      <w:r>
-        <w:rPr>
-          <w:lang w:val="en_US" w:bidi="en_US"/>
-        </w:rPr>
-        <w:t>In this session, retell the passage, as a group, in your own language.</w:t>
-      </w:r>
-    </w:p>
-    <w:p>
-      <w:pPr/>
-      <w:r>
-        <w:rPr>
-          <w:lang w:val="en_US" w:bidi="en_US"/>
-        </w:rPr>
-      </w:r>
-      <w:r>
-        <w:rPr>
-          <w:lang w:val="en_US" w:bidi="en_US"/>
-        </w:rPr>
-        <w:t>First, the whole group should practice telling the passage in your own language. Remember to include the things you decided in previous steps, like chronology, words, phrases, emotions, or anything else you discussed.</w:t>
-      </w:r>
-    </w:p>
-    <w:p>
-      <w:pPr/>
-      <w:r>
-        <w:rPr>
-          <w:lang w:val="en_US" w:bidi="en_US"/>
-        </w:rPr>
-      </w:r>
-      <w:r>
-        <w:rPr>
-          <w:lang w:val="en_US" w:bidi="en_US"/>
-        </w:rPr>
-        <w:t>One group member should tell a few sentences of the passage and pause. Another group member should tell the next part of the passage and pause. Do this until the group has retold the whole passage. The group members can correct each other in this step. Pause this audio here.</w:t>
-      </w:r>
-    </w:p>
-    <w:p>
-      <w:pPr/>
-      <w:r>
-        <w:rPr>
-          <w:lang w:val="en_US" w:bidi="en_US"/>
-        </w:rPr>
-      </w:r>
-      <w:r>
-        <w:rPr>
-          <w:lang w:val="en_US" w:bidi="en_US"/>
-        </w:rPr>
-        <w:t>Next, each member of the group should tell the whole passage without interruption at least one time. A group member can use random objects, motions, or their storyboard to help them remember the passage. Pause this audio here.</w:t>
-      </w:r>
-    </w:p>
-    <w:p>
-      <w:pPr/>
-      <w:r>
-        <w:rPr>
-          <w:lang w:val="en_US" w:bidi="en_US"/>
-        </w:rPr>
-      </w:r>
-      <w:r>
-        <w:rPr>
-          <w:lang w:val="en_US" w:bidi="en_US"/>
-        </w:rPr>
-        <w:t>Next, the group can decide whose version of the passage you like the most. You may decide that you liked the way one group member told one scene but you liked the way a different group member told another scene. Pause this audio here.</w:t>
-      </w:r>
-    </w:p>
-    <w:p>
-      <w:pPr/>
-      <w:r>
-        <w:rPr>
-          <w:lang w:val="en_US" w:bidi="en_US"/>
-        </w:rPr>
-      </w:r>
-      <w:r>
-        <w:rPr>
-          <w:lang w:val="en_US" w:bidi="en_US"/>
-        </w:rPr>
-        <w:t>Finally, the group can put together a final version of the passage that everyone agrees on. Each group member should practice telling this final version of the passage.</w:t>
-      </w:r>
-      <w:r>
-        <w:rPr>
-          <w:lang w:val="en_US" w:bidi="en_US"/>
-        </w:rPr>
-      </w:r>
-      <w:r>
-        <w:rPr>
-          <w:lang w:val="en_US" w:bidi="en_US"/>
-        </w:rPr>
-      </w:r>
-    </w:p>
-    <w:p>
-      <w:pPr/>
-      <w:r>
-        <w:rPr>
-          <w:lang w:val="en_US" w:bidi="en_US"/>
-        </w:rPr>
-      </w:r>
-    </w:p>
-    <w:p>
-      <w:pPr>
-        <w:pStyle w:val="Heading2"/>
-      </w:pPr>
-      <w:r>
-        <w:rPr>
-          <w:lang w:val="en_US" w:bidi="en_US"/>
-        </w:rPr>
-        <w:t>Psalms 3:1–8</w:t>
-      </w:r>
-      <w:r>
-        <w:rPr>
-          <w:lang w:val="en_US" w:bidi="en_US"/>
-        </w:rPr>
-      </w:r>
-    </w:p>
-    <w:p>
-      <w:pPr>
-        <w:pStyle w:val="Heading4"/>
-      </w:pPr>
-      <w:r>
-        <w:rPr>
-          <w:lang w:val="en_US" w:bidi="en_US"/>
-        </w:rPr>
-        <w:t>Audio Content</w:t>
-      </w:r>
-      <w:r>
-        <w:rPr>
-          <w:lang w:val="en_US" w:bidi="en_US"/>
-        </w:rPr>
-      </w:r>
-    </w:p>
-    <w:p>
-      <w:pPr/>
-      <w:r>
-        <w:rPr>
-          <w:lang w:val="en_US" w:bidi="en_US"/>
-        </w:rPr>
-      </w:r>
-      <w:hyperlink r:id="rId27">
-        <w:r>
-          <w:rPr>
-            <w:lang w:val="en_US" w:bidi="en_US"/>
-          </w:rPr>
-          <w:rPr>
-            <w:color w:val="0000EE"/>
-            <w:u w:val="single"/>
-          </w:rPr>
-          <w:t>webm zip</w:t>
-        </w:r>
-      </w:hyperlink>
-      <w:r>
-        <w:rPr>
-          <w:lang w:val="en_US" w:bidi="en_US"/>
-        </w:rPr>
-        <w:t xml:space="preserve"> (16720027 KB)</w:t>
-      </w:r>
-      <w:r>
-        <w:rPr>
-          <w:lang w:val="en_US" w:bidi="en_US"/>
-        </w:rPr>
-      </w:r>
-      <w:r>
-        <w:rPr>
-          <w:lang w:val="en_US" w:bidi="en_US"/>
-        </w:rPr>
-      </w:r>
-    </w:p>
-    <w:p>
-      <w:pPr>
-        <w:pStyle w:val="ListBullet"/>
-        <w:spacing w:line="240" w:lineRule="auto"/>
-        <w:ind w:left="720"/>
-      </w:pPr>
-      <w:r>
-        <w:rPr>
-          <w:lang w:val="en_US" w:bidi="en_US"/>
-        </w:rPr>
-      </w:r>
-      <w:hyperlink r:id="rId28">
-        <w:r>
-          <w:rPr>
-            <w:lang w:val="en_US" w:bidi="en_US"/>
-          </w:rPr>
-          <w:rPr>
-            <w:color w:val="0000EE"/>
-            <w:u w:val="single"/>
-          </w:rPr>
-          <w:t>FIA Step 1</w:t>
-        </w:r>
-      </w:hyperlink>
-      <w:r>
-        <w:rPr>
-          <w:lang w:val="en_US" w:bidi="en_US"/>
-        </w:rPr>
-      </w:r>
-    </w:p>
-    <w:p>
-      <w:pPr>
-        <w:pStyle w:val="ListBullet"/>
-        <w:spacing w:line="240" w:lineRule="auto"/>
-        <w:ind w:left="720"/>
-      </w:pPr>
-      <w:r>
-        <w:rPr>
-          <w:lang w:val="en_US" w:bidi="en_US"/>
-        </w:rPr>
-      </w:r>
-      <w:hyperlink r:id="rId29">
-        <w:r>
-          <w:rPr>
-            <w:lang w:val="en_US" w:bidi="en_US"/>
-          </w:rPr>
-          <w:rPr>
-            <w:color w:val="0000EE"/>
-            <w:u w:val="single"/>
-          </w:rPr>
-          <w:t>FIA Step 2</w:t>
-        </w:r>
-      </w:hyperlink>
-      <w:r>
-        <w:rPr>
-          <w:lang w:val="en_US" w:bidi="en_US"/>
-        </w:rPr>
-      </w:r>
-    </w:p>
-    <w:p>
-      <w:pPr>
-        <w:pStyle w:val="ListBullet"/>
-        <w:spacing w:line="240" w:lineRule="auto"/>
-        <w:ind w:left="720"/>
-      </w:pPr>
-      <w:r>
-        <w:rPr>
-          <w:lang w:val="en_US" w:bidi="en_US"/>
-        </w:rPr>
-      </w:r>
-      <w:hyperlink r:id="rId30">
-        <w:r>
-          <w:rPr>
-            <w:lang w:val="en_US" w:bidi="en_US"/>
-          </w:rPr>
-          <w:rPr>
-            <w:color w:val="0000EE"/>
-            <w:u w:val="single"/>
-          </w:rPr>
-          <w:t>FIA Step 3</w:t>
-        </w:r>
-      </w:hyperlink>
-      <w:r>
-        <w:rPr>
-          <w:lang w:val="en_US" w:bidi="en_US"/>
-        </w:rPr>
-      </w:r>
-    </w:p>
-    <w:p>
-      <w:pPr>
-        <w:pStyle w:val="ListBullet"/>
-        <w:spacing w:line="240" w:lineRule="auto"/>
-        <w:ind w:left="720"/>
-      </w:pPr>
-      <w:r>
-        <w:rPr>
-          <w:lang w:val="en_US" w:bidi="en_US"/>
-        </w:rPr>
-      </w:r>
-      <w:hyperlink r:id="rId31">
-        <w:r>
-          <w:rPr>
-            <w:lang w:val="en_US" w:bidi="en_US"/>
-          </w:rPr>
-          <w:rPr>
-            <w:color w:val="0000EE"/>
-            <w:u w:val="single"/>
-          </w:rPr>
-          <w:t>FIA Step 4</w:t>
-        </w:r>
-      </w:hyperlink>
-      <w:r>
-        <w:rPr>
-          <w:lang w:val="en_US" w:bidi="en_US"/>
-        </w:rPr>
-      </w:r>
-    </w:p>
-    <w:p>
-      <w:pPr>
-        <w:pStyle w:val="ListBullet"/>
-        <w:spacing w:line="240" w:lineRule="auto"/>
-        <w:ind w:left="720"/>
-      </w:pPr>
-      <w:r>
-        <w:rPr>
-          <w:lang w:val="en_US" w:bidi="en_US"/>
-        </w:rPr>
-      </w:r>
-      <w:hyperlink r:id="rId32">
-        <w:r>
-          <w:rPr>
-            <w:lang w:val="en_US" w:bidi="en_US"/>
-          </w:rPr>
-          <w:rPr>
-            <w:color w:val="0000EE"/>
-            <w:u w:val="single"/>
-          </w:rPr>
-          <w:t>FIA Step 5</w:t>
-        </w:r>
-      </w:hyperlink>
-      <w:r>
-        <w:rPr>
-          <w:lang w:val="en_US" w:bidi="en_US"/>
-        </w:rPr>
-      </w:r>
-    </w:p>
-    <w:p>
-      <w:pPr>
-        <w:pStyle w:val="ListBullet"/>
-        <w:spacing w:line="240" w:lineRule="auto"/>
-        <w:ind w:left="720"/>
-      </w:pPr>
-      <w:r>
-        <w:rPr>
-          <w:lang w:val="en_US" w:bidi="en_US"/>
-        </w:rPr>
-      </w:r>
-      <w:hyperlink r:id="rId33">
-        <w:r>
-          <w:rPr>
-            <w:lang w:val="en_US" w:bidi="en_US"/>
-          </w:rPr>
-          <w:rPr>
-            <w:color w:val="0000EE"/>
-            <w:u w:val="single"/>
-          </w:rPr>
-          <w:t>FIA Step 6</w:t>
-        </w:r>
-      </w:hyperlink>
-      <w:r>
-        <w:rPr>
-          <w:lang w:val="en_US" w:bidi="en_US"/>
-        </w:rPr>
-      </w:r>
-      <w:r>
-        <w:rPr>
-          <w:lang w:val="en_US" w:bidi="en_US"/>
-        </w:rPr>
-      </w:r>
-    </w:p>
-    <w:p>
-      <w:pPr/>
-      <w:r>
-        <w:rPr>
-          <w:lang w:val="en_US" w:bidi="en_US"/>
-        </w:rPr>
-      </w:r>
-      <w:hyperlink r:id="rId34">
-        <w:r>
-          <w:rPr>
-            <w:lang w:val="en_US" w:bidi="en_US"/>
-          </w:rPr>
-          <w:rPr>
-            <w:color w:val="0000EE"/>
-            <w:u w:val="single"/>
-          </w:rPr>
-          <w:t>mp3 zip</w:t>
-        </w:r>
-      </w:hyperlink>
-      <w:r>
-        <w:rPr>
-          <w:lang w:val="en_US" w:bidi="en_US"/>
-        </w:rPr>
-        <w:t xml:space="preserve"> (21581458 KB)</w:t>
-      </w:r>
-      <w:r>
-        <w:rPr>
-          <w:lang w:val="en_US" w:bidi="en_US"/>
-        </w:rPr>
-      </w:r>
-      <w:r>
-        <w:rPr>
-          <w:lang w:val="en_US" w:bidi="en_US"/>
-        </w:rPr>
-      </w:r>
-    </w:p>
-    <w:p>
-      <w:pPr>
-        <w:pStyle w:val="ListBullet"/>
-        <w:spacing w:line="240" w:lineRule="auto"/>
-        <w:ind w:left="720"/>
-      </w:pPr>
-      <w:r>
-        <w:rPr>
-          <w:lang w:val="en_US" w:bidi="en_US"/>
-        </w:rPr>
-      </w:r>
-      <w:hyperlink r:id="rId35">
-        <w:r>
-          <w:rPr>
-            <w:lang w:val="en_US" w:bidi="en_US"/>
-          </w:rPr>
-          <w:rPr>
-            <w:color w:val="0000EE"/>
-            <w:u w:val="single"/>
-          </w:rPr>
-          <w:t>FIA Step 1</w:t>
-        </w:r>
-      </w:hyperlink>
-      <w:r>
-        <w:rPr>
-          <w:lang w:val="en_US" w:bidi="en_US"/>
-        </w:rPr>
-      </w:r>
-    </w:p>
-    <w:p>
-      <w:pPr>
-        <w:pStyle w:val="ListBullet"/>
-        <w:spacing w:line="240" w:lineRule="auto"/>
-        <w:ind w:left="720"/>
-      </w:pPr>
-      <w:r>
-        <w:rPr>
-          <w:lang w:val="en_US" w:bidi="en_US"/>
-        </w:rPr>
-      </w:r>
-      <w:hyperlink r:id="rId36">
-        <w:r>
-          <w:rPr>
-            <w:lang w:val="en_US" w:bidi="en_US"/>
-          </w:rPr>
-          <w:rPr>
-            <w:color w:val="0000EE"/>
-            <w:u w:val="single"/>
-          </w:rPr>
-          <w:t>FIA Step 2</w:t>
-        </w:r>
-      </w:hyperlink>
-      <w:r>
-        <w:rPr>
-          <w:lang w:val="en_US" w:bidi="en_US"/>
-        </w:rPr>
-      </w:r>
-    </w:p>
-    <w:p>
-      <w:pPr>
-        <w:pStyle w:val="ListBullet"/>
-        <w:spacing w:line="240" w:lineRule="auto"/>
-        <w:ind w:left="720"/>
-      </w:pPr>
-      <w:r>
-        <w:rPr>
-          <w:lang w:val="en_US" w:bidi="en_US"/>
-        </w:rPr>
-      </w:r>
-      <w:hyperlink r:id="rId37">
-        <w:r>
-          <w:rPr>
-            <w:lang w:val="en_US" w:bidi="en_US"/>
-          </w:rPr>
-          <w:rPr>
-            <w:color w:val="0000EE"/>
-            <w:u w:val="single"/>
-          </w:rPr>
-          <w:t>FIA Step 3</w:t>
-        </w:r>
-      </w:hyperlink>
-      <w:r>
-        <w:rPr>
-          <w:lang w:val="en_US" w:bidi="en_US"/>
-        </w:rPr>
-      </w:r>
-    </w:p>
-    <w:p>
-      <w:pPr>
-        <w:pStyle w:val="ListBullet"/>
-        <w:spacing w:line="240" w:lineRule="auto"/>
-        <w:ind w:left="720"/>
-      </w:pPr>
-      <w:r>
-        <w:rPr>
-          <w:lang w:val="en_US" w:bidi="en_US"/>
-        </w:rPr>
-      </w:r>
-      <w:hyperlink r:id="rId38">
-        <w:r>
-          <w:rPr>
-            <w:lang w:val="en_US" w:bidi="en_US"/>
-          </w:rPr>
-          <w:rPr>
-            <w:color w:val="0000EE"/>
-            <w:u w:val="single"/>
-          </w:rPr>
-          <w:t>FIA Step 4</w:t>
-        </w:r>
-      </w:hyperlink>
-      <w:r>
-        <w:rPr>
-          <w:lang w:val="en_US" w:bidi="en_US"/>
-        </w:rPr>
-      </w:r>
-    </w:p>
-    <w:p>
-      <w:pPr>
-        <w:pStyle w:val="ListBullet"/>
-        <w:spacing w:line="240" w:lineRule="auto"/>
-        <w:ind w:left="720"/>
-      </w:pPr>
-      <w:r>
-        <w:rPr>
-          <w:lang w:val="en_US" w:bidi="en_US"/>
-        </w:rPr>
-      </w:r>
-      <w:hyperlink r:id="rId39">
-        <w:r>
-          <w:rPr>
-            <w:lang w:val="en_US" w:bidi="en_US"/>
-          </w:rPr>
-          <w:rPr>
-            <w:color w:val="0000EE"/>
-            <w:u w:val="single"/>
-          </w:rPr>
-          <w:t>FIA Step 5</w:t>
-        </w:r>
-      </w:hyperlink>
-      <w:r>
-        <w:rPr>
-          <w:lang w:val="en_US" w:bidi="en_US"/>
-        </w:rPr>
-      </w:r>
-    </w:p>
-    <w:p>
-      <w:pPr>
-        <w:pStyle w:val="ListBullet"/>
-        <w:spacing w:line="240" w:lineRule="auto"/>
-        <w:ind w:left="720"/>
-      </w:pPr>
-      <w:r>
-        <w:rPr>
-          <w:lang w:val="en_US" w:bidi="en_US"/>
-        </w:rPr>
-      </w:r>
-      <w:hyperlink r:id="rId40">
-        <w:r>
-          <w:rPr>
-            <w:lang w:val="en_US" w:bidi="en_US"/>
-          </w:rPr>
-          <w:rPr>
-            <w:color w:val="0000EE"/>
-            <w:u w:val="single"/>
-          </w:rPr>
-          <w:t>FIA Step 6</w:t>
-        </w:r>
-      </w:hyperlink>
-      <w:r>
-        <w:rPr>
-          <w:lang w:val="en_US" w:bidi="en_US"/>
-        </w:rPr>
-      </w:r>
-      <w:r>
-        <w:rPr>
-          <w:lang w:val="en_US" w:bidi="en_US"/>
-        </w:rPr>
-      </w:r>
-      <w:r>
-        <w:rPr>
-          <w:lang w:val="en_US" w:bidi="en_US"/>
-        </w:rPr>
-      </w:r>
-    </w:p>
-    <w:p>
-      <w:pPr/>
-      <w:r>
-        <w:rPr>
-          <w:lang w:val="en_US" w:bidi="en_US"/>
-        </w:rPr>
-      </w:r>
-    </w:p>
-    <w:p>
-      <w:pPr>
-        <w:pStyle w:val="Heading2"/>
-      </w:pPr>
-      <w:r>
-        <w:rPr>
-          <w:lang w:val="en_US" w:bidi="en_US"/>
-        </w:rPr>
-        <w:t>Psalms 117:1–2</w:t>
-      </w:r>
-      <w:r>
-        <w:rPr>
-          <w:lang w:val="en_US" w:bidi="en_US"/>
-        </w:rPr>
-      </w:r>
-    </w:p>
-    <w:p>
-      <w:pPr>
-        <w:pStyle w:val="Heading3"/>
-      </w:pPr>
-      <w:r>
-        <w:rPr>
-          <w:lang w:val="en_US" w:bidi="en_US"/>
-        </w:rPr>
         <w:t>Hear and Heart</w:t>
       </w:r>
       <w:r>
         <w:rPr>
           <w:lang w:val="en_US" w:bidi="en_US"/>
         </w:rPr>
-      </w:r>
-    </w:p>
-    <w:p>
-      <w:pPr>
-        <w:pStyle w:val="Heading3"/>
-      </w:pPr>
-      <w:r>
-        <w:rPr>
-          <w:lang w:val="en_US" w:bidi="en_US"/>
-        </w:rPr>
-        <w:t>Hear and Heart</w:t>
       </w:r>
     </w:p>
     <w:p>
@@ -6658,6 +5608,191 @@
       </w:r>
     </w:p>
     <w:p>
+      <w:pPr/>
+      <w:r>
+        <w:rPr>
+          <w:lang w:val="en_US" w:bidi="en_US"/>
+        </w:rPr>
+      </w:r>
+      <w:r>
+        <w:rPr>
+          <w:lang w:val="en_US" w:bidi="en_US"/>
+        </w:rPr>
+        <w:t>Listen to an audio version of Psalm 117:1–2 in the easiest-to-understand translation.</w:t>
+      </w:r>
+    </w:p>
+    <w:p>
+      <w:pPr/>
+      <w:r>
+        <w:rPr>
+          <w:lang w:val="en_US" w:bidi="en_US"/>
+        </w:rPr>
+      </w:r>
+      <w:r>
+        <w:rPr>
+          <w:lang w:val="en_US" w:bidi="en_US"/>
+        </w:rPr>
+        <w:t>Pause this audio here.</w:t>
+      </w:r>
+    </w:p>
+    <w:p>
+      <w:pPr/>
+      <w:r>
+        <w:rPr>
+          <w:lang w:val="en_US" w:bidi="en_US"/>
+        </w:rPr>
+      </w:r>
+      <w:r>
+        <w:rPr>
+          <w:lang w:val="en_US" w:bidi="en_US"/>
+        </w:rPr>
+        <w:t>NOTE: The Psalms are Hebrew poetry. We recommend that your team complete the "Introduction to Poetry Module 1" before continuing with "Step 2: Setting the Stage." Stop here, if needed, and review the translation decisions your team has made regarding the translation of poetry. Pause this audio here.</w:t>
+      </w:r>
+    </w:p>
+    <w:p>
+      <w:pPr/>
+      <w:r>
+        <w:rPr>
+          <w:lang w:val="en_US" w:bidi="en_US"/>
+        </w:rPr>
+      </w:r>
+      <w:r>
+        <w:rPr>
+          <w:lang w:val="en_US" w:bidi="en_US"/>
+        </w:rPr>
+        <w:t>This psalm is a praise poem-song. It is the shortest of all the Psalms in the Bible. Because this psalm is short, some people believe that worshipers sang or recited it like a refrain, or repeated response. You may remember from the "Introduction to Poetry Module 3" that a refrain is a short section of a poem that the poet repeats at different points within the larger poem. In this instance, worshipers would sing or recite the entire psalm after various acts of worship in the longer worship celebration.</w:t>
+      </w:r>
+    </w:p>
+    <w:p>
+      <w:pPr/>
+      <w:r>
+        <w:rPr>
+          <w:lang w:val="en_US" w:bidi="en_US"/>
+        </w:rPr>
+      </w:r>
+      <w:r>
+        <w:rPr>
+          <w:lang w:val="en_US" w:bidi="en_US"/>
+        </w:rPr>
+        <w:t>We do not know who the psalmist is who wrote this poem-song. Even though this psalm is short, the psalmist-poet created this psalm just like other worship songs that praise Yahweh. Some scholars have identified several psalms that they call the Hallel Psalms or Hallelujah Psalms because the poets start or end the poem with "Praise Yahweh," which in the original language is "Hallelujah." People would sing these psalms during joyful feasts. People have called Psalms 113 to Psalm 118 the Egyptian Hallel because people sing them during the Passover festival, which celebrates when Yahweh rescued the Israelites from being slaves in Egypt. Israelites would recite or sing Psalms 113 and 114 before the Passover meal. Then, after the meal, people will sing or recite Psalms 115 to 118 while they drink the special celebration cup of wine.</w:t>
+      </w:r>
+    </w:p>
+    <w:p>
+      <w:pPr/>
+      <w:r>
+        <w:rPr>
+          <w:lang w:val="en_US" w:bidi="en_US"/>
+        </w:rPr>
+      </w:r>
+      <w:r>
+        <w:rPr>
+          <w:lang w:val="en_US" w:bidi="en_US"/>
+        </w:rPr>
+        <w:t>Stop here and discuss this as a group: What songs do people in your community sing at special celebrations? At what point in the celebration do people sing these songs? Pause this audio here.</w:t>
+      </w:r>
+    </w:p>
+    <w:p>
+      <w:pPr/>
+      <w:r>
+        <w:rPr>
+          <w:lang w:val="en_US" w:bidi="en_US"/>
+        </w:rPr>
+      </w:r>
+      <w:r>
+        <w:rPr>
+          <w:lang w:val="en_US" w:bidi="en_US"/>
+        </w:rPr>
+        <w:t>The psalmist-poet calls everyone to praise Yahweh. When the poet tells all people to praise Yahweh, the poet declares that Yahweh is the highest God over all the people in the world. The poet reminds us of Yahweh's promise to Abraham that Abraham's descendants will be a source of blessing to all of the nations.</w:t>
+      </w:r>
+    </w:p>
+    <w:p>
+      <w:pPr/>
+      <w:r>
+        <w:rPr>
+          <w:lang w:val="en_US" w:bidi="en_US"/>
+        </w:rPr>
+      </w:r>
+      <w:r>
+        <w:rPr>
+          <w:lang w:val="en_US" w:bidi="en_US"/>
+        </w:rPr>
+        <w:t>Then, the poet gives two reasons why people should praise Yahweh—Yahweh loves people with a love that is steadfast or constant and Yahweh is faithful. You will remember that when Moses was on Mount Sinai to receive the tablets of the Covenant, Moses asked Yahweh to show Moses the glory of Yahweh. Yahweh told Moses to hide himself next to a large rock for protection as Yahweh passed by. As Yahweh passed by Moses, Yahweh said that he was a God full of steadfast love and faithfulness.</w:t>
+      </w:r>
+    </w:p>
+    <w:p>
+      <w:pPr/>
+      <w:r>
+        <w:rPr>
+          <w:lang w:val="en_US" w:bidi="en_US"/>
+        </w:rPr>
+      </w:r>
+      <w:r>
+        <w:rPr>
+          <w:lang w:val="en_US" w:bidi="en_US"/>
+        </w:rPr>
+        <w:t>Stop here and discuss this as a group: If you have translated the book of Exodus in your language, listen to Exodus 33:18 — 34:8. Pause this audio here.</w:t>
+      </w:r>
+    </w:p>
+    <w:p>
+      <w:pPr/>
+      <w:r>
+        <w:rPr>
+          <w:lang w:val="en_US" w:bidi="en_US"/>
+        </w:rPr>
+      </w:r>
+      <w:r>
+        <w:rPr>
+          <w:lang w:val="en_US" w:bidi="en_US"/>
+        </w:rPr>
+        <w:t xml:space="preserve">The psalmist-poet finishes this song by making a strong declaration of "Praise the Lord." In the original language this is the phrase "Hallelujah." Hallelujah is a combination of the Hebrew words </w:t>
+      </w:r>
+      <w:r>
+        <w:rPr>
+          <w:i/>
+          <w:lang w:val="en_US" w:bidi="en_US"/>
+        </w:rPr>
+        <w:t>hallel,</w:t>
+      </w:r>
+      <w:r>
+        <w:rPr>
+          <w:lang w:val="en_US" w:bidi="en_US"/>
+        </w:rPr>
+        <w:t xml:space="preserve"> meaning praise, and </w:t>
+      </w:r>
+      <w:r>
+        <w:rPr>
+          <w:i/>
+          <w:lang w:val="en_US" w:bidi="en_US"/>
+        </w:rPr>
+        <w:t>yah,</w:t>
+      </w:r>
+      <w:r>
+        <w:rPr>
+          <w:lang w:val="en_US" w:bidi="en_US"/>
+        </w:rPr>
+        <w:t xml:space="preserve"> a shortened form of Yahweh, God's personal name.</w:t>
+      </w:r>
+    </w:p>
+    <w:p>
+      <w:pPr/>
+      <w:r>
+        <w:rPr>
+          <w:lang w:val="en_US" w:bidi="en_US"/>
+        </w:rPr>
+      </w:r>
+      <w:r>
+        <w:rPr>
+          <w:lang w:val="en_US" w:bidi="en_US"/>
+        </w:rPr>
+        <w:t>Stop here and discuss this as a group: What words or phrases do you have in your culture that express joy and praise during celebrations?</w:t>
+      </w:r>
+      <w:r>
+        <w:rPr>
+          <w:lang w:val="en_US" w:bidi="en_US"/>
+        </w:rPr>
+      </w:r>
+    </w:p>
+    <w:p>
       <w:pPr>
         <w:pStyle w:val="Heading3"/>
       </w:pPr>
@@ -6665,219 +5800,12 @@
         <w:rPr>
           <w:lang w:val="en_US" w:bidi="en_US"/>
         </w:rPr>
-        <w:t>Setting the Stage</w:t>
-      </w:r>
-    </w:p>
-    <w:p>
-      <w:pPr/>
-      <w:r>
-        <w:rPr>
-          <w:lang w:val="en_US" w:bidi="en_US"/>
-        </w:rPr>
-      </w:r>
-      <w:r>
-        <w:rPr>
-          <w:lang w:val="en_US" w:bidi="en_US"/>
-        </w:rPr>
-        <w:t>Listen to an audio version of Psalm 117:1–2 in the easiest-to-understand translation.</w:t>
-      </w:r>
-    </w:p>
-    <w:p>
-      <w:pPr/>
-      <w:r>
-        <w:rPr>
-          <w:lang w:val="en_US" w:bidi="en_US"/>
-        </w:rPr>
-      </w:r>
-      <w:r>
-        <w:rPr>
-          <w:lang w:val="en_US" w:bidi="en_US"/>
-        </w:rPr>
-        <w:t>Pause this audio here.</w:t>
-      </w:r>
-    </w:p>
-    <w:p>
-      <w:pPr/>
-      <w:r>
-        <w:rPr>
-          <w:lang w:val="en_US" w:bidi="en_US"/>
-        </w:rPr>
-      </w:r>
-      <w:r>
-        <w:rPr>
-          <w:lang w:val="en_US" w:bidi="en_US"/>
-        </w:rPr>
-        <w:t>NOTE: The Psalms are Hebrew poetry. We recommend that your team complete the "Introduction to Poetry Module 1" before continuing with "Step 2: Setting the Stage." Stop here, if needed, and review the translation decisions your team has made regarding the translation of poetry. Pause this audio here.</w:t>
-      </w:r>
-    </w:p>
-    <w:p>
-      <w:pPr/>
-      <w:r>
-        <w:rPr>
-          <w:lang w:val="en_US" w:bidi="en_US"/>
-        </w:rPr>
-      </w:r>
-      <w:r>
-        <w:rPr>
-          <w:lang w:val="en_US" w:bidi="en_US"/>
-        </w:rPr>
-        <w:t>This psalm is a praise poem-song. It is the shortest of all the Psalms in the Bible. Because this psalm is short, some people believe that worshipers sang or recited it like a refrain, or repeated response. You may remember from the "Introduction to Poetry Module 3" that a refrain is a short section of a poem that the poet repeats at different points within the larger poem. In this instance, worshipers would sing or recite the entire psalm after various acts of worship in the longer worship celebration.</w:t>
-      </w:r>
-    </w:p>
-    <w:p>
-      <w:pPr/>
-      <w:r>
-        <w:rPr>
-          <w:lang w:val="en_US" w:bidi="en_US"/>
-        </w:rPr>
-      </w:r>
-      <w:r>
-        <w:rPr>
-          <w:lang w:val="en_US" w:bidi="en_US"/>
-        </w:rPr>
-        <w:t>We do not know who the psalmist is who wrote this poem-song. Even though this psalm is short, the psalmist-poet created this psalm just like other worship songs that praise Yahweh. Some scholars have identified several psalms that they call the Hallel Psalms or Hallelujah Psalms because the poets start or end the poem with "Praise Yahweh," which in the original language is "Hallelujah." People would sing these psalms during joyful feasts. People have called Psalms 113 to Psalm 118 the Egyptian Hallel because people sing them during the Passover festival, which celebrates when Yahweh rescued the Israelites from being slaves in Egypt. Israelites would recite or sing Psalms 113 and 114 before the Passover meal. Then, after the meal, people will sing or recite Psalms 115 to 118 while they drink the special celebration cup of wine.</w:t>
-      </w:r>
-    </w:p>
-    <w:p>
-      <w:pPr/>
-      <w:r>
-        <w:rPr>
-          <w:lang w:val="en_US" w:bidi="en_US"/>
-        </w:rPr>
-      </w:r>
-      <w:r>
-        <w:rPr>
-          <w:lang w:val="en_US" w:bidi="en_US"/>
-        </w:rPr>
-        <w:t>Stop here and discuss this as a group: What songs do people in your community sing at special celebrations? At what point in the celebration do people sing these songs? Pause this audio here.</w:t>
-      </w:r>
-    </w:p>
-    <w:p>
-      <w:pPr/>
-      <w:r>
-        <w:rPr>
-          <w:lang w:val="en_US" w:bidi="en_US"/>
-        </w:rPr>
-      </w:r>
-      <w:r>
-        <w:rPr>
-          <w:lang w:val="en_US" w:bidi="en_US"/>
-        </w:rPr>
-        <w:t>The psalmist-poet calls everyone to praise Yahweh. When the poet tells all people to praise Yahweh, the poet declares that Yahweh is the highest God over all the people in the world. The poet reminds us of Yahweh's promise to Abraham that Abraham's descendants will be a source of blessing to all of the nations.</w:t>
-      </w:r>
-    </w:p>
-    <w:p>
-      <w:pPr/>
-      <w:r>
-        <w:rPr>
-          <w:lang w:val="en_US" w:bidi="en_US"/>
-        </w:rPr>
-      </w:r>
-      <w:r>
-        <w:rPr>
-          <w:lang w:val="en_US" w:bidi="en_US"/>
-        </w:rPr>
-        <w:t>Then, the poet gives two reasons why people should praise Yahweh—Yahweh loves people with a love that is steadfast or constant and Yahweh is faithful. You will remember that when Moses was on Mount Sinai to receive the tablets of the Covenant, Moses asked Yahweh to show Moses the glory of Yahweh. Yahweh told Moses to hide himself next to a large rock for protection as Yahweh passed by. As Yahweh passed by Moses, Yahweh said that he was a God full of steadfast love and faithfulness.</w:t>
-      </w:r>
-    </w:p>
-    <w:p>
-      <w:pPr/>
-      <w:r>
-        <w:rPr>
-          <w:lang w:val="en_US" w:bidi="en_US"/>
-        </w:rPr>
-      </w:r>
-      <w:r>
-        <w:rPr>
-          <w:lang w:val="en_US" w:bidi="en_US"/>
-        </w:rPr>
-        <w:t>Stop here and discuss this as a group: If you have translated the book of Exodus in your language, listen to Exodus 33:18 — 34:8. Pause this audio here.</w:t>
-      </w:r>
-    </w:p>
-    <w:p>
-      <w:pPr/>
-      <w:r>
-        <w:rPr>
-          <w:lang w:val="en_US" w:bidi="en_US"/>
-        </w:rPr>
-      </w:r>
-      <w:r>
-        <w:rPr>
-          <w:lang w:val="en_US" w:bidi="en_US"/>
-        </w:rPr>
-        <w:t xml:space="preserve">The psalmist-poet finishes this song by making a strong declaration of "Praise the Lord." In the original language this is the phrase "Hallelujah." Hallelujah is a combination of the Hebrew words </w:t>
-      </w:r>
-      <w:r>
-        <w:rPr>
-          <w:i/>
-          <w:lang w:val="en_US" w:bidi="en_US"/>
-        </w:rPr>
-        <w:t>hallel,</w:t>
-      </w:r>
-      <w:r>
-        <w:rPr>
-          <w:lang w:val="en_US" w:bidi="en_US"/>
-        </w:rPr>
-        <w:t xml:space="preserve"> meaning praise, and </w:t>
-      </w:r>
-      <w:r>
-        <w:rPr>
-          <w:i/>
-          <w:lang w:val="en_US" w:bidi="en_US"/>
-        </w:rPr>
-        <w:t>yah,</w:t>
-      </w:r>
-      <w:r>
-        <w:rPr>
-          <w:lang w:val="en_US" w:bidi="en_US"/>
-        </w:rPr>
-        <w:t xml:space="preserve"> a shortened form of Yahweh, God's personal name.</w:t>
-      </w:r>
-    </w:p>
-    <w:p>
-      <w:pPr/>
-      <w:r>
-        <w:rPr>
-          <w:lang w:val="en_US" w:bidi="en_US"/>
-        </w:rPr>
-      </w:r>
-      <w:r>
-        <w:rPr>
-          <w:lang w:val="en_US" w:bidi="en_US"/>
-        </w:rPr>
-        <w:t>Stop here and discuss this as a group: What words or phrases do you have in your culture that express joy and praise during celebrations?</w:t>
-      </w:r>
-      <w:r>
-        <w:rPr>
-          <w:lang w:val="en_US" w:bidi="en_US"/>
-        </w:rPr>
-      </w:r>
-    </w:p>
-    <w:p>
-      <w:pPr>
-        <w:pStyle w:val="Heading3"/>
-      </w:pPr>
-      <w:r>
-        <w:rPr>
-          <w:lang w:val="en_US" w:bidi="en_US"/>
-        </w:rPr>
         <w:t>Defining the Scenes</w:t>
       </w:r>
       <w:r>
         <w:rPr>
           <w:lang w:val="en_US" w:bidi="en_US"/>
         </w:rPr>
-      </w:r>
-    </w:p>
-    <w:p>
-      <w:pPr>
-        <w:pStyle w:val="Heading3"/>
-      </w:pPr>
-      <w:r>
-        <w:rPr>
-          <w:lang w:val="en_US" w:bidi="en_US"/>
-        </w:rPr>
-        <w:t>Defining the Scenes</w:t>
       </w:r>
     </w:p>
     <w:p>
@@ -7249,17 +6177,6 @@
       </w:r>
     </w:p>
     <w:p>
-      <w:pPr>
-        <w:pStyle w:val="Heading3"/>
-      </w:pPr>
-      <w:r>
-        <w:rPr>
-          <w:lang w:val="en_US" w:bidi="en_US"/>
-        </w:rPr>
-        <w:t>Embodying the Text</w:t>
-      </w:r>
-    </w:p>
-    <w:p>
       <w:pPr/>
       <w:r>
         <w:rPr>
@@ -7777,6 +6694,242 @@
       </w:r>
     </w:p>
     <w:p>
+      <w:pPr/>
+      <w:r>
+        <w:rPr>
+          <w:lang w:val="en_US" w:bidi="en_US"/>
+        </w:rPr>
+      </w:r>
+      <w:r>
+        <w:rPr>
+          <w:lang w:val="en_US" w:bidi="en_US"/>
+        </w:rPr>
+        <w:t>Listen to an audio version of Psalm 117:1–2 in the easiest-to-understand translation.</w:t>
+      </w:r>
+    </w:p>
+    <w:p>
+      <w:pPr/>
+      <w:r>
+        <w:rPr>
+          <w:lang w:val="en_US" w:bidi="en_US"/>
+        </w:rPr>
+      </w:r>
+      <w:r>
+        <w:rPr>
+          <w:lang w:val="en_US" w:bidi="en_US"/>
+        </w:rPr>
+        <w:t>Pause this audio here.</w:t>
+      </w:r>
+    </w:p>
+    <w:p>
+      <w:pPr/>
+      <w:r>
+        <w:rPr>
+          <w:lang w:val="en_US" w:bidi="en_US"/>
+        </w:rPr>
+      </w:r>
+      <w:r>
+        <w:rPr>
+          <w:lang w:val="en_US" w:bidi="en_US"/>
+        </w:rPr>
+        <w:t>In this step, the group will discuss key terms and words in this passage.</w:t>
+      </w:r>
+    </w:p>
+    <w:p>
+      <w:pPr/>
+      <w:r>
+        <w:rPr>
+          <w:lang w:val="en_US" w:bidi="en_US"/>
+        </w:rPr>
+      </w:r>
+      <w:r>
+        <w:rPr>
+          <w:lang w:val="en_US" w:bidi="en_US"/>
+        </w:rPr>
+        <w:t>The psalmist sings, "</w:t>
+      </w:r>
+      <w:r>
+        <w:rPr>
+          <w:b/>
+          <w:lang w:val="en_US" w:bidi="en_US"/>
+        </w:rPr>
+        <w:t>Praise</w:t>
+      </w:r>
+      <w:r>
+        <w:rPr>
+          <w:lang w:val="en_US" w:bidi="en_US"/>
+        </w:rPr>
+        <w:t xml:space="preserve"> Yahweh, all nations! </w:t>
+      </w:r>
+      <w:r>
+        <w:rPr>
+          <w:b/>
+          <w:lang w:val="en_US" w:bidi="en_US"/>
+        </w:rPr>
+        <w:t>Glorify</w:t>
+      </w:r>
+      <w:r>
+        <w:rPr>
+          <w:lang w:val="en_US" w:bidi="en_US"/>
+        </w:rPr>
+        <w:t xml:space="preserve"> or praise him, all peoples.</w:t>
+      </w:r>
+    </w:p>
+    <w:p>
+      <w:pPr/>
+      <w:r>
+        <w:rPr>
+          <w:lang w:val="en_US" w:bidi="en_US"/>
+        </w:rPr>
+      </w:r>
+      <w:r>
+        <w:rPr>
+          <w:lang w:val="en_US" w:bidi="en_US"/>
+        </w:rPr>
+        <w:t xml:space="preserve">The poet uses two different words in the original language that can express the idea of "praise." The first word the poet uses is the most common word for praise or celebrate, the Hebrew word </w:t>
+      </w:r>
+      <w:r>
+        <w:rPr>
+          <w:i/>
+          <w:lang w:val="en_US" w:bidi="en_US"/>
+        </w:rPr>
+        <w:t>Hallel</w:t>
+      </w:r>
+      <w:r>
+        <w:rPr>
+          <w:lang w:val="en_US" w:bidi="en_US"/>
+        </w:rPr>
+        <w:t>. The second word the poet uses is a less common word for praise. He is saying that all people should glorify Yahweh by praising or admiring him and saying good things about Yahweh.</w:t>
+      </w:r>
+    </w:p>
+    <w:p>
+      <w:pPr/>
+      <w:r>
+        <w:rPr>
+          <w:lang w:val="en_US" w:bidi="en_US"/>
+        </w:rPr>
+      </w:r>
+      <w:r>
+        <w:rPr>
+          <w:lang w:val="en_US" w:bidi="en_US"/>
+        </w:rPr>
+        <w:t>Stop here and discuss as a group how you will translate these two words. What words or phrases will you use for praise and glorify? Look up praise and glorify in the Master Glossary for more information. If you have already translated these words in another book of the Bible, use the same word that you have used there. Pause this audio here.</w:t>
+      </w:r>
+    </w:p>
+    <w:p>
+      <w:pPr/>
+      <w:r>
+        <w:rPr>
+          <w:lang w:val="en_US" w:bidi="en_US"/>
+        </w:rPr>
+      </w:r>
+      <w:r>
+        <w:rPr>
+          <w:lang w:val="en_US" w:bidi="en_US"/>
+        </w:rPr>
+        <w:t>Yahweh is the personal name of God. Use the same word for Yahweh that you have used in previous passages. For more information, refer to Yahweh in the Master Glossary.</w:t>
+      </w:r>
+    </w:p>
+    <w:p>
+      <w:pPr/>
+      <w:r>
+        <w:rPr>
+          <w:lang w:val="en_US" w:bidi="en_US"/>
+        </w:rPr>
+      </w:r>
+      <w:r>
+        <w:rPr>
+          <w:lang w:val="en_US" w:bidi="en_US"/>
+        </w:rPr>
+        <w:t xml:space="preserve">When the psalmist calls the </w:t>
+      </w:r>
+      <w:r>
+        <w:rPr>
+          <w:b/>
+          <w:lang w:val="en_US" w:bidi="en_US"/>
+        </w:rPr>
+        <w:t>nations</w:t>
+      </w:r>
+      <w:r>
+        <w:rPr>
+          <w:lang w:val="en_US" w:bidi="en_US"/>
+        </w:rPr>
+        <w:t xml:space="preserve"> and </w:t>
+      </w:r>
+      <w:r>
+        <w:rPr>
+          <w:b/>
+          <w:lang w:val="en_US" w:bidi="en_US"/>
+        </w:rPr>
+        <w:t>peoples</w:t>
+      </w:r>
+      <w:r>
+        <w:rPr>
+          <w:lang w:val="en_US" w:bidi="en_US"/>
+        </w:rPr>
+        <w:t xml:space="preserve"> to praise Yahweh, he is speaking to the same group. The poet is speaking to Gentiles, those who are not Israelites. Nations refer to people from the same geographical area. Peoples refers to those people who have the same ancestors and often live in the same area. Use the same word or phrase for nations and peoples that you have used in previous passages. For more information, look up nation and Gentile in the Master Glossary.</w:t>
+      </w:r>
+    </w:p>
+    <w:p>
+      <w:pPr/>
+      <w:r>
+        <w:rPr>
+          <w:lang w:val="en_US" w:bidi="en_US"/>
+        </w:rPr>
+      </w:r>
+      <w:r>
+        <w:rPr>
+          <w:lang w:val="en_US" w:bidi="en_US"/>
+        </w:rPr>
+        <w:t xml:space="preserve">The psalmist says that we should praise Yahweh because his </w:t>
+      </w:r>
+      <w:r>
+        <w:rPr>
+          <w:b/>
+          <w:lang w:val="en_US" w:bidi="en_US"/>
+        </w:rPr>
+        <w:t>steadfast love</w:t>
+      </w:r>
+      <w:r>
+        <w:rPr>
+          <w:lang w:val="en_US" w:bidi="en_US"/>
+        </w:rPr>
+        <w:t xml:space="preserve"> toward us is great. In the original language, the word for this love describes a person who has a devoted love and will faithfully keep his covenant or strong promise to another. This love describes Yahweh's special feeling for his people. Use the same word or phrase for steadfast love that you have used in previous passages. Look up steadfast love in the Master Glossary for more information.</w:t>
+      </w:r>
+    </w:p>
+    <w:p>
+      <w:pPr/>
+      <w:r>
+        <w:rPr>
+          <w:lang w:val="en_US" w:bidi="en_US"/>
+        </w:rPr>
+      </w:r>
+      <w:r>
+        <w:rPr>
+          <w:lang w:val="en_US" w:bidi="en_US"/>
+        </w:rPr>
+        <w:t xml:space="preserve">The psalmist also says that Yahweh's </w:t>
+      </w:r>
+      <w:r>
+        <w:rPr>
+          <w:b/>
+          <w:lang w:val="en_US" w:bidi="en_US"/>
+        </w:rPr>
+        <w:t>faithfulness</w:t>
+      </w:r>
+      <w:r>
+        <w:rPr>
+          <w:lang w:val="en_US" w:bidi="en_US"/>
+        </w:rPr>
+        <w:t xml:space="preserve"> never ends. A faithful person is someone whom other people can trust. The poet is saying that people can always trust Yahweh because the faithfulness of Yahweh will never end. Use the same word or phrase for faithfulness that you have used in previous passages. For more information, refer to faith in the Master Glossary.</w:t>
+      </w:r>
+      <w:r>
+        <w:rPr>
+          <w:lang w:val="en_US" w:bidi="en_US"/>
+        </w:rPr>
+      </w:r>
+    </w:p>
+    <w:p>
       <w:pPr>
         <w:pStyle w:val="Heading3"/>
       </w:pPr>
@@ -7784,21 +6937,26 @@
         <w:rPr>
           <w:lang w:val="en_US" w:bidi="en_US"/>
         </w:rPr>
-        <w:t>Filling the Gaps</w:t>
-      </w:r>
-    </w:p>
-    <w:p>
-      <w:pPr/>
-      <w:r>
-        <w:rPr>
-          <w:lang w:val="en_US" w:bidi="en_US"/>
-        </w:rPr>
-      </w:r>
-      <w:r>
-        <w:rPr>
-          <w:lang w:val="en_US" w:bidi="en_US"/>
-        </w:rPr>
-        <w:t>Listen to an audio version of Psalm 117:1–2 in the easiest-to-understand translation.</w:t>
+        <w:t>Speaking the Word</w:t>
+      </w:r>
+      <w:r>
+        <w:rPr>
+          <w:lang w:val="en_US" w:bidi="en_US"/>
+        </w:rPr>
+      </w:r>
+    </w:p>
+    <w:p>
+      <w:pPr/>
+      <w:r>
+        <w:rPr>
+          <w:lang w:val="en_US" w:bidi="en_US"/>
+        </w:rPr>
+      </w:r>
+      <w:r>
+        <w:rPr>
+          <w:lang w:val="en_US" w:bidi="en_US"/>
+        </w:rPr>
+        <w:t>Listen to an audio version of the passage in the easiest-to-understand translation.</w:t>
       </w:r>
     </w:p>
     <w:p>
@@ -7826,269 +6984,6 @@
         <w:rPr>
           <w:lang w:val="en_US" w:bidi="en_US"/>
         </w:rPr>
-        <w:t>In this step, the group will discuss key terms and words in this passage.</w:t>
-      </w:r>
-    </w:p>
-    <w:p>
-      <w:pPr/>
-      <w:r>
-        <w:rPr>
-          <w:lang w:val="en_US" w:bidi="en_US"/>
-        </w:rPr>
-      </w:r>
-      <w:r>
-        <w:rPr>
-          <w:lang w:val="en_US" w:bidi="en_US"/>
-        </w:rPr>
-        <w:t>The psalmist sings, "</w:t>
-      </w:r>
-      <w:r>
-        <w:rPr>
-          <w:b/>
-          <w:lang w:val="en_US" w:bidi="en_US"/>
-        </w:rPr>
-        <w:t>Praise</w:t>
-      </w:r>
-      <w:r>
-        <w:rPr>
-          <w:lang w:val="en_US" w:bidi="en_US"/>
-        </w:rPr>
-        <w:t xml:space="preserve"> Yahweh, all nations! </w:t>
-      </w:r>
-      <w:r>
-        <w:rPr>
-          <w:b/>
-          <w:lang w:val="en_US" w:bidi="en_US"/>
-        </w:rPr>
-        <w:t>Glorify</w:t>
-      </w:r>
-      <w:r>
-        <w:rPr>
-          <w:lang w:val="en_US" w:bidi="en_US"/>
-        </w:rPr>
-        <w:t xml:space="preserve"> or praise him, all peoples.</w:t>
-      </w:r>
-    </w:p>
-    <w:p>
-      <w:pPr/>
-      <w:r>
-        <w:rPr>
-          <w:lang w:val="en_US" w:bidi="en_US"/>
-        </w:rPr>
-      </w:r>
-      <w:r>
-        <w:rPr>
-          <w:lang w:val="en_US" w:bidi="en_US"/>
-        </w:rPr>
-        <w:t xml:space="preserve">The poet uses two different words in the original language that can express the idea of "praise." The first word the poet uses is the most common word for praise or celebrate, the Hebrew word </w:t>
-      </w:r>
-      <w:r>
-        <w:rPr>
-          <w:i/>
-          <w:lang w:val="en_US" w:bidi="en_US"/>
-        </w:rPr>
-        <w:t>Hallel</w:t>
-      </w:r>
-      <w:r>
-        <w:rPr>
-          <w:lang w:val="en_US" w:bidi="en_US"/>
-        </w:rPr>
-        <w:t>. The second word the poet uses is a less common word for praise. He is saying that all people should glorify Yahweh by praising or admiring him and saying good things about Yahweh.</w:t>
-      </w:r>
-    </w:p>
-    <w:p>
-      <w:pPr/>
-      <w:r>
-        <w:rPr>
-          <w:lang w:val="en_US" w:bidi="en_US"/>
-        </w:rPr>
-      </w:r>
-      <w:r>
-        <w:rPr>
-          <w:lang w:val="en_US" w:bidi="en_US"/>
-        </w:rPr>
-        <w:t>Stop here and discuss as a group how you will translate these two words. What words or phrases will you use for praise and glorify? Look up praise and glorify in the Master Glossary for more information. If you have already translated these words in another book of the Bible, use the same word that you have used there. Pause this audio here.</w:t>
-      </w:r>
-    </w:p>
-    <w:p>
-      <w:pPr/>
-      <w:r>
-        <w:rPr>
-          <w:lang w:val="en_US" w:bidi="en_US"/>
-        </w:rPr>
-      </w:r>
-      <w:r>
-        <w:rPr>
-          <w:lang w:val="en_US" w:bidi="en_US"/>
-        </w:rPr>
-        <w:t>Yahweh is the personal name of God. Use the same word for Yahweh that you have used in previous passages. For more information, refer to Yahweh in the Master Glossary.</w:t>
-      </w:r>
-    </w:p>
-    <w:p>
-      <w:pPr/>
-      <w:r>
-        <w:rPr>
-          <w:lang w:val="en_US" w:bidi="en_US"/>
-        </w:rPr>
-      </w:r>
-      <w:r>
-        <w:rPr>
-          <w:lang w:val="en_US" w:bidi="en_US"/>
-        </w:rPr>
-        <w:t xml:space="preserve">When the psalmist calls the </w:t>
-      </w:r>
-      <w:r>
-        <w:rPr>
-          <w:b/>
-          <w:lang w:val="en_US" w:bidi="en_US"/>
-        </w:rPr>
-        <w:t>nations</w:t>
-      </w:r>
-      <w:r>
-        <w:rPr>
-          <w:lang w:val="en_US" w:bidi="en_US"/>
-        </w:rPr>
-        <w:t xml:space="preserve"> and </w:t>
-      </w:r>
-      <w:r>
-        <w:rPr>
-          <w:b/>
-          <w:lang w:val="en_US" w:bidi="en_US"/>
-        </w:rPr>
-        <w:t>peoples</w:t>
-      </w:r>
-      <w:r>
-        <w:rPr>
-          <w:lang w:val="en_US" w:bidi="en_US"/>
-        </w:rPr>
-        <w:t xml:space="preserve"> to praise Yahweh, he is speaking to the same group. The poet is speaking to Gentiles, those who are not Israelites. Nations refer to people from the same geographical area. Peoples refers to those people who have the same ancestors and often live in the same area. Use the same word or phrase for nations and peoples that you have used in previous passages. For more information, look up nation and Gentile in the Master Glossary.</w:t>
-      </w:r>
-    </w:p>
-    <w:p>
-      <w:pPr/>
-      <w:r>
-        <w:rPr>
-          <w:lang w:val="en_US" w:bidi="en_US"/>
-        </w:rPr>
-      </w:r>
-      <w:r>
-        <w:rPr>
-          <w:lang w:val="en_US" w:bidi="en_US"/>
-        </w:rPr>
-        <w:t xml:space="preserve">The psalmist says that we should praise Yahweh because his </w:t>
-      </w:r>
-      <w:r>
-        <w:rPr>
-          <w:b/>
-          <w:lang w:val="en_US" w:bidi="en_US"/>
-        </w:rPr>
-        <w:t>steadfast love</w:t>
-      </w:r>
-      <w:r>
-        <w:rPr>
-          <w:lang w:val="en_US" w:bidi="en_US"/>
-        </w:rPr>
-        <w:t xml:space="preserve"> toward us is great. In the original language, the word for this love describes a person who has a devoted love and will faithfully keep his covenant or strong promise to another. This love describes Yahweh's special feeling for his people. Use the same word or phrase for steadfast love that you have used in previous passages. Look up steadfast love in the Master Glossary for more information.</w:t>
-      </w:r>
-    </w:p>
-    <w:p>
-      <w:pPr/>
-      <w:r>
-        <w:rPr>
-          <w:lang w:val="en_US" w:bidi="en_US"/>
-        </w:rPr>
-      </w:r>
-      <w:r>
-        <w:rPr>
-          <w:lang w:val="en_US" w:bidi="en_US"/>
-        </w:rPr>
-        <w:t xml:space="preserve">The psalmist also says that Yahweh's </w:t>
-      </w:r>
-      <w:r>
-        <w:rPr>
-          <w:b/>
-          <w:lang w:val="en_US" w:bidi="en_US"/>
-        </w:rPr>
-        <w:t>faithfulness</w:t>
-      </w:r>
-      <w:r>
-        <w:rPr>
-          <w:lang w:val="en_US" w:bidi="en_US"/>
-        </w:rPr>
-        <w:t xml:space="preserve"> never ends. A faithful person is someone whom other people can trust. The poet is saying that people can always trust Yahweh because the faithfulness of Yahweh will never end. Use the same word or phrase for faithfulness that you have used in previous passages. For more information, refer to faith in the Master Glossary.</w:t>
-      </w:r>
-      <w:r>
-        <w:rPr>
-          <w:lang w:val="en_US" w:bidi="en_US"/>
-        </w:rPr>
-      </w:r>
-    </w:p>
-    <w:p>
-      <w:pPr>
-        <w:pStyle w:val="Heading3"/>
-      </w:pPr>
-      <w:r>
-        <w:rPr>
-          <w:lang w:val="en_US" w:bidi="en_US"/>
-        </w:rPr>
-        <w:t>Speaking the Word</w:t>
-      </w:r>
-      <w:r>
-        <w:rPr>
-          <w:lang w:val="en_US" w:bidi="en_US"/>
-        </w:rPr>
-      </w:r>
-    </w:p>
-    <w:p>
-      <w:pPr>
-        <w:pStyle w:val="Heading3"/>
-      </w:pPr>
-      <w:r>
-        <w:rPr>
-          <w:lang w:val="en_US" w:bidi="en_US"/>
-        </w:rPr>
-        <w:t>Speaking the Word</w:t>
-      </w:r>
-    </w:p>
-    <w:p>
-      <w:pPr/>
-      <w:r>
-        <w:rPr>
-          <w:lang w:val="en_US" w:bidi="en_US"/>
-        </w:rPr>
-      </w:r>
-      <w:r>
-        <w:rPr>
-          <w:lang w:val="en_US" w:bidi="en_US"/>
-        </w:rPr>
-        <w:t>Listen to an audio version of the passage in the easiest-to-understand translation.</w:t>
-      </w:r>
-    </w:p>
-    <w:p>
-      <w:pPr/>
-      <w:r>
-        <w:rPr>
-          <w:lang w:val="en_US" w:bidi="en_US"/>
-        </w:rPr>
-      </w:r>
-      <w:r>
-        <w:rPr>
-          <w:lang w:val="en_US" w:bidi="en_US"/>
-        </w:rPr>
-        <w:t>Pause this audio here.</w:t>
-      </w:r>
-    </w:p>
-    <w:p>
-      <w:pPr/>
-      <w:r>
-        <w:rPr>
-          <w:lang w:val="en_US" w:bidi="en_US"/>
-        </w:rPr>
-      </w:r>
-      <w:r>
-        <w:rPr>
-          <w:lang w:val="en_US" w:bidi="en_US"/>
-        </w:rPr>
         <w:t>In this session, retell the passage, as a group, in your own language.</w:t>
       </w:r>
     </w:p>
@@ -8160,481 +7055,6 @@
           <w:lang w:val="en_US" w:bidi="en_US"/>
         </w:rPr>
         <w:t>Finally, the group can put together a final version of the passage that everyone agrees on. Each group member should practice telling this final version of the passage.</w:t>
-      </w:r>
-      <w:r>
-        <w:rPr>
-          <w:lang w:val="en_US" w:bidi="en_US"/>
-        </w:rPr>
-      </w:r>
-      <w:r>
-        <w:rPr>
-          <w:lang w:val="en_US" w:bidi="en_US"/>
-        </w:rPr>
-      </w:r>
-    </w:p>
-    <w:p>
-      <w:pPr/>
-      <w:r>
-        <w:rPr>
-          <w:lang w:val="en_US" w:bidi="en_US"/>
-        </w:rPr>
-      </w:r>
-    </w:p>
-    <w:p>
-      <w:pPr>
-        <w:pStyle w:val="Heading2"/>
-      </w:pPr>
-      <w:r>
-        <w:rPr>
-          <w:lang w:val="en_US" w:bidi="en_US"/>
-        </w:rPr>
-        <w:t>Psalms 117:1–2</w:t>
-      </w:r>
-      <w:r>
-        <w:rPr>
-          <w:lang w:val="en_US" w:bidi="en_US"/>
-        </w:rPr>
-      </w:r>
-    </w:p>
-    <w:p>
-      <w:pPr>
-        <w:pStyle w:val="Heading4"/>
-      </w:pPr>
-      <w:r>
-        <w:rPr>
-          <w:lang w:val="en_US" w:bidi="en_US"/>
-        </w:rPr>
-        <w:t>Audio Content</w:t>
-      </w:r>
-      <w:r>
-        <w:rPr>
-          <w:lang w:val="en_US" w:bidi="en_US"/>
-        </w:rPr>
-      </w:r>
-    </w:p>
-    <w:p>
-      <w:pPr/>
-      <w:r>
-        <w:rPr>
-          <w:lang w:val="en_US" w:bidi="en_US"/>
-        </w:rPr>
-      </w:r>
-      <w:hyperlink r:id="rId41">
-        <w:r>
-          <w:rPr>
-            <w:lang w:val="en_US" w:bidi="en_US"/>
-          </w:rPr>
-          <w:rPr>
-            <w:color w:val="0000EE"/>
-            <w:u w:val="single"/>
-          </w:rPr>
-          <w:t>webm zip</w:t>
-        </w:r>
-      </w:hyperlink>
-      <w:r>
-        <w:rPr>
-          <w:lang w:val="en_US" w:bidi="en_US"/>
-        </w:rPr>
-        <w:t xml:space="preserve"> (10608103 KB)</w:t>
-      </w:r>
-      <w:r>
-        <w:rPr>
-          <w:lang w:val="en_US" w:bidi="en_US"/>
-        </w:rPr>
-      </w:r>
-      <w:r>
-        <w:rPr>
-          <w:lang w:val="en_US" w:bidi="en_US"/>
-        </w:rPr>
-      </w:r>
-    </w:p>
-    <w:p>
-      <w:pPr>
-        <w:pStyle w:val="ListBullet"/>
-        <w:spacing w:line="240" w:lineRule="auto"/>
-        <w:ind w:left="720"/>
-      </w:pPr>
-      <w:r>
-        <w:rPr>
-          <w:lang w:val="en_US" w:bidi="en_US"/>
-        </w:rPr>
-      </w:r>
-      <w:hyperlink r:id="rId42">
-        <w:r>
-          <w:rPr>
-            <w:lang w:val="en_US" w:bidi="en_US"/>
-          </w:rPr>
-          <w:rPr>
-            <w:color w:val="0000EE"/>
-            <w:u w:val="single"/>
-          </w:rPr>
-          <w:t>FIA Step 1</w:t>
-        </w:r>
-      </w:hyperlink>
-      <w:r>
-        <w:rPr>
-          <w:lang w:val="en_US" w:bidi="en_US"/>
-        </w:rPr>
-      </w:r>
-    </w:p>
-    <w:p>
-      <w:pPr>
-        <w:pStyle w:val="ListBullet"/>
-        <w:spacing w:line="240" w:lineRule="auto"/>
-        <w:ind w:left="720"/>
-      </w:pPr>
-      <w:r>
-        <w:rPr>
-          <w:lang w:val="en_US" w:bidi="en_US"/>
-        </w:rPr>
-      </w:r>
-      <w:hyperlink r:id="rId43">
-        <w:r>
-          <w:rPr>
-            <w:lang w:val="en_US" w:bidi="en_US"/>
-          </w:rPr>
-          <w:rPr>
-            <w:color w:val="0000EE"/>
-            <w:u w:val="single"/>
-          </w:rPr>
-          <w:t>FIA Step 2</w:t>
-        </w:r>
-      </w:hyperlink>
-      <w:r>
-        <w:rPr>
-          <w:lang w:val="en_US" w:bidi="en_US"/>
-        </w:rPr>
-      </w:r>
-    </w:p>
-    <w:p>
-      <w:pPr>
-        <w:pStyle w:val="ListBullet"/>
-        <w:spacing w:line="240" w:lineRule="auto"/>
-        <w:ind w:left="720"/>
-      </w:pPr>
-      <w:r>
-        <w:rPr>
-          <w:lang w:val="en_US" w:bidi="en_US"/>
-        </w:rPr>
-      </w:r>
-      <w:hyperlink r:id="rId44">
-        <w:r>
-          <w:rPr>
-            <w:lang w:val="en_US" w:bidi="en_US"/>
-          </w:rPr>
-          <w:rPr>
-            <w:color w:val="0000EE"/>
-            <w:u w:val="single"/>
-          </w:rPr>
-          <w:t>FIA Step 3</w:t>
-        </w:r>
-      </w:hyperlink>
-      <w:r>
-        <w:rPr>
-          <w:lang w:val="en_US" w:bidi="en_US"/>
-        </w:rPr>
-      </w:r>
-    </w:p>
-    <w:p>
-      <w:pPr>
-        <w:pStyle w:val="ListBullet"/>
-        <w:spacing w:line="240" w:lineRule="auto"/>
-        <w:ind w:left="720"/>
-      </w:pPr>
-      <w:r>
-        <w:rPr>
-          <w:lang w:val="en_US" w:bidi="en_US"/>
-        </w:rPr>
-      </w:r>
-      <w:hyperlink r:id="rId45">
-        <w:r>
-          <w:rPr>
-            <w:lang w:val="en_US" w:bidi="en_US"/>
-          </w:rPr>
-          <w:rPr>
-            <w:color w:val="0000EE"/>
-            <w:u w:val="single"/>
-          </w:rPr>
-          <w:t>FIA Step 4</w:t>
-        </w:r>
-      </w:hyperlink>
-      <w:r>
-        <w:rPr>
-          <w:lang w:val="en_US" w:bidi="en_US"/>
-        </w:rPr>
-      </w:r>
-    </w:p>
-    <w:p>
-      <w:pPr>
-        <w:pStyle w:val="ListBullet"/>
-        <w:spacing w:line="240" w:lineRule="auto"/>
-        <w:ind w:left="720"/>
-      </w:pPr>
-      <w:r>
-        <w:rPr>
-          <w:lang w:val="en_US" w:bidi="en_US"/>
-        </w:rPr>
-      </w:r>
-      <w:hyperlink r:id="rId46">
-        <w:r>
-          <w:rPr>
-            <w:lang w:val="en_US" w:bidi="en_US"/>
-          </w:rPr>
-          <w:rPr>
-            <w:color w:val="0000EE"/>
-            <w:u w:val="single"/>
-          </w:rPr>
-          <w:t>FIA Step 5</w:t>
-        </w:r>
-      </w:hyperlink>
-      <w:r>
-        <w:rPr>
-          <w:lang w:val="en_US" w:bidi="en_US"/>
-        </w:rPr>
-      </w:r>
-    </w:p>
-    <w:p>
-      <w:pPr>
-        <w:pStyle w:val="ListBullet"/>
-        <w:spacing w:line="240" w:lineRule="auto"/>
-        <w:ind w:left="720"/>
-      </w:pPr>
-      <w:r>
-        <w:rPr>
-          <w:lang w:val="en_US" w:bidi="en_US"/>
-        </w:rPr>
-      </w:r>
-      <w:hyperlink r:id="rId47">
-        <w:r>
-          <w:rPr>
-            <w:lang w:val="en_US" w:bidi="en_US"/>
-          </w:rPr>
-          <w:rPr>
-            <w:color w:val="0000EE"/>
-            <w:u w:val="single"/>
-          </w:rPr>
-          <w:t>FIA Step 6</w:t>
-        </w:r>
-      </w:hyperlink>
-      <w:r>
-        <w:rPr>
-          <w:lang w:val="en_US" w:bidi="en_US"/>
-        </w:rPr>
-      </w:r>
-      <w:r>
-        <w:rPr>
-          <w:lang w:val="en_US" w:bidi="en_US"/>
-        </w:rPr>
-      </w:r>
-    </w:p>
-    <w:p>
-      <w:pPr/>
-      <w:r>
-        <w:rPr>
-          <w:lang w:val="en_US" w:bidi="en_US"/>
-        </w:rPr>
-      </w:r>
-      <w:hyperlink r:id="rId48">
-        <w:r>
-          <w:rPr>
-            <w:lang w:val="en_US" w:bidi="en_US"/>
-          </w:rPr>
-          <w:rPr>
-            <w:color w:val="0000EE"/>
-            <w:u w:val="single"/>
-          </w:rPr>
-          <w:t>mp3 zip</w:t>
-        </w:r>
-      </w:hyperlink>
-      <w:r>
-        <w:rPr>
-          <w:lang w:val="en_US" w:bidi="en_US"/>
-        </w:rPr>
-        <w:t xml:space="preserve"> (8640922 KB)</w:t>
-      </w:r>
-      <w:r>
-        <w:rPr>
-          <w:lang w:val="en_US" w:bidi="en_US"/>
-        </w:rPr>
-      </w:r>
-      <w:r>
-        <w:rPr>
-          <w:lang w:val="en_US" w:bidi="en_US"/>
-        </w:rPr>
-      </w:r>
-    </w:p>
-    <w:p>
-      <w:pPr>
-        <w:pStyle w:val="ListBullet"/>
-        <w:spacing w:line="240" w:lineRule="auto"/>
-        <w:ind w:left="720"/>
-      </w:pPr>
-      <w:r>
-        <w:rPr>
-          <w:lang w:val="en_US" w:bidi="en_US"/>
-        </w:rPr>
-      </w:r>
-      <w:hyperlink r:id="rId49">
-        <w:r>
-          <w:rPr>
-            <w:lang w:val="en_US" w:bidi="en_US"/>
-          </w:rPr>
-          <w:rPr>
-            <w:color w:val="0000EE"/>
-            <w:u w:val="single"/>
-          </w:rPr>
-          <w:t>FIA Step 1</w:t>
-        </w:r>
-      </w:hyperlink>
-      <w:r>
-        <w:rPr>
-          <w:lang w:val="en_US" w:bidi="en_US"/>
-        </w:rPr>
-      </w:r>
-    </w:p>
-    <w:p>
-      <w:pPr>
-        <w:pStyle w:val="ListBullet"/>
-        <w:spacing w:line="240" w:lineRule="auto"/>
-        <w:ind w:left="720"/>
-      </w:pPr>
-      <w:r>
-        <w:rPr>
-          <w:lang w:val="en_US" w:bidi="en_US"/>
-        </w:rPr>
-      </w:r>
-      <w:hyperlink r:id="rId50">
-        <w:r>
-          <w:rPr>
-            <w:lang w:val="en_US" w:bidi="en_US"/>
-          </w:rPr>
-          <w:rPr>
-            <w:color w:val="0000EE"/>
-            <w:u w:val="single"/>
-          </w:rPr>
-          <w:t>FIA Step 2</w:t>
-        </w:r>
-      </w:hyperlink>
-      <w:r>
-        <w:rPr>
-          <w:lang w:val="en_US" w:bidi="en_US"/>
-        </w:rPr>
-      </w:r>
-    </w:p>
-    <w:p>
-      <w:pPr>
-        <w:pStyle w:val="ListBullet"/>
-        <w:spacing w:line="240" w:lineRule="auto"/>
-        <w:ind w:left="720"/>
-      </w:pPr>
-      <w:r>
-        <w:rPr>
-          <w:lang w:val="en_US" w:bidi="en_US"/>
-        </w:rPr>
-      </w:r>
-      <w:hyperlink r:id="rId51">
-        <w:r>
-          <w:rPr>
-            <w:lang w:val="en_US" w:bidi="en_US"/>
-          </w:rPr>
-          <w:rPr>
-            <w:color w:val="0000EE"/>
-            <w:u w:val="single"/>
-          </w:rPr>
-          <w:t>FIA Step 3</w:t>
-        </w:r>
-      </w:hyperlink>
-      <w:r>
-        <w:rPr>
-          <w:lang w:val="en_US" w:bidi="en_US"/>
-        </w:rPr>
-      </w:r>
-    </w:p>
-    <w:p>
-      <w:pPr>
-        <w:pStyle w:val="ListBullet"/>
-        <w:spacing w:line="240" w:lineRule="auto"/>
-        <w:ind w:left="720"/>
-      </w:pPr>
-      <w:r>
-        <w:rPr>
-          <w:lang w:val="en_US" w:bidi="en_US"/>
-        </w:rPr>
-      </w:r>
-      <w:hyperlink r:id="rId52">
-        <w:r>
-          <w:rPr>
-            <w:lang w:val="en_US" w:bidi="en_US"/>
-          </w:rPr>
-          <w:rPr>
-            <w:color w:val="0000EE"/>
-            <w:u w:val="single"/>
-          </w:rPr>
-          <w:t>FIA Step 4</w:t>
-        </w:r>
-      </w:hyperlink>
-      <w:r>
-        <w:rPr>
-          <w:lang w:val="en_US" w:bidi="en_US"/>
-        </w:rPr>
-      </w:r>
-    </w:p>
-    <w:p>
-      <w:pPr>
-        <w:pStyle w:val="ListBullet"/>
-        <w:spacing w:line="240" w:lineRule="auto"/>
-        <w:ind w:left="720"/>
-      </w:pPr>
-      <w:r>
-        <w:rPr>
-          <w:lang w:val="en_US" w:bidi="en_US"/>
-        </w:rPr>
-      </w:r>
-      <w:hyperlink r:id="rId53">
-        <w:r>
-          <w:rPr>
-            <w:lang w:val="en_US" w:bidi="en_US"/>
-          </w:rPr>
-          <w:rPr>
-            <w:color w:val="0000EE"/>
-            <w:u w:val="single"/>
-          </w:rPr>
-          <w:t>FIA Step 5</w:t>
-        </w:r>
-      </w:hyperlink>
-      <w:r>
-        <w:rPr>
-          <w:lang w:val="en_US" w:bidi="en_US"/>
-        </w:rPr>
-      </w:r>
-    </w:p>
-    <w:p>
-      <w:pPr>
-        <w:pStyle w:val="ListBullet"/>
-        <w:spacing w:line="240" w:lineRule="auto"/>
-        <w:ind w:left="720"/>
-      </w:pPr>
-      <w:r>
-        <w:rPr>
-          <w:lang w:val="en_US" w:bidi="en_US"/>
-        </w:rPr>
-      </w:r>
-      <w:hyperlink r:id="rId54">
-        <w:r>
-          <w:rPr>
-            <w:lang w:val="en_US" w:bidi="en_US"/>
-          </w:rPr>
-          <w:rPr>
-            <w:color w:val="0000EE"/>
-            <w:u w:val="single"/>
-          </w:rPr>
-          <w:t>FIA Step 6</w:t>
-        </w:r>
-      </w:hyperlink>
-      <w:r>
-        <w:rPr>
-          <w:lang w:val="en_US" w:bidi="en_US"/>
-        </w:rPr>
       </w:r>
       <w:r>
         <w:rPr>

--- a/eng/docx/19.content.docx
+++ b/eng/docx/19.content.docx
@@ -39,80 +39,37 @@
           <w:b/>
           <w:lang w:val="en_US" w:bidi="en_US"/>
         </w:rPr>
-        <w:t>Familiarization, Internalization, Articulation (Fia)</w:t>
-      </w:r>
-      <w:r>
-        <w:rPr>
-          <w:lang w:val="en_US" w:bidi="en_US"/>
-        </w:rPr>
-        <w:t xml:space="preserve"> is based on: </w:t>
-      </w:r>
-      <w:r>
-        <w:rPr>
-          <w:lang w:val="en_US" w:bidi="en_US"/>
-        </w:rPr>
-        <w:t>Familiarization, Internalization, Articulation (Fia)</w:t>
-      </w:r>
-      <w:r>
-        <w:rPr>
-          <w:lang w:val="en_US" w:bidi="en_US"/>
-        </w:rPr>
-        <w:t xml:space="preserve">, </w:t>
-      </w:r>
-      <w:hyperlink r:id="rId13">
-        <w:r>
-          <w:rPr>
-            <w:lang w:val="en_US" w:bidi="en_US"/>
-          </w:rPr>
-          <w:rPr>
-            <w:color w:val="0000EE"/>
-            <w:u w:val="single"/>
-          </w:rPr>
-          <w:t>SRV Partners</w:t>
-        </w:r>
-      </w:hyperlink>
-      <w:r>
-        <w:rPr>
-          <w:lang w:val="en_US" w:bidi="en_US"/>
-        </w:rPr>
-        <w:t xml:space="preserve">, 2023, which is licensed under a </w:t>
-      </w:r>
-      <w:hyperlink r:id="rId14">
-        <w:r>
-          <w:rPr>
-            <w:lang w:val="en_US" w:bidi="en_US"/>
-          </w:rPr>
-          <w:rPr>
-            <w:color w:val="0000EE"/>
-            <w:u w:val="single"/>
-          </w:rPr>
-          <w:t>CC BY-SA 4.0 license</w:t>
-        </w:r>
-      </w:hyperlink>
-      <w:r>
-        <w:rPr>
-          <w:lang w:val="en_US" w:bidi="en_US"/>
-        </w:rPr>
-        <w:t>.</w:t>
-      </w:r>
-      <w:r>
-        <w:rPr>
-          <w:lang w:val="en_US" w:bidi="en_US"/>
-        </w:rPr>
-      </w:r>
-    </w:p>
-    <w:p>
-      <w:pPr/>
-      <w:r>
-        <w:rPr>
-          <w:lang w:val="en_US" w:bidi="en_US"/>
-        </w:rPr>
-      </w:r>
-      <w:r>
-        <w:rPr>
-          <w:lang w:val="en_US" w:bidi="en_US"/>
-        </w:rPr>
-        <w:t>This PDF version is provided under the same license.</w:t>
+        <w:t>Familiarization, Internalization, Articulation (FIA) Translation Guide</w:t>
+      </w:r>
+      <w:r>
+        <w:rPr>
+          <w:lang w:val="en_US" w:bidi="en_US"/>
+        </w:rPr>
+        <w:t xml:space="preserve"> © 2023 SRV Partners Released under CC BY-SA 4.0 license. </w:t>
+      </w:r>
+      <w:r>
+        <w:rPr>
+          <w:lang w:val="en_US" w:bidi="en_US"/>
+        </w:rPr>
+        <w:t>Familiarization, Internalization, Articulation (FIA) Translation Guide</w:t>
+      </w:r>
+      <w:r>
+        <w:rPr>
+          <w:lang w:val="en_US" w:bidi="en_US"/>
+        </w:rPr>
+        <w:t xml:space="preserve"> has been adapted in the following languages Tok Pisin, عربي, Français, हिंदी, Bahasa Indonesia, Português, Русский, Español, Kiswahili, 简体中文 from </w:t>
+      </w:r>
+      <w:r>
+        <w:rPr>
+          <w:lang w:val="en_US" w:bidi="en_US"/>
+        </w:rPr>
+        <w:t>Familiarization, Internalization, Articulation (FIA)</w:t>
+      </w:r>
+      <w:r>
+        <w:rPr>
+          <w:lang w:val="en_US" w:bidi="en_US"/>
+        </w:rPr>
+        <w:t xml:space="preserve"> © 2023 SRV Partners Released under CC BY-SA 4.0 license by Mission Mutual</w:t>
       </w:r>
       <w:r>
         <w:rPr>
